--- a/TABLES/Table1_characteristics_DPP3_no_p.docx
+++ b/TABLES/Table1_characteristics_DPP3_no_p.docx
@@ -37,9 +37,9 @@
       <w:tblGrid>
         <w:gridCol w:w="5828"/>
         <w:gridCol w:w="1156"/>
-        <w:gridCol w:w="2857"/>
-        <w:gridCol w:w="2980"/>
-        <w:gridCol w:w="3053"/>
+        <w:gridCol w:w="2380"/>
+        <w:gridCol w:w="2502"/>
+        <w:gridCol w:w="2954"/>
       </w:tblGrid>
       <w:tr>
         <w:trPr>
@@ -120,7 +120,7 @@
           </w:tcPr>
           <w:p>
             <w:pPr>
-              <w:jc w:val="right"/>
+              <w:jc w:val="left"/>
               <w:pBdr>
                 <w:bottom w:val="none" w:sz="0" w:space="0" w:color="000000"/>
                 <w:top w:val="none" w:sz="0" w:space="0" w:color="000000"/>
@@ -205,7 +205,7 @@
                 <w:szCs w:val="22"/>
                 <w:color w:val="000000"/>
               </w:rPr>
-              <w:t xml:space="preserve">low cDPP3</w:t>
+              <w:t xml:space="preserve">cDPP3 ≤ 73 ng/ml</w:t>
             </w:r>
           </w:p>
         </w:tc>
@@ -259,7 +259,7 @@
                 <w:szCs w:val="22"/>
                 <w:color w:val="000000"/>
               </w:rPr>
-              <w:t xml:space="preserve">high cDPP3</w:t>
+              <w:t xml:space="preserve">cDPP3 &gt; 73 ng/ml</w:t>
             </w:r>
           </w:p>
         </w:tc>
@@ -589,7 +589,7 @@
                 <w:szCs w:val="22"/>
                 <w:color w:val="000000"/>
               </w:rPr>
-              <w:t xml:space="preserve"/>
+              <w:t xml:space="preserve">NA</w:t>
             </w:r>
           </w:p>
         </w:tc>
@@ -1033,115 +1033,115 @@
                 <w:szCs w:val="22"/>
                 <w:color w:val="000000"/>
               </w:rPr>
-              <w:t xml:space="preserve">  59.0 [48.8, 64.5]</w:t>
-            </w:r>
-          </w:p>
-        </w:tc>
-        <w:tc>
-          <w:tcPr>
-            <w:tcBorders>
-              <w:bottom w:val="none" w:sz="0" w:space="0" w:color="000000"/>
-              <w:top w:val="none" w:sz="0" w:space="0" w:color="000000"/>
-              <w:left w:val="none" w:sz="0" w:space="0" w:color="000000"/>
-              <w:right w:val="none" w:sz="0" w:space="0" w:color="000000"/>
-            </w:tcBorders>
-            <w:shd w:val="clear" w:color="auto" w:fill="FFFFFF"/>
-            <w:tcMar>
-              <w:top w:w="0" w:type="dxa"/>
-              <w:bottom w:w="0" w:type="dxa"/>
-              <w:left w:w="0" w:type="dxa"/>
-              <w:right w:w="0" w:type="dxa"/>
-            </w:tcMar>
-            <w:vAlign w:val="center"/>
-          </w:tcPr>
-          <w:p>
-            <w:pPr>
-              <w:jc w:val="center"/>
-              <w:pBdr>
-                <w:bottom w:val="none" w:sz="0" w:space="0" w:color="000000"/>
-                <w:top w:val="none" w:sz="0" w:space="0" w:color="000000"/>
-                <w:left w:val="none" w:sz="0" w:space="0" w:color="000000"/>
-                <w:right w:val="none" w:sz="0" w:space="0" w:color="000000"/>
-              </w:pBdr>
-              <w:spacing w:after="100" w:before="100" w:line="240"/>
-              <w:ind w:left="100" w:right="100" w:firstLine="0" w:firstLineChars="0"/>
-              <w:rPr>
-                <w:rFonts w:ascii="Helvetica" w:hAnsi="Helvetica" w:eastAsia="Helvetica" w:cs="Helvetica"/>
-                <w:i w:val="false"/>
-                <w:b w:val="false"/>
-                <w:u w:val="none"/>
-                <w:strike w:val="false"/>
-                <w:sz w:val="22"/>
-                <w:szCs w:val="22"/>
-                <w:color w:val="000000"/>
-              </w:rPr>
-            </w:pPr>
-            <w:r>
-              <w:rPr>
-                <w:rFonts w:ascii="Helvetica" w:hAnsi="Helvetica" w:eastAsia="Helvetica" w:cs="Helvetica"/>
-                <w:i w:val="false"/>
-                <w:b w:val="false"/>
-                <w:u w:val="none"/>
-                <w:strike w:val="false"/>
-                <w:sz w:val="22"/>
-                <w:szCs w:val="22"/>
-                <w:color w:val="000000"/>
-              </w:rPr>
-              <w:t xml:space="preserve">   60.0 [53.0, 67.5]</w:t>
-            </w:r>
-          </w:p>
-        </w:tc>
-        <w:tc>
-          <w:tcPr>
-            <w:tcBorders>
-              <w:bottom w:val="none" w:sz="0" w:space="0" w:color="000000"/>
-              <w:top w:val="none" w:sz="0" w:space="0" w:color="000000"/>
-              <w:left w:val="none" w:sz="0" w:space="0" w:color="000000"/>
-              <w:right w:val="none" w:sz="0" w:space="0" w:color="000000"/>
-            </w:tcBorders>
-            <w:shd w:val="clear" w:color="auto" w:fill="FFFFFF"/>
-            <w:tcMar>
-              <w:top w:w="0" w:type="dxa"/>
-              <w:bottom w:w="0" w:type="dxa"/>
-              <w:left w:w="0" w:type="dxa"/>
-              <w:right w:w="0" w:type="dxa"/>
-            </w:tcMar>
-            <w:vAlign w:val="center"/>
-          </w:tcPr>
-          <w:p>
-            <w:pPr>
-              <w:jc w:val="center"/>
-              <w:pBdr>
-                <w:bottom w:val="none" w:sz="0" w:space="0" w:color="000000"/>
-                <w:top w:val="none" w:sz="0" w:space="0" w:color="000000"/>
-                <w:left w:val="none" w:sz="0" w:space="0" w:color="000000"/>
-                <w:right w:val="none" w:sz="0" w:space="0" w:color="000000"/>
-              </w:pBdr>
-              <w:spacing w:after="100" w:before="100" w:line="240"/>
-              <w:ind w:left="100" w:right="100" w:firstLine="0" w:firstLineChars="0"/>
-              <w:rPr>
-                <w:rFonts w:ascii="Helvetica" w:hAnsi="Helvetica" w:eastAsia="Helvetica" w:cs="Helvetica"/>
-                <w:i w:val="false"/>
-                <w:b w:val="false"/>
-                <w:u w:val="none"/>
-                <w:strike w:val="false"/>
-                <w:sz w:val="22"/>
-                <w:szCs w:val="22"/>
-                <w:color w:val="000000"/>
-              </w:rPr>
-            </w:pPr>
-            <w:r>
-              <w:rPr>
-                <w:rFonts w:ascii="Helvetica" w:hAnsi="Helvetica" w:eastAsia="Helvetica" w:cs="Helvetica"/>
-                <w:i w:val="false"/>
-                <w:b w:val="false"/>
-                <w:u w:val="none"/>
-                <w:strike w:val="false"/>
-                <w:sz w:val="22"/>
-                <w:szCs w:val="22"/>
-                <w:color w:val="000000"/>
-              </w:rPr>
-              <w:t xml:space="preserve">1.0 [-6.0; 9.0]</w:t>
+              <w:t xml:space="preserve">  59 [49 - 64]</w:t>
+            </w:r>
+          </w:p>
+        </w:tc>
+        <w:tc>
+          <w:tcPr>
+            <w:tcBorders>
+              <w:bottom w:val="none" w:sz="0" w:space="0" w:color="000000"/>
+              <w:top w:val="none" w:sz="0" w:space="0" w:color="000000"/>
+              <w:left w:val="none" w:sz="0" w:space="0" w:color="000000"/>
+              <w:right w:val="none" w:sz="0" w:space="0" w:color="000000"/>
+            </w:tcBorders>
+            <w:shd w:val="clear" w:color="auto" w:fill="FFFFFF"/>
+            <w:tcMar>
+              <w:top w:w="0" w:type="dxa"/>
+              <w:bottom w:w="0" w:type="dxa"/>
+              <w:left w:w="0" w:type="dxa"/>
+              <w:right w:w="0" w:type="dxa"/>
+            </w:tcMar>
+            <w:vAlign w:val="center"/>
+          </w:tcPr>
+          <w:p>
+            <w:pPr>
+              <w:jc w:val="center"/>
+              <w:pBdr>
+                <w:bottom w:val="none" w:sz="0" w:space="0" w:color="000000"/>
+                <w:top w:val="none" w:sz="0" w:space="0" w:color="000000"/>
+                <w:left w:val="none" w:sz="0" w:space="0" w:color="000000"/>
+                <w:right w:val="none" w:sz="0" w:space="0" w:color="000000"/>
+              </w:pBdr>
+              <w:spacing w:after="100" w:before="100" w:line="240"/>
+              <w:ind w:left="100" w:right="100" w:firstLine="0" w:firstLineChars="0"/>
+              <w:rPr>
+                <w:rFonts w:ascii="Helvetica" w:hAnsi="Helvetica" w:eastAsia="Helvetica" w:cs="Helvetica"/>
+                <w:i w:val="false"/>
+                <w:b w:val="false"/>
+                <w:u w:val="none"/>
+                <w:strike w:val="false"/>
+                <w:sz w:val="22"/>
+                <w:szCs w:val="22"/>
+                <w:color w:val="000000"/>
+              </w:rPr>
+            </w:pPr>
+            <w:r>
+              <w:rPr>
+                <w:rFonts w:ascii="Helvetica" w:hAnsi="Helvetica" w:eastAsia="Helvetica" w:cs="Helvetica"/>
+                <w:i w:val="false"/>
+                <w:b w:val="false"/>
+                <w:u w:val="none"/>
+                <w:strike w:val="false"/>
+                <w:sz w:val="22"/>
+                <w:szCs w:val="22"/>
+                <w:color w:val="000000"/>
+              </w:rPr>
+              <w:t xml:space="preserve">   60 [53 - 68]</w:t>
+            </w:r>
+          </w:p>
+        </w:tc>
+        <w:tc>
+          <w:tcPr>
+            <w:tcBorders>
+              <w:bottom w:val="none" w:sz="0" w:space="0" w:color="000000"/>
+              <w:top w:val="none" w:sz="0" w:space="0" w:color="000000"/>
+              <w:left w:val="none" w:sz="0" w:space="0" w:color="000000"/>
+              <w:right w:val="none" w:sz="0" w:space="0" w:color="000000"/>
+            </w:tcBorders>
+            <w:shd w:val="clear" w:color="auto" w:fill="FFFFFF"/>
+            <w:tcMar>
+              <w:top w:w="0" w:type="dxa"/>
+              <w:bottom w:w="0" w:type="dxa"/>
+              <w:left w:w="0" w:type="dxa"/>
+              <w:right w:w="0" w:type="dxa"/>
+            </w:tcMar>
+            <w:vAlign w:val="center"/>
+          </w:tcPr>
+          <w:p>
+            <w:pPr>
+              <w:jc w:val="center"/>
+              <w:pBdr>
+                <w:bottom w:val="none" w:sz="0" w:space="0" w:color="000000"/>
+                <w:top w:val="none" w:sz="0" w:space="0" w:color="000000"/>
+                <w:left w:val="none" w:sz="0" w:space="0" w:color="000000"/>
+                <w:right w:val="none" w:sz="0" w:space="0" w:color="000000"/>
+              </w:pBdr>
+              <w:spacing w:after="100" w:before="100" w:line="240"/>
+              <w:ind w:left="100" w:right="100" w:firstLine="0" w:firstLineChars="0"/>
+              <w:rPr>
+                <w:rFonts w:ascii="Helvetica" w:hAnsi="Helvetica" w:eastAsia="Helvetica" w:cs="Helvetica"/>
+                <w:i w:val="false"/>
+                <w:b w:val="false"/>
+                <w:u w:val="none"/>
+                <w:strike w:val="false"/>
+                <w:sz w:val="22"/>
+                <w:szCs w:val="22"/>
+                <w:color w:val="000000"/>
+              </w:rPr>
+            </w:pPr>
+            <w:r>
+              <w:rPr>
+                <w:rFonts w:ascii="Helvetica" w:hAnsi="Helvetica" w:eastAsia="Helvetica" w:cs="Helvetica"/>
+                <w:i w:val="false"/>
+                <w:b w:val="false"/>
+                <w:u w:val="none"/>
+                <w:strike w:val="false"/>
+                <w:sz w:val="22"/>
+                <w:szCs w:val="22"/>
+                <w:color w:val="000000"/>
+              </w:rPr>
+              <w:t xml:space="preserve">1 [-6 - 9]</w:t>
             </w:r>
           </w:p>
         </w:tc>
@@ -1309,115 +1309,115 @@
                 <w:szCs w:val="22"/>
                 <w:color w:val="000000"/>
               </w:rPr>
-              <w:t xml:space="preserve">     2 ( 8.3) </w:t>
-            </w:r>
-          </w:p>
-        </w:tc>
-        <w:tc>
-          <w:tcPr>
-            <w:tcBorders>
-              <w:bottom w:val="none" w:sz="0" w:space="0" w:color="000000"/>
-              <w:top w:val="none" w:sz="0" w:space="0" w:color="000000"/>
-              <w:left w:val="none" w:sz="0" w:space="0" w:color="000000"/>
-              <w:right w:val="none" w:sz="0" w:space="0" w:color="000000"/>
-            </w:tcBorders>
-            <w:shd w:val="clear" w:color="auto" w:fill="FFFFFF"/>
-            <w:tcMar>
-              <w:top w:w="0" w:type="dxa"/>
-              <w:bottom w:w="0" w:type="dxa"/>
-              <w:left w:w="0" w:type="dxa"/>
-              <w:right w:w="0" w:type="dxa"/>
-            </w:tcMar>
-            <w:vAlign w:val="center"/>
-          </w:tcPr>
-          <w:p>
-            <w:pPr>
-              <w:jc w:val="center"/>
-              <w:pBdr>
-                <w:bottom w:val="none" w:sz="0" w:space="0" w:color="000000"/>
-                <w:top w:val="none" w:sz="0" w:space="0" w:color="000000"/>
-                <w:left w:val="none" w:sz="0" w:space="0" w:color="000000"/>
-                <w:right w:val="none" w:sz="0" w:space="0" w:color="000000"/>
-              </w:pBdr>
-              <w:spacing w:after="100" w:before="100" w:line="240"/>
-              <w:ind w:left="100" w:right="100" w:firstLine="0" w:firstLineChars="0"/>
-              <w:rPr>
-                <w:rFonts w:ascii="Helvetica" w:hAnsi="Helvetica" w:eastAsia="Helvetica" w:cs="Helvetica"/>
-                <w:i w:val="false"/>
-                <w:b w:val="false"/>
-                <w:u w:val="none"/>
-                <w:strike w:val="false"/>
-                <w:sz w:val="22"/>
-                <w:szCs w:val="22"/>
-                <w:color w:val="000000"/>
-              </w:rPr>
-            </w:pPr>
-            <w:r>
-              <w:rPr>
-                <w:rFonts w:ascii="Helvetica" w:hAnsi="Helvetica" w:eastAsia="Helvetica" w:cs="Helvetica"/>
-                <w:i w:val="false"/>
-                <w:b w:val="false"/>
-                <w:u w:val="none"/>
-                <w:strike w:val="false"/>
-                <w:sz w:val="22"/>
-                <w:szCs w:val="22"/>
-                <w:color w:val="000000"/>
-              </w:rPr>
-              <w:t xml:space="preserve">      5 (21.7) </w:t>
-            </w:r>
-          </w:p>
-        </w:tc>
-        <w:tc>
-          <w:tcPr>
-            <w:tcBorders>
-              <w:bottom w:val="none" w:sz="0" w:space="0" w:color="000000"/>
-              <w:top w:val="none" w:sz="0" w:space="0" w:color="000000"/>
-              <w:left w:val="none" w:sz="0" w:space="0" w:color="000000"/>
-              <w:right w:val="none" w:sz="0" w:space="0" w:color="000000"/>
-            </w:tcBorders>
-            <w:shd w:val="clear" w:color="auto" w:fill="FFFFFF"/>
-            <w:tcMar>
-              <w:top w:w="0" w:type="dxa"/>
-              <w:bottom w:w="0" w:type="dxa"/>
-              <w:left w:w="0" w:type="dxa"/>
-              <w:right w:w="0" w:type="dxa"/>
-            </w:tcMar>
-            <w:vAlign w:val="center"/>
-          </w:tcPr>
-          <w:p>
-            <w:pPr>
-              <w:jc w:val="center"/>
-              <w:pBdr>
-                <w:bottom w:val="none" w:sz="0" w:space="0" w:color="000000"/>
-                <w:top w:val="none" w:sz="0" w:space="0" w:color="000000"/>
-                <w:left w:val="none" w:sz="0" w:space="0" w:color="000000"/>
-                <w:right w:val="none" w:sz="0" w:space="0" w:color="000000"/>
-              </w:pBdr>
-              <w:spacing w:after="100" w:before="100" w:line="240"/>
-              <w:ind w:left="100" w:right="100" w:firstLine="0" w:firstLineChars="0"/>
-              <w:rPr>
-                <w:rFonts w:ascii="Helvetica" w:hAnsi="Helvetica" w:eastAsia="Helvetica" w:cs="Helvetica"/>
-                <w:i w:val="false"/>
-                <w:b w:val="false"/>
-                <w:u w:val="none"/>
-                <w:strike w:val="false"/>
-                <w:sz w:val="22"/>
-                <w:szCs w:val="22"/>
-                <w:color w:val="000000"/>
-              </w:rPr>
-            </w:pPr>
-            <w:r>
-              <w:rPr>
-                <w:rFonts w:ascii="Helvetica" w:hAnsi="Helvetica" w:eastAsia="Helvetica" w:cs="Helvetica"/>
-                <w:i w:val="false"/>
-                <w:b w:val="false"/>
-                <w:u w:val="none"/>
-                <w:strike w:val="false"/>
-                <w:sz w:val="22"/>
-                <w:szCs w:val="22"/>
-                <w:color w:val="000000"/>
-              </w:rPr>
-              <w:t xml:space="preserve">+13.4 [-8.3; +33.2]</w:t>
+              <w:t xml:space="preserve">     2 ( 8) </w:t>
+            </w:r>
+          </w:p>
+        </w:tc>
+        <w:tc>
+          <w:tcPr>
+            <w:tcBorders>
+              <w:bottom w:val="none" w:sz="0" w:space="0" w:color="000000"/>
+              <w:top w:val="none" w:sz="0" w:space="0" w:color="000000"/>
+              <w:left w:val="none" w:sz="0" w:space="0" w:color="000000"/>
+              <w:right w:val="none" w:sz="0" w:space="0" w:color="000000"/>
+            </w:tcBorders>
+            <w:shd w:val="clear" w:color="auto" w:fill="FFFFFF"/>
+            <w:tcMar>
+              <w:top w:w="0" w:type="dxa"/>
+              <w:bottom w:w="0" w:type="dxa"/>
+              <w:left w:w="0" w:type="dxa"/>
+              <w:right w:w="0" w:type="dxa"/>
+            </w:tcMar>
+            <w:vAlign w:val="center"/>
+          </w:tcPr>
+          <w:p>
+            <w:pPr>
+              <w:jc w:val="center"/>
+              <w:pBdr>
+                <w:bottom w:val="none" w:sz="0" w:space="0" w:color="000000"/>
+                <w:top w:val="none" w:sz="0" w:space="0" w:color="000000"/>
+                <w:left w:val="none" w:sz="0" w:space="0" w:color="000000"/>
+                <w:right w:val="none" w:sz="0" w:space="0" w:color="000000"/>
+              </w:pBdr>
+              <w:spacing w:after="100" w:before="100" w:line="240"/>
+              <w:ind w:left="100" w:right="100" w:firstLine="0" w:firstLineChars="0"/>
+              <w:rPr>
+                <w:rFonts w:ascii="Helvetica" w:hAnsi="Helvetica" w:eastAsia="Helvetica" w:cs="Helvetica"/>
+                <w:i w:val="false"/>
+                <w:b w:val="false"/>
+                <w:u w:val="none"/>
+                <w:strike w:val="false"/>
+                <w:sz w:val="22"/>
+                <w:szCs w:val="22"/>
+                <w:color w:val="000000"/>
+              </w:rPr>
+            </w:pPr>
+            <w:r>
+              <w:rPr>
+                <w:rFonts w:ascii="Helvetica" w:hAnsi="Helvetica" w:eastAsia="Helvetica" w:cs="Helvetica"/>
+                <w:i w:val="false"/>
+                <w:b w:val="false"/>
+                <w:u w:val="none"/>
+                <w:strike w:val="false"/>
+                <w:sz w:val="22"/>
+                <w:szCs w:val="22"/>
+                <w:color w:val="000000"/>
+              </w:rPr>
+              <w:t xml:space="preserve">      5 (22) </w:t>
+            </w:r>
+          </w:p>
+        </w:tc>
+        <w:tc>
+          <w:tcPr>
+            <w:tcBorders>
+              <w:bottom w:val="none" w:sz="0" w:space="0" w:color="000000"/>
+              <w:top w:val="none" w:sz="0" w:space="0" w:color="000000"/>
+              <w:left w:val="none" w:sz="0" w:space="0" w:color="000000"/>
+              <w:right w:val="none" w:sz="0" w:space="0" w:color="000000"/>
+            </w:tcBorders>
+            <w:shd w:val="clear" w:color="auto" w:fill="FFFFFF"/>
+            <w:tcMar>
+              <w:top w:w="0" w:type="dxa"/>
+              <w:bottom w:w="0" w:type="dxa"/>
+              <w:left w:w="0" w:type="dxa"/>
+              <w:right w:w="0" w:type="dxa"/>
+            </w:tcMar>
+            <w:vAlign w:val="center"/>
+          </w:tcPr>
+          <w:p>
+            <w:pPr>
+              <w:jc w:val="center"/>
+              <w:pBdr>
+                <w:bottom w:val="none" w:sz="0" w:space="0" w:color="000000"/>
+                <w:top w:val="none" w:sz="0" w:space="0" w:color="000000"/>
+                <w:left w:val="none" w:sz="0" w:space="0" w:color="000000"/>
+                <w:right w:val="none" w:sz="0" w:space="0" w:color="000000"/>
+              </w:pBdr>
+              <w:spacing w:after="100" w:before="100" w:line="240"/>
+              <w:ind w:left="100" w:right="100" w:firstLine="0" w:firstLineChars="0"/>
+              <w:rPr>
+                <w:rFonts w:ascii="Helvetica" w:hAnsi="Helvetica" w:eastAsia="Helvetica" w:cs="Helvetica"/>
+                <w:i w:val="false"/>
+                <w:b w:val="false"/>
+                <w:u w:val="none"/>
+                <w:strike w:val="false"/>
+                <w:sz w:val="22"/>
+                <w:szCs w:val="22"/>
+                <w:color w:val="000000"/>
+              </w:rPr>
+            </w:pPr>
+            <w:r>
+              <w:rPr>
+                <w:rFonts w:ascii="Helvetica" w:hAnsi="Helvetica" w:eastAsia="Helvetica" w:cs="Helvetica"/>
+                <w:i w:val="false"/>
+                <w:b w:val="false"/>
+                <w:u w:val="none"/>
+                <w:strike w:val="false"/>
+                <w:sz w:val="22"/>
+                <w:szCs w:val="22"/>
+                <w:color w:val="000000"/>
+              </w:rPr>
+              <w:t xml:space="preserve">+13 [-8 - +33]</w:t>
             </w:r>
           </w:p>
         </w:tc>
@@ -1585,115 +1585,115 @@
                 <w:szCs w:val="22"/>
                 <w:color w:val="000000"/>
               </w:rPr>
-              <w:t xml:space="preserve">  26.0 [24.9, 28.6]</w:t>
-            </w:r>
-          </w:p>
-        </w:tc>
-        <w:tc>
-          <w:tcPr>
-            <w:tcBorders>
-              <w:bottom w:val="none" w:sz="0" w:space="0" w:color="000000"/>
-              <w:top w:val="none" w:sz="0" w:space="0" w:color="000000"/>
-              <w:left w:val="none" w:sz="0" w:space="0" w:color="000000"/>
-              <w:right w:val="none" w:sz="0" w:space="0" w:color="000000"/>
-            </w:tcBorders>
-            <w:shd w:val="clear" w:color="auto" w:fill="FFFFFF"/>
-            <w:tcMar>
-              <w:top w:w="0" w:type="dxa"/>
-              <w:bottom w:w="0" w:type="dxa"/>
-              <w:left w:w="0" w:type="dxa"/>
-              <w:right w:w="0" w:type="dxa"/>
-            </w:tcMar>
-            <w:vAlign w:val="center"/>
-          </w:tcPr>
-          <w:p>
-            <w:pPr>
-              <w:jc w:val="center"/>
-              <w:pBdr>
-                <w:bottom w:val="none" w:sz="0" w:space="0" w:color="000000"/>
-                <w:top w:val="none" w:sz="0" w:space="0" w:color="000000"/>
-                <w:left w:val="none" w:sz="0" w:space="0" w:color="000000"/>
-                <w:right w:val="none" w:sz="0" w:space="0" w:color="000000"/>
-              </w:pBdr>
-              <w:spacing w:after="100" w:before="100" w:line="240"/>
-              <w:ind w:left="100" w:right="100" w:firstLine="0" w:firstLineChars="0"/>
-              <w:rPr>
-                <w:rFonts w:ascii="Helvetica" w:hAnsi="Helvetica" w:eastAsia="Helvetica" w:cs="Helvetica"/>
-                <w:i w:val="false"/>
-                <w:b w:val="false"/>
-                <w:u w:val="none"/>
-                <w:strike w:val="false"/>
-                <w:sz w:val="22"/>
-                <w:szCs w:val="22"/>
-                <w:color w:val="000000"/>
-              </w:rPr>
-            </w:pPr>
-            <w:r>
-              <w:rPr>
-                <w:rFonts w:ascii="Helvetica" w:hAnsi="Helvetica" w:eastAsia="Helvetica" w:cs="Helvetica"/>
-                <w:i w:val="false"/>
-                <w:b w:val="false"/>
-                <w:u w:val="none"/>
-                <w:strike w:val="false"/>
-                <w:sz w:val="22"/>
-                <w:szCs w:val="22"/>
-                <w:color w:val="000000"/>
-              </w:rPr>
-              <w:t xml:space="preserve">   28.1 [22.9, 31.9]</w:t>
-            </w:r>
-          </w:p>
-        </w:tc>
-        <w:tc>
-          <w:tcPr>
-            <w:tcBorders>
-              <w:bottom w:val="none" w:sz="0" w:space="0" w:color="000000"/>
-              <w:top w:val="none" w:sz="0" w:space="0" w:color="000000"/>
-              <w:left w:val="none" w:sz="0" w:space="0" w:color="000000"/>
-              <w:right w:val="none" w:sz="0" w:space="0" w:color="000000"/>
-            </w:tcBorders>
-            <w:shd w:val="clear" w:color="auto" w:fill="FFFFFF"/>
-            <w:tcMar>
-              <w:top w:w="0" w:type="dxa"/>
-              <w:bottom w:w="0" w:type="dxa"/>
-              <w:left w:w="0" w:type="dxa"/>
-              <w:right w:w="0" w:type="dxa"/>
-            </w:tcMar>
-            <w:vAlign w:val="center"/>
-          </w:tcPr>
-          <w:p>
-            <w:pPr>
-              <w:jc w:val="center"/>
-              <w:pBdr>
-                <w:bottom w:val="none" w:sz="0" w:space="0" w:color="000000"/>
-                <w:top w:val="none" w:sz="0" w:space="0" w:color="000000"/>
-                <w:left w:val="none" w:sz="0" w:space="0" w:color="000000"/>
-                <w:right w:val="none" w:sz="0" w:space="0" w:color="000000"/>
-              </w:pBdr>
-              <w:spacing w:after="100" w:before="100" w:line="240"/>
-              <w:ind w:left="100" w:right="100" w:firstLine="0" w:firstLineChars="0"/>
-              <w:rPr>
-                <w:rFonts w:ascii="Helvetica" w:hAnsi="Helvetica" w:eastAsia="Helvetica" w:cs="Helvetica"/>
-                <w:i w:val="false"/>
-                <w:b w:val="false"/>
-                <w:u w:val="none"/>
-                <w:strike w:val="false"/>
-                <w:sz w:val="22"/>
-                <w:szCs w:val="22"/>
-                <w:color w:val="000000"/>
-              </w:rPr>
-            </w:pPr>
-            <w:r>
-              <w:rPr>
-                <w:rFonts w:ascii="Helvetica" w:hAnsi="Helvetica" w:eastAsia="Helvetica" w:cs="Helvetica"/>
-                <w:i w:val="false"/>
-                <w:b w:val="false"/>
-                <w:u w:val="none"/>
-                <w:strike w:val="false"/>
-                <w:sz w:val="22"/>
-                <w:szCs w:val="22"/>
-                <w:color w:val="000000"/>
-              </w:rPr>
-              <w:t xml:space="preserve">1.9 [-1.9; 5.5]</w:t>
+              <w:t xml:space="preserve">  26 [25 - 29]</w:t>
+            </w:r>
+          </w:p>
+        </w:tc>
+        <w:tc>
+          <w:tcPr>
+            <w:tcBorders>
+              <w:bottom w:val="none" w:sz="0" w:space="0" w:color="000000"/>
+              <w:top w:val="none" w:sz="0" w:space="0" w:color="000000"/>
+              <w:left w:val="none" w:sz="0" w:space="0" w:color="000000"/>
+              <w:right w:val="none" w:sz="0" w:space="0" w:color="000000"/>
+            </w:tcBorders>
+            <w:shd w:val="clear" w:color="auto" w:fill="FFFFFF"/>
+            <w:tcMar>
+              <w:top w:w="0" w:type="dxa"/>
+              <w:bottom w:w="0" w:type="dxa"/>
+              <w:left w:w="0" w:type="dxa"/>
+              <w:right w:w="0" w:type="dxa"/>
+            </w:tcMar>
+            <w:vAlign w:val="center"/>
+          </w:tcPr>
+          <w:p>
+            <w:pPr>
+              <w:jc w:val="center"/>
+              <w:pBdr>
+                <w:bottom w:val="none" w:sz="0" w:space="0" w:color="000000"/>
+                <w:top w:val="none" w:sz="0" w:space="0" w:color="000000"/>
+                <w:left w:val="none" w:sz="0" w:space="0" w:color="000000"/>
+                <w:right w:val="none" w:sz="0" w:space="0" w:color="000000"/>
+              </w:pBdr>
+              <w:spacing w:after="100" w:before="100" w:line="240"/>
+              <w:ind w:left="100" w:right="100" w:firstLine="0" w:firstLineChars="0"/>
+              <w:rPr>
+                <w:rFonts w:ascii="Helvetica" w:hAnsi="Helvetica" w:eastAsia="Helvetica" w:cs="Helvetica"/>
+                <w:i w:val="false"/>
+                <w:b w:val="false"/>
+                <w:u w:val="none"/>
+                <w:strike w:val="false"/>
+                <w:sz w:val="22"/>
+                <w:szCs w:val="22"/>
+                <w:color w:val="000000"/>
+              </w:rPr>
+            </w:pPr>
+            <w:r>
+              <w:rPr>
+                <w:rFonts w:ascii="Helvetica" w:hAnsi="Helvetica" w:eastAsia="Helvetica" w:cs="Helvetica"/>
+                <w:i w:val="false"/>
+                <w:b w:val="false"/>
+                <w:u w:val="none"/>
+                <w:strike w:val="false"/>
+                <w:sz w:val="22"/>
+                <w:szCs w:val="22"/>
+                <w:color w:val="000000"/>
+              </w:rPr>
+              <w:t xml:space="preserve">   28 [23 - 32]</w:t>
+            </w:r>
+          </w:p>
+        </w:tc>
+        <w:tc>
+          <w:tcPr>
+            <w:tcBorders>
+              <w:bottom w:val="none" w:sz="0" w:space="0" w:color="000000"/>
+              <w:top w:val="none" w:sz="0" w:space="0" w:color="000000"/>
+              <w:left w:val="none" w:sz="0" w:space="0" w:color="000000"/>
+              <w:right w:val="none" w:sz="0" w:space="0" w:color="000000"/>
+            </w:tcBorders>
+            <w:shd w:val="clear" w:color="auto" w:fill="FFFFFF"/>
+            <w:tcMar>
+              <w:top w:w="0" w:type="dxa"/>
+              <w:bottom w:w="0" w:type="dxa"/>
+              <w:left w:w="0" w:type="dxa"/>
+              <w:right w:w="0" w:type="dxa"/>
+            </w:tcMar>
+            <w:vAlign w:val="center"/>
+          </w:tcPr>
+          <w:p>
+            <w:pPr>
+              <w:jc w:val="center"/>
+              <w:pBdr>
+                <w:bottom w:val="none" w:sz="0" w:space="0" w:color="000000"/>
+                <w:top w:val="none" w:sz="0" w:space="0" w:color="000000"/>
+                <w:left w:val="none" w:sz="0" w:space="0" w:color="000000"/>
+                <w:right w:val="none" w:sz="0" w:space="0" w:color="000000"/>
+              </w:pBdr>
+              <w:spacing w:after="100" w:before="100" w:line="240"/>
+              <w:ind w:left="100" w:right="100" w:firstLine="0" w:firstLineChars="0"/>
+              <w:rPr>
+                <w:rFonts w:ascii="Helvetica" w:hAnsi="Helvetica" w:eastAsia="Helvetica" w:cs="Helvetica"/>
+                <w:i w:val="false"/>
+                <w:b w:val="false"/>
+                <w:u w:val="none"/>
+                <w:strike w:val="false"/>
+                <w:sz w:val="22"/>
+                <w:szCs w:val="22"/>
+                <w:color w:val="000000"/>
+              </w:rPr>
+            </w:pPr>
+            <w:r>
+              <w:rPr>
+                <w:rFonts w:ascii="Helvetica" w:hAnsi="Helvetica" w:eastAsia="Helvetica" w:cs="Helvetica"/>
+                <w:i w:val="false"/>
+                <w:b w:val="false"/>
+                <w:u w:val="none"/>
+                <w:strike w:val="false"/>
+                <w:sz w:val="22"/>
+                <w:szCs w:val="22"/>
+                <w:color w:val="000000"/>
+              </w:rPr>
+              <w:t xml:space="preserve">2 [-2 - 6]</w:t>
             </w:r>
           </w:p>
         </w:tc>
@@ -2137,115 +2137,115 @@
                 <w:szCs w:val="22"/>
                 <w:color w:val="000000"/>
               </w:rPr>
-              <w:t xml:space="preserve">     8 (33.3) </w:t>
-            </w:r>
-          </w:p>
-        </w:tc>
-        <w:tc>
-          <w:tcPr>
-            <w:tcBorders>
-              <w:bottom w:val="none" w:sz="0" w:space="0" w:color="000000"/>
-              <w:top w:val="none" w:sz="0" w:space="0" w:color="000000"/>
-              <w:left w:val="none" w:sz="0" w:space="0" w:color="000000"/>
-              <w:right w:val="none" w:sz="0" w:space="0" w:color="000000"/>
-            </w:tcBorders>
-            <w:shd w:val="clear" w:color="auto" w:fill="FFFFFF"/>
-            <w:tcMar>
-              <w:top w:w="0" w:type="dxa"/>
-              <w:bottom w:w="0" w:type="dxa"/>
-              <w:left w:w="0" w:type="dxa"/>
-              <w:right w:w="0" w:type="dxa"/>
-            </w:tcMar>
-            <w:vAlign w:val="center"/>
-          </w:tcPr>
-          <w:p>
-            <w:pPr>
-              <w:jc w:val="center"/>
-              <w:pBdr>
-                <w:bottom w:val="none" w:sz="0" w:space="0" w:color="000000"/>
-                <w:top w:val="none" w:sz="0" w:space="0" w:color="000000"/>
-                <w:left w:val="none" w:sz="0" w:space="0" w:color="000000"/>
-                <w:right w:val="none" w:sz="0" w:space="0" w:color="000000"/>
-              </w:pBdr>
-              <w:spacing w:after="100" w:before="100" w:line="240"/>
-              <w:ind w:left="100" w:right="100" w:firstLine="0" w:firstLineChars="0"/>
-              <w:rPr>
-                <w:rFonts w:ascii="Helvetica" w:hAnsi="Helvetica" w:eastAsia="Helvetica" w:cs="Helvetica"/>
-                <w:i w:val="false"/>
-                <w:b w:val="false"/>
-                <w:u w:val="none"/>
-                <w:strike w:val="false"/>
-                <w:sz w:val="22"/>
-                <w:szCs w:val="22"/>
-                <w:color w:val="000000"/>
-              </w:rPr>
-            </w:pPr>
-            <w:r>
-              <w:rPr>
-                <w:rFonts w:ascii="Helvetica" w:hAnsi="Helvetica" w:eastAsia="Helvetica" w:cs="Helvetica"/>
-                <w:i w:val="false"/>
-                <w:b w:val="false"/>
-                <w:u w:val="none"/>
-                <w:strike w:val="false"/>
-                <w:sz w:val="22"/>
-                <w:szCs w:val="22"/>
-                <w:color w:val="000000"/>
-              </w:rPr>
-              <w:t xml:space="preserve">     10 (43.5) </w:t>
-            </w:r>
-          </w:p>
-        </w:tc>
-        <w:tc>
-          <w:tcPr>
-            <w:tcBorders>
-              <w:bottom w:val="none" w:sz="0" w:space="0" w:color="000000"/>
-              <w:top w:val="none" w:sz="0" w:space="0" w:color="000000"/>
-              <w:left w:val="none" w:sz="0" w:space="0" w:color="000000"/>
-              <w:right w:val="none" w:sz="0" w:space="0" w:color="000000"/>
-            </w:tcBorders>
-            <w:shd w:val="clear" w:color="auto" w:fill="FFFFFF"/>
-            <w:tcMar>
-              <w:top w:w="0" w:type="dxa"/>
-              <w:bottom w:w="0" w:type="dxa"/>
-              <w:left w:w="0" w:type="dxa"/>
-              <w:right w:w="0" w:type="dxa"/>
-            </w:tcMar>
-            <w:vAlign w:val="center"/>
-          </w:tcPr>
-          <w:p>
-            <w:pPr>
-              <w:jc w:val="center"/>
-              <w:pBdr>
-                <w:bottom w:val="none" w:sz="0" w:space="0" w:color="000000"/>
-                <w:top w:val="none" w:sz="0" w:space="0" w:color="000000"/>
-                <w:left w:val="none" w:sz="0" w:space="0" w:color="000000"/>
-                <w:right w:val="none" w:sz="0" w:space="0" w:color="000000"/>
-              </w:pBdr>
-              <w:spacing w:after="100" w:before="100" w:line="240"/>
-              <w:ind w:left="100" w:right="100" w:firstLine="0" w:firstLineChars="0"/>
-              <w:rPr>
-                <w:rFonts w:ascii="Helvetica" w:hAnsi="Helvetica" w:eastAsia="Helvetica" w:cs="Helvetica"/>
-                <w:i w:val="false"/>
-                <w:b w:val="false"/>
-                <w:u w:val="none"/>
-                <w:strike w:val="false"/>
-                <w:sz w:val="22"/>
-                <w:szCs w:val="22"/>
-                <w:color w:val="000000"/>
-              </w:rPr>
-            </w:pPr>
-            <w:r>
-              <w:rPr>
-                <w:rFonts w:ascii="Helvetica" w:hAnsi="Helvetica" w:eastAsia="Helvetica" w:cs="Helvetica"/>
-                <w:i w:val="false"/>
-                <w:b w:val="false"/>
-                <w:u w:val="none"/>
-                <w:strike w:val="false"/>
-                <w:sz w:val="22"/>
-                <w:szCs w:val="22"/>
-                <w:color w:val="000000"/>
-              </w:rPr>
-              <w:t xml:space="preserve">+10.1 [-17.3; +36.1]</w:t>
+              <w:t xml:space="preserve">     8 (33) </w:t>
+            </w:r>
+          </w:p>
+        </w:tc>
+        <w:tc>
+          <w:tcPr>
+            <w:tcBorders>
+              <w:bottom w:val="none" w:sz="0" w:space="0" w:color="000000"/>
+              <w:top w:val="none" w:sz="0" w:space="0" w:color="000000"/>
+              <w:left w:val="none" w:sz="0" w:space="0" w:color="000000"/>
+              <w:right w:val="none" w:sz="0" w:space="0" w:color="000000"/>
+            </w:tcBorders>
+            <w:shd w:val="clear" w:color="auto" w:fill="FFFFFF"/>
+            <w:tcMar>
+              <w:top w:w="0" w:type="dxa"/>
+              <w:bottom w:w="0" w:type="dxa"/>
+              <w:left w:w="0" w:type="dxa"/>
+              <w:right w:w="0" w:type="dxa"/>
+            </w:tcMar>
+            <w:vAlign w:val="center"/>
+          </w:tcPr>
+          <w:p>
+            <w:pPr>
+              <w:jc w:val="center"/>
+              <w:pBdr>
+                <w:bottom w:val="none" w:sz="0" w:space="0" w:color="000000"/>
+                <w:top w:val="none" w:sz="0" w:space="0" w:color="000000"/>
+                <w:left w:val="none" w:sz="0" w:space="0" w:color="000000"/>
+                <w:right w:val="none" w:sz="0" w:space="0" w:color="000000"/>
+              </w:pBdr>
+              <w:spacing w:after="100" w:before="100" w:line="240"/>
+              <w:ind w:left="100" w:right="100" w:firstLine="0" w:firstLineChars="0"/>
+              <w:rPr>
+                <w:rFonts w:ascii="Helvetica" w:hAnsi="Helvetica" w:eastAsia="Helvetica" w:cs="Helvetica"/>
+                <w:i w:val="false"/>
+                <w:b w:val="false"/>
+                <w:u w:val="none"/>
+                <w:strike w:val="false"/>
+                <w:sz w:val="22"/>
+                <w:szCs w:val="22"/>
+                <w:color w:val="000000"/>
+              </w:rPr>
+            </w:pPr>
+            <w:r>
+              <w:rPr>
+                <w:rFonts w:ascii="Helvetica" w:hAnsi="Helvetica" w:eastAsia="Helvetica" w:cs="Helvetica"/>
+                <w:i w:val="false"/>
+                <w:b w:val="false"/>
+                <w:u w:val="none"/>
+                <w:strike w:val="false"/>
+                <w:sz w:val="22"/>
+                <w:szCs w:val="22"/>
+                <w:color w:val="000000"/>
+              </w:rPr>
+              <w:t xml:space="preserve">     10 (44) </w:t>
+            </w:r>
+          </w:p>
+        </w:tc>
+        <w:tc>
+          <w:tcPr>
+            <w:tcBorders>
+              <w:bottom w:val="none" w:sz="0" w:space="0" w:color="000000"/>
+              <w:top w:val="none" w:sz="0" w:space="0" w:color="000000"/>
+              <w:left w:val="none" w:sz="0" w:space="0" w:color="000000"/>
+              <w:right w:val="none" w:sz="0" w:space="0" w:color="000000"/>
+            </w:tcBorders>
+            <w:shd w:val="clear" w:color="auto" w:fill="FFFFFF"/>
+            <w:tcMar>
+              <w:top w:w="0" w:type="dxa"/>
+              <w:bottom w:w="0" w:type="dxa"/>
+              <w:left w:w="0" w:type="dxa"/>
+              <w:right w:w="0" w:type="dxa"/>
+            </w:tcMar>
+            <w:vAlign w:val="center"/>
+          </w:tcPr>
+          <w:p>
+            <w:pPr>
+              <w:jc w:val="center"/>
+              <w:pBdr>
+                <w:bottom w:val="none" w:sz="0" w:space="0" w:color="000000"/>
+                <w:top w:val="none" w:sz="0" w:space="0" w:color="000000"/>
+                <w:left w:val="none" w:sz="0" w:space="0" w:color="000000"/>
+                <w:right w:val="none" w:sz="0" w:space="0" w:color="000000"/>
+              </w:pBdr>
+              <w:spacing w:after="100" w:before="100" w:line="240"/>
+              <w:ind w:left="100" w:right="100" w:firstLine="0" w:firstLineChars="0"/>
+              <w:rPr>
+                <w:rFonts w:ascii="Helvetica" w:hAnsi="Helvetica" w:eastAsia="Helvetica" w:cs="Helvetica"/>
+                <w:i w:val="false"/>
+                <w:b w:val="false"/>
+                <w:u w:val="none"/>
+                <w:strike w:val="false"/>
+                <w:sz w:val="22"/>
+                <w:szCs w:val="22"/>
+                <w:color w:val="000000"/>
+              </w:rPr>
+            </w:pPr>
+            <w:r>
+              <w:rPr>
+                <w:rFonts w:ascii="Helvetica" w:hAnsi="Helvetica" w:eastAsia="Helvetica" w:cs="Helvetica"/>
+                <w:i w:val="false"/>
+                <w:b w:val="false"/>
+                <w:u w:val="none"/>
+                <w:strike w:val="false"/>
+                <w:sz w:val="22"/>
+                <w:szCs w:val="22"/>
+                <w:color w:val="000000"/>
+              </w:rPr>
+              <w:t xml:space="preserve">+10 [-17 - +36]</w:t>
             </w:r>
           </w:p>
         </w:tc>
@@ -2413,115 +2413,115 @@
                 <w:szCs w:val="22"/>
                 <w:color w:val="000000"/>
               </w:rPr>
-              <w:t xml:space="preserve">     4 (16.7) </w:t>
-            </w:r>
-          </w:p>
-        </w:tc>
-        <w:tc>
-          <w:tcPr>
-            <w:tcBorders>
-              <w:bottom w:val="none" w:sz="0" w:space="0" w:color="000000"/>
-              <w:top w:val="none" w:sz="0" w:space="0" w:color="000000"/>
-              <w:left w:val="none" w:sz="0" w:space="0" w:color="000000"/>
-              <w:right w:val="none" w:sz="0" w:space="0" w:color="000000"/>
-            </w:tcBorders>
-            <w:shd w:val="clear" w:color="auto" w:fill="FFFFFF"/>
-            <w:tcMar>
-              <w:top w:w="0" w:type="dxa"/>
-              <w:bottom w:w="0" w:type="dxa"/>
-              <w:left w:w="0" w:type="dxa"/>
-              <w:right w:w="0" w:type="dxa"/>
-            </w:tcMar>
-            <w:vAlign w:val="center"/>
-          </w:tcPr>
-          <w:p>
-            <w:pPr>
-              <w:jc w:val="center"/>
-              <w:pBdr>
-                <w:bottom w:val="none" w:sz="0" w:space="0" w:color="000000"/>
-                <w:top w:val="none" w:sz="0" w:space="0" w:color="000000"/>
-                <w:left w:val="none" w:sz="0" w:space="0" w:color="000000"/>
-                <w:right w:val="none" w:sz="0" w:space="0" w:color="000000"/>
-              </w:pBdr>
-              <w:spacing w:after="100" w:before="100" w:line="240"/>
-              <w:ind w:left="100" w:right="100" w:firstLine="0" w:firstLineChars="0"/>
-              <w:rPr>
-                <w:rFonts w:ascii="Helvetica" w:hAnsi="Helvetica" w:eastAsia="Helvetica" w:cs="Helvetica"/>
-                <w:i w:val="false"/>
-                <w:b w:val="false"/>
-                <w:u w:val="none"/>
-                <w:strike w:val="false"/>
-                <w:sz w:val="22"/>
-                <w:szCs w:val="22"/>
-                <w:color w:val="000000"/>
-              </w:rPr>
-            </w:pPr>
-            <w:r>
-              <w:rPr>
-                <w:rFonts w:ascii="Helvetica" w:hAnsi="Helvetica" w:eastAsia="Helvetica" w:cs="Helvetica"/>
-                <w:i w:val="false"/>
-                <w:b w:val="false"/>
-                <w:u w:val="none"/>
-                <w:strike w:val="false"/>
-                <w:sz w:val="22"/>
-                <w:szCs w:val="22"/>
-                <w:color w:val="000000"/>
-              </w:rPr>
-              <w:t xml:space="preserve">      5 (21.7) </w:t>
-            </w:r>
-          </w:p>
-        </w:tc>
-        <w:tc>
-          <w:tcPr>
-            <w:tcBorders>
-              <w:bottom w:val="none" w:sz="0" w:space="0" w:color="000000"/>
-              <w:top w:val="none" w:sz="0" w:space="0" w:color="000000"/>
-              <w:left w:val="none" w:sz="0" w:space="0" w:color="000000"/>
-              <w:right w:val="none" w:sz="0" w:space="0" w:color="000000"/>
-            </w:tcBorders>
-            <w:shd w:val="clear" w:color="auto" w:fill="FFFFFF"/>
-            <w:tcMar>
-              <w:top w:w="0" w:type="dxa"/>
-              <w:bottom w:w="0" w:type="dxa"/>
-              <w:left w:w="0" w:type="dxa"/>
-              <w:right w:w="0" w:type="dxa"/>
-            </w:tcMar>
-            <w:vAlign w:val="center"/>
-          </w:tcPr>
-          <w:p>
-            <w:pPr>
-              <w:jc w:val="center"/>
-              <w:pBdr>
-                <w:bottom w:val="none" w:sz="0" w:space="0" w:color="000000"/>
-                <w:top w:val="none" w:sz="0" w:space="0" w:color="000000"/>
-                <w:left w:val="none" w:sz="0" w:space="0" w:color="000000"/>
-                <w:right w:val="none" w:sz="0" w:space="0" w:color="000000"/>
-              </w:pBdr>
-              <w:spacing w:after="100" w:before="100" w:line="240"/>
-              <w:ind w:left="100" w:right="100" w:firstLine="0" w:firstLineChars="0"/>
-              <w:rPr>
-                <w:rFonts w:ascii="Helvetica" w:hAnsi="Helvetica" w:eastAsia="Helvetica" w:cs="Helvetica"/>
-                <w:i w:val="false"/>
-                <w:b w:val="false"/>
-                <w:u w:val="none"/>
-                <w:strike w:val="false"/>
-                <w:sz w:val="22"/>
-                <w:szCs w:val="22"/>
-                <w:color w:val="000000"/>
-              </w:rPr>
-            </w:pPr>
-            <w:r>
-              <w:rPr>
-                <w:rFonts w:ascii="Helvetica" w:hAnsi="Helvetica" w:eastAsia="Helvetica" w:cs="Helvetica"/>
-                <w:i w:val="false"/>
-                <w:b w:val="false"/>
-                <w:u w:val="none"/>
-                <w:strike w:val="false"/>
-                <w:sz w:val="22"/>
-                <w:szCs w:val="22"/>
-                <w:color w:val="000000"/>
-              </w:rPr>
-              <w:t xml:space="preserve">+5.1 [-17.8; +27.3]</w:t>
+              <w:t xml:space="preserve">     4 (17) </w:t>
+            </w:r>
+          </w:p>
+        </w:tc>
+        <w:tc>
+          <w:tcPr>
+            <w:tcBorders>
+              <w:bottom w:val="none" w:sz="0" w:space="0" w:color="000000"/>
+              <w:top w:val="none" w:sz="0" w:space="0" w:color="000000"/>
+              <w:left w:val="none" w:sz="0" w:space="0" w:color="000000"/>
+              <w:right w:val="none" w:sz="0" w:space="0" w:color="000000"/>
+            </w:tcBorders>
+            <w:shd w:val="clear" w:color="auto" w:fill="FFFFFF"/>
+            <w:tcMar>
+              <w:top w:w="0" w:type="dxa"/>
+              <w:bottom w:w="0" w:type="dxa"/>
+              <w:left w:w="0" w:type="dxa"/>
+              <w:right w:w="0" w:type="dxa"/>
+            </w:tcMar>
+            <w:vAlign w:val="center"/>
+          </w:tcPr>
+          <w:p>
+            <w:pPr>
+              <w:jc w:val="center"/>
+              <w:pBdr>
+                <w:bottom w:val="none" w:sz="0" w:space="0" w:color="000000"/>
+                <w:top w:val="none" w:sz="0" w:space="0" w:color="000000"/>
+                <w:left w:val="none" w:sz="0" w:space="0" w:color="000000"/>
+                <w:right w:val="none" w:sz="0" w:space="0" w:color="000000"/>
+              </w:pBdr>
+              <w:spacing w:after="100" w:before="100" w:line="240"/>
+              <w:ind w:left="100" w:right="100" w:firstLine="0" w:firstLineChars="0"/>
+              <w:rPr>
+                <w:rFonts w:ascii="Helvetica" w:hAnsi="Helvetica" w:eastAsia="Helvetica" w:cs="Helvetica"/>
+                <w:i w:val="false"/>
+                <w:b w:val="false"/>
+                <w:u w:val="none"/>
+                <w:strike w:val="false"/>
+                <w:sz w:val="22"/>
+                <w:szCs w:val="22"/>
+                <w:color w:val="000000"/>
+              </w:rPr>
+            </w:pPr>
+            <w:r>
+              <w:rPr>
+                <w:rFonts w:ascii="Helvetica" w:hAnsi="Helvetica" w:eastAsia="Helvetica" w:cs="Helvetica"/>
+                <w:i w:val="false"/>
+                <w:b w:val="false"/>
+                <w:u w:val="none"/>
+                <w:strike w:val="false"/>
+                <w:sz w:val="22"/>
+                <w:szCs w:val="22"/>
+                <w:color w:val="000000"/>
+              </w:rPr>
+              <w:t xml:space="preserve">      5 (22) </w:t>
+            </w:r>
+          </w:p>
+        </w:tc>
+        <w:tc>
+          <w:tcPr>
+            <w:tcBorders>
+              <w:bottom w:val="none" w:sz="0" w:space="0" w:color="000000"/>
+              <w:top w:val="none" w:sz="0" w:space="0" w:color="000000"/>
+              <w:left w:val="none" w:sz="0" w:space="0" w:color="000000"/>
+              <w:right w:val="none" w:sz="0" w:space="0" w:color="000000"/>
+            </w:tcBorders>
+            <w:shd w:val="clear" w:color="auto" w:fill="FFFFFF"/>
+            <w:tcMar>
+              <w:top w:w="0" w:type="dxa"/>
+              <w:bottom w:w="0" w:type="dxa"/>
+              <w:left w:w="0" w:type="dxa"/>
+              <w:right w:w="0" w:type="dxa"/>
+            </w:tcMar>
+            <w:vAlign w:val="center"/>
+          </w:tcPr>
+          <w:p>
+            <w:pPr>
+              <w:jc w:val="center"/>
+              <w:pBdr>
+                <w:bottom w:val="none" w:sz="0" w:space="0" w:color="000000"/>
+                <w:top w:val="none" w:sz="0" w:space="0" w:color="000000"/>
+                <w:left w:val="none" w:sz="0" w:space="0" w:color="000000"/>
+                <w:right w:val="none" w:sz="0" w:space="0" w:color="000000"/>
+              </w:pBdr>
+              <w:spacing w:after="100" w:before="100" w:line="240"/>
+              <w:ind w:left="100" w:right="100" w:firstLine="0" w:firstLineChars="0"/>
+              <w:rPr>
+                <w:rFonts w:ascii="Helvetica" w:hAnsi="Helvetica" w:eastAsia="Helvetica" w:cs="Helvetica"/>
+                <w:i w:val="false"/>
+                <w:b w:val="false"/>
+                <w:u w:val="none"/>
+                <w:strike w:val="false"/>
+                <w:sz w:val="22"/>
+                <w:szCs w:val="22"/>
+                <w:color w:val="000000"/>
+              </w:rPr>
+            </w:pPr>
+            <w:r>
+              <w:rPr>
+                <w:rFonts w:ascii="Helvetica" w:hAnsi="Helvetica" w:eastAsia="Helvetica" w:cs="Helvetica"/>
+                <w:i w:val="false"/>
+                <w:b w:val="false"/>
+                <w:u w:val="none"/>
+                <w:strike w:val="false"/>
+                <w:sz w:val="22"/>
+                <w:szCs w:val="22"/>
+                <w:color w:val="000000"/>
+              </w:rPr>
+              <w:t xml:space="preserve">+5 [-18 - +27]</w:t>
             </w:r>
           </w:p>
         </w:tc>
@@ -2689,115 +2689,115 @@
                 <w:szCs w:val="22"/>
                 <w:color w:val="000000"/>
               </w:rPr>
-              <w:t xml:space="preserve">     9 (37.5) </w:t>
-            </w:r>
-          </w:p>
-        </w:tc>
-        <w:tc>
-          <w:tcPr>
-            <w:tcBorders>
-              <w:bottom w:val="none" w:sz="0" w:space="0" w:color="000000"/>
-              <w:top w:val="none" w:sz="0" w:space="0" w:color="000000"/>
-              <w:left w:val="none" w:sz="0" w:space="0" w:color="000000"/>
-              <w:right w:val="none" w:sz="0" w:space="0" w:color="000000"/>
-            </w:tcBorders>
-            <w:shd w:val="clear" w:color="auto" w:fill="FFFFFF"/>
-            <w:tcMar>
-              <w:top w:w="0" w:type="dxa"/>
-              <w:bottom w:w="0" w:type="dxa"/>
-              <w:left w:w="0" w:type="dxa"/>
-              <w:right w:w="0" w:type="dxa"/>
-            </w:tcMar>
-            <w:vAlign w:val="center"/>
-          </w:tcPr>
-          <w:p>
-            <w:pPr>
-              <w:jc w:val="center"/>
-              <w:pBdr>
-                <w:bottom w:val="none" w:sz="0" w:space="0" w:color="000000"/>
-                <w:top w:val="none" w:sz="0" w:space="0" w:color="000000"/>
-                <w:left w:val="none" w:sz="0" w:space="0" w:color="000000"/>
-                <w:right w:val="none" w:sz="0" w:space="0" w:color="000000"/>
-              </w:pBdr>
-              <w:spacing w:after="100" w:before="100" w:line="240"/>
-              <w:ind w:left="100" w:right="100" w:firstLine="0" w:firstLineChars="0"/>
-              <w:rPr>
-                <w:rFonts w:ascii="Helvetica" w:hAnsi="Helvetica" w:eastAsia="Helvetica" w:cs="Helvetica"/>
-                <w:i w:val="false"/>
-                <w:b w:val="false"/>
-                <w:u w:val="none"/>
-                <w:strike w:val="false"/>
-                <w:sz w:val="22"/>
-                <w:szCs w:val="22"/>
-                <w:color w:val="000000"/>
-              </w:rPr>
-            </w:pPr>
-            <w:r>
-              <w:rPr>
-                <w:rFonts w:ascii="Helvetica" w:hAnsi="Helvetica" w:eastAsia="Helvetica" w:cs="Helvetica"/>
-                <w:i w:val="false"/>
-                <w:b w:val="false"/>
-                <w:u w:val="none"/>
-                <w:strike w:val="false"/>
-                <w:sz w:val="22"/>
-                <w:szCs w:val="22"/>
-                <w:color w:val="000000"/>
-              </w:rPr>
-              <w:t xml:space="preserve">      7 (30.4) </w:t>
-            </w:r>
-          </w:p>
-        </w:tc>
-        <w:tc>
-          <w:tcPr>
-            <w:tcBorders>
-              <w:bottom w:val="none" w:sz="0" w:space="0" w:color="000000"/>
-              <w:top w:val="none" w:sz="0" w:space="0" w:color="000000"/>
-              <w:left w:val="none" w:sz="0" w:space="0" w:color="000000"/>
-              <w:right w:val="none" w:sz="0" w:space="0" w:color="000000"/>
-            </w:tcBorders>
-            <w:shd w:val="clear" w:color="auto" w:fill="FFFFFF"/>
-            <w:tcMar>
-              <w:top w:w="0" w:type="dxa"/>
-              <w:bottom w:w="0" w:type="dxa"/>
-              <w:left w:w="0" w:type="dxa"/>
-              <w:right w:w="0" w:type="dxa"/>
-            </w:tcMar>
-            <w:vAlign w:val="center"/>
-          </w:tcPr>
-          <w:p>
-            <w:pPr>
-              <w:jc w:val="center"/>
-              <w:pBdr>
-                <w:bottom w:val="none" w:sz="0" w:space="0" w:color="000000"/>
-                <w:top w:val="none" w:sz="0" w:space="0" w:color="000000"/>
-                <w:left w:val="none" w:sz="0" w:space="0" w:color="000000"/>
-                <w:right w:val="none" w:sz="0" w:space="0" w:color="000000"/>
-              </w:pBdr>
-              <w:spacing w:after="100" w:before="100" w:line="240"/>
-              <w:ind w:left="100" w:right="100" w:firstLine="0" w:firstLineChars="0"/>
-              <w:rPr>
-                <w:rFonts w:ascii="Helvetica" w:hAnsi="Helvetica" w:eastAsia="Helvetica" w:cs="Helvetica"/>
-                <w:i w:val="false"/>
-                <w:b w:val="false"/>
-                <w:u w:val="none"/>
-                <w:strike w:val="false"/>
-                <w:sz w:val="22"/>
-                <w:szCs w:val="22"/>
-                <w:color w:val="000000"/>
-              </w:rPr>
-            </w:pPr>
-            <w:r>
-              <w:rPr>
-                <w:rFonts w:ascii="Helvetica" w:hAnsi="Helvetica" w:eastAsia="Helvetica" w:cs="Helvetica"/>
-                <w:i w:val="false"/>
-                <w:b w:val="false"/>
-                <w:u w:val="none"/>
-                <w:strike w:val="false"/>
-                <w:sz w:val="22"/>
-                <w:szCs w:val="22"/>
-                <w:color w:val="000000"/>
-              </w:rPr>
-              <w:t xml:space="preserve">-7.1 [-32.6; +19.7]</w:t>
+              <w:t xml:space="preserve">     9 (38) </w:t>
+            </w:r>
+          </w:p>
+        </w:tc>
+        <w:tc>
+          <w:tcPr>
+            <w:tcBorders>
+              <w:bottom w:val="none" w:sz="0" w:space="0" w:color="000000"/>
+              <w:top w:val="none" w:sz="0" w:space="0" w:color="000000"/>
+              <w:left w:val="none" w:sz="0" w:space="0" w:color="000000"/>
+              <w:right w:val="none" w:sz="0" w:space="0" w:color="000000"/>
+            </w:tcBorders>
+            <w:shd w:val="clear" w:color="auto" w:fill="FFFFFF"/>
+            <w:tcMar>
+              <w:top w:w="0" w:type="dxa"/>
+              <w:bottom w:w="0" w:type="dxa"/>
+              <w:left w:w="0" w:type="dxa"/>
+              <w:right w:w="0" w:type="dxa"/>
+            </w:tcMar>
+            <w:vAlign w:val="center"/>
+          </w:tcPr>
+          <w:p>
+            <w:pPr>
+              <w:jc w:val="center"/>
+              <w:pBdr>
+                <w:bottom w:val="none" w:sz="0" w:space="0" w:color="000000"/>
+                <w:top w:val="none" w:sz="0" w:space="0" w:color="000000"/>
+                <w:left w:val="none" w:sz="0" w:space="0" w:color="000000"/>
+                <w:right w:val="none" w:sz="0" w:space="0" w:color="000000"/>
+              </w:pBdr>
+              <w:spacing w:after="100" w:before="100" w:line="240"/>
+              <w:ind w:left="100" w:right="100" w:firstLine="0" w:firstLineChars="0"/>
+              <w:rPr>
+                <w:rFonts w:ascii="Helvetica" w:hAnsi="Helvetica" w:eastAsia="Helvetica" w:cs="Helvetica"/>
+                <w:i w:val="false"/>
+                <w:b w:val="false"/>
+                <w:u w:val="none"/>
+                <w:strike w:val="false"/>
+                <w:sz w:val="22"/>
+                <w:szCs w:val="22"/>
+                <w:color w:val="000000"/>
+              </w:rPr>
+            </w:pPr>
+            <w:r>
+              <w:rPr>
+                <w:rFonts w:ascii="Helvetica" w:hAnsi="Helvetica" w:eastAsia="Helvetica" w:cs="Helvetica"/>
+                <w:i w:val="false"/>
+                <w:b w:val="false"/>
+                <w:u w:val="none"/>
+                <w:strike w:val="false"/>
+                <w:sz w:val="22"/>
+                <w:szCs w:val="22"/>
+                <w:color w:val="000000"/>
+              </w:rPr>
+              <w:t xml:space="preserve">      7 (30) </w:t>
+            </w:r>
+          </w:p>
+        </w:tc>
+        <w:tc>
+          <w:tcPr>
+            <w:tcBorders>
+              <w:bottom w:val="none" w:sz="0" w:space="0" w:color="000000"/>
+              <w:top w:val="none" w:sz="0" w:space="0" w:color="000000"/>
+              <w:left w:val="none" w:sz="0" w:space="0" w:color="000000"/>
+              <w:right w:val="none" w:sz="0" w:space="0" w:color="000000"/>
+            </w:tcBorders>
+            <w:shd w:val="clear" w:color="auto" w:fill="FFFFFF"/>
+            <w:tcMar>
+              <w:top w:w="0" w:type="dxa"/>
+              <w:bottom w:w="0" w:type="dxa"/>
+              <w:left w:w="0" w:type="dxa"/>
+              <w:right w:w="0" w:type="dxa"/>
+            </w:tcMar>
+            <w:vAlign w:val="center"/>
+          </w:tcPr>
+          <w:p>
+            <w:pPr>
+              <w:jc w:val="center"/>
+              <w:pBdr>
+                <w:bottom w:val="none" w:sz="0" w:space="0" w:color="000000"/>
+                <w:top w:val="none" w:sz="0" w:space="0" w:color="000000"/>
+                <w:left w:val="none" w:sz="0" w:space="0" w:color="000000"/>
+                <w:right w:val="none" w:sz="0" w:space="0" w:color="000000"/>
+              </w:pBdr>
+              <w:spacing w:after="100" w:before="100" w:line="240"/>
+              <w:ind w:left="100" w:right="100" w:firstLine="0" w:firstLineChars="0"/>
+              <w:rPr>
+                <w:rFonts w:ascii="Helvetica" w:hAnsi="Helvetica" w:eastAsia="Helvetica" w:cs="Helvetica"/>
+                <w:i w:val="false"/>
+                <w:b w:val="false"/>
+                <w:u w:val="none"/>
+                <w:strike w:val="false"/>
+                <w:sz w:val="22"/>
+                <w:szCs w:val="22"/>
+                <w:color w:val="000000"/>
+              </w:rPr>
+            </w:pPr>
+            <w:r>
+              <w:rPr>
+                <w:rFonts w:ascii="Helvetica" w:hAnsi="Helvetica" w:eastAsia="Helvetica" w:cs="Helvetica"/>
+                <w:i w:val="false"/>
+                <w:b w:val="false"/>
+                <w:u w:val="none"/>
+                <w:strike w:val="false"/>
+                <w:sz w:val="22"/>
+                <w:szCs w:val="22"/>
+                <w:color w:val="000000"/>
+              </w:rPr>
+              <w:t xml:space="preserve">-7 [-33 - +20]</w:t>
             </w:r>
           </w:p>
         </w:tc>
@@ -2965,115 +2965,115 @@
                 <w:szCs w:val="22"/>
                 <w:color w:val="000000"/>
               </w:rPr>
-              <w:t xml:space="preserve">     1 ( 4.2) </w:t>
-            </w:r>
-          </w:p>
-        </w:tc>
-        <w:tc>
-          <w:tcPr>
-            <w:tcBorders>
-              <w:bottom w:val="none" w:sz="0" w:space="0" w:color="000000"/>
-              <w:top w:val="none" w:sz="0" w:space="0" w:color="000000"/>
-              <w:left w:val="none" w:sz="0" w:space="0" w:color="000000"/>
-              <w:right w:val="none" w:sz="0" w:space="0" w:color="000000"/>
-            </w:tcBorders>
-            <w:shd w:val="clear" w:color="auto" w:fill="FFFFFF"/>
-            <w:tcMar>
-              <w:top w:w="0" w:type="dxa"/>
-              <w:bottom w:w="0" w:type="dxa"/>
-              <w:left w:w="0" w:type="dxa"/>
-              <w:right w:w="0" w:type="dxa"/>
-            </w:tcMar>
-            <w:vAlign w:val="center"/>
-          </w:tcPr>
-          <w:p>
-            <w:pPr>
-              <w:jc w:val="center"/>
-              <w:pBdr>
-                <w:bottom w:val="none" w:sz="0" w:space="0" w:color="000000"/>
-                <w:top w:val="none" w:sz="0" w:space="0" w:color="000000"/>
-                <w:left w:val="none" w:sz="0" w:space="0" w:color="000000"/>
-                <w:right w:val="none" w:sz="0" w:space="0" w:color="000000"/>
-              </w:pBdr>
-              <w:spacing w:after="100" w:before="100" w:line="240"/>
-              <w:ind w:left="100" w:right="100" w:firstLine="0" w:firstLineChars="0"/>
-              <w:rPr>
-                <w:rFonts w:ascii="Helvetica" w:hAnsi="Helvetica" w:eastAsia="Helvetica" w:cs="Helvetica"/>
-                <w:i w:val="false"/>
-                <w:b w:val="false"/>
-                <w:u w:val="none"/>
-                <w:strike w:val="false"/>
-                <w:sz w:val="22"/>
-                <w:szCs w:val="22"/>
-                <w:color w:val="000000"/>
-              </w:rPr>
-            </w:pPr>
-            <w:r>
-              <w:rPr>
-                <w:rFonts w:ascii="Helvetica" w:hAnsi="Helvetica" w:eastAsia="Helvetica" w:cs="Helvetica"/>
-                <w:i w:val="false"/>
-                <w:b w:val="false"/>
-                <w:u w:val="none"/>
-                <w:strike w:val="false"/>
-                <w:sz w:val="22"/>
-                <w:szCs w:val="22"/>
-                <w:color w:val="000000"/>
-              </w:rPr>
-              <w:t xml:space="preserve">      4 (17.4) </w:t>
-            </w:r>
-          </w:p>
-        </w:tc>
-        <w:tc>
-          <w:tcPr>
-            <w:tcBorders>
-              <w:bottom w:val="none" w:sz="0" w:space="0" w:color="000000"/>
-              <w:top w:val="none" w:sz="0" w:space="0" w:color="000000"/>
-              <w:left w:val="none" w:sz="0" w:space="0" w:color="000000"/>
-              <w:right w:val="none" w:sz="0" w:space="0" w:color="000000"/>
-            </w:tcBorders>
-            <w:shd w:val="clear" w:color="auto" w:fill="FFFFFF"/>
-            <w:tcMar>
-              <w:top w:w="0" w:type="dxa"/>
-              <w:bottom w:w="0" w:type="dxa"/>
-              <w:left w:w="0" w:type="dxa"/>
-              <w:right w:w="0" w:type="dxa"/>
-            </w:tcMar>
-            <w:vAlign w:val="center"/>
-          </w:tcPr>
-          <w:p>
-            <w:pPr>
-              <w:jc w:val="center"/>
-              <w:pBdr>
-                <w:bottom w:val="none" w:sz="0" w:space="0" w:color="000000"/>
-                <w:top w:val="none" w:sz="0" w:space="0" w:color="000000"/>
-                <w:left w:val="none" w:sz="0" w:space="0" w:color="000000"/>
-                <w:right w:val="none" w:sz="0" w:space="0" w:color="000000"/>
-              </w:pBdr>
-              <w:spacing w:after="100" w:before="100" w:line="240"/>
-              <w:ind w:left="100" w:right="100" w:firstLine="0" w:firstLineChars="0"/>
-              <w:rPr>
-                <w:rFonts w:ascii="Helvetica" w:hAnsi="Helvetica" w:eastAsia="Helvetica" w:cs="Helvetica"/>
-                <w:i w:val="false"/>
-                <w:b w:val="false"/>
-                <w:u w:val="none"/>
-                <w:strike w:val="false"/>
-                <w:sz w:val="22"/>
-                <w:szCs w:val="22"/>
-                <w:color w:val="000000"/>
-              </w:rPr>
-            </w:pPr>
-            <w:r>
-              <w:rPr>
-                <w:rFonts w:ascii="Helvetica" w:hAnsi="Helvetica" w:eastAsia="Helvetica" w:cs="Helvetica"/>
-                <w:i w:val="false"/>
-                <w:b w:val="false"/>
-                <w:u w:val="none"/>
-                <w:strike w:val="false"/>
-                <w:sz w:val="22"/>
-                <w:szCs w:val="22"/>
-                <w:color w:val="000000"/>
-              </w:rPr>
-              <w:t xml:space="preserve">+13.2 [-6.4; +31.0]</w:t>
+              <w:t xml:space="preserve">     1 ( 4) </w:t>
+            </w:r>
+          </w:p>
+        </w:tc>
+        <w:tc>
+          <w:tcPr>
+            <w:tcBorders>
+              <w:bottom w:val="none" w:sz="0" w:space="0" w:color="000000"/>
+              <w:top w:val="none" w:sz="0" w:space="0" w:color="000000"/>
+              <w:left w:val="none" w:sz="0" w:space="0" w:color="000000"/>
+              <w:right w:val="none" w:sz="0" w:space="0" w:color="000000"/>
+            </w:tcBorders>
+            <w:shd w:val="clear" w:color="auto" w:fill="FFFFFF"/>
+            <w:tcMar>
+              <w:top w:w="0" w:type="dxa"/>
+              <w:bottom w:w="0" w:type="dxa"/>
+              <w:left w:w="0" w:type="dxa"/>
+              <w:right w:w="0" w:type="dxa"/>
+            </w:tcMar>
+            <w:vAlign w:val="center"/>
+          </w:tcPr>
+          <w:p>
+            <w:pPr>
+              <w:jc w:val="center"/>
+              <w:pBdr>
+                <w:bottom w:val="none" w:sz="0" w:space="0" w:color="000000"/>
+                <w:top w:val="none" w:sz="0" w:space="0" w:color="000000"/>
+                <w:left w:val="none" w:sz="0" w:space="0" w:color="000000"/>
+                <w:right w:val="none" w:sz="0" w:space="0" w:color="000000"/>
+              </w:pBdr>
+              <w:spacing w:after="100" w:before="100" w:line="240"/>
+              <w:ind w:left="100" w:right="100" w:firstLine="0" w:firstLineChars="0"/>
+              <w:rPr>
+                <w:rFonts w:ascii="Helvetica" w:hAnsi="Helvetica" w:eastAsia="Helvetica" w:cs="Helvetica"/>
+                <w:i w:val="false"/>
+                <w:b w:val="false"/>
+                <w:u w:val="none"/>
+                <w:strike w:val="false"/>
+                <w:sz w:val="22"/>
+                <w:szCs w:val="22"/>
+                <w:color w:val="000000"/>
+              </w:rPr>
+            </w:pPr>
+            <w:r>
+              <w:rPr>
+                <w:rFonts w:ascii="Helvetica" w:hAnsi="Helvetica" w:eastAsia="Helvetica" w:cs="Helvetica"/>
+                <w:i w:val="false"/>
+                <w:b w:val="false"/>
+                <w:u w:val="none"/>
+                <w:strike w:val="false"/>
+                <w:sz w:val="22"/>
+                <w:szCs w:val="22"/>
+                <w:color w:val="000000"/>
+              </w:rPr>
+              <w:t xml:space="preserve">      4 (17) </w:t>
+            </w:r>
+          </w:p>
+        </w:tc>
+        <w:tc>
+          <w:tcPr>
+            <w:tcBorders>
+              <w:bottom w:val="none" w:sz="0" w:space="0" w:color="000000"/>
+              <w:top w:val="none" w:sz="0" w:space="0" w:color="000000"/>
+              <w:left w:val="none" w:sz="0" w:space="0" w:color="000000"/>
+              <w:right w:val="none" w:sz="0" w:space="0" w:color="000000"/>
+            </w:tcBorders>
+            <w:shd w:val="clear" w:color="auto" w:fill="FFFFFF"/>
+            <w:tcMar>
+              <w:top w:w="0" w:type="dxa"/>
+              <w:bottom w:w="0" w:type="dxa"/>
+              <w:left w:w="0" w:type="dxa"/>
+              <w:right w:w="0" w:type="dxa"/>
+            </w:tcMar>
+            <w:vAlign w:val="center"/>
+          </w:tcPr>
+          <w:p>
+            <w:pPr>
+              <w:jc w:val="center"/>
+              <w:pBdr>
+                <w:bottom w:val="none" w:sz="0" w:space="0" w:color="000000"/>
+                <w:top w:val="none" w:sz="0" w:space="0" w:color="000000"/>
+                <w:left w:val="none" w:sz="0" w:space="0" w:color="000000"/>
+                <w:right w:val="none" w:sz="0" w:space="0" w:color="000000"/>
+              </w:pBdr>
+              <w:spacing w:after="100" w:before="100" w:line="240"/>
+              <w:ind w:left="100" w:right="100" w:firstLine="0" w:firstLineChars="0"/>
+              <w:rPr>
+                <w:rFonts w:ascii="Helvetica" w:hAnsi="Helvetica" w:eastAsia="Helvetica" w:cs="Helvetica"/>
+                <w:i w:val="false"/>
+                <w:b w:val="false"/>
+                <w:u w:val="none"/>
+                <w:strike w:val="false"/>
+                <w:sz w:val="22"/>
+                <w:szCs w:val="22"/>
+                <w:color w:val="000000"/>
+              </w:rPr>
+            </w:pPr>
+            <w:r>
+              <w:rPr>
+                <w:rFonts w:ascii="Helvetica" w:hAnsi="Helvetica" w:eastAsia="Helvetica" w:cs="Helvetica"/>
+                <w:i w:val="false"/>
+                <w:b w:val="false"/>
+                <w:u w:val="none"/>
+                <w:strike w:val="false"/>
+                <w:sz w:val="22"/>
+                <w:szCs w:val="22"/>
+                <w:color w:val="000000"/>
+              </w:rPr>
+              <w:t xml:space="preserve">+13 [-6 - +31]</w:t>
             </w:r>
           </w:p>
         </w:tc>
@@ -3241,115 +3241,115 @@
                 <w:szCs w:val="22"/>
                 <w:color w:val="000000"/>
               </w:rPr>
-              <w:t xml:space="preserve">     1 ( 4.2) </w:t>
-            </w:r>
-          </w:p>
-        </w:tc>
-        <w:tc>
-          <w:tcPr>
-            <w:tcBorders>
-              <w:bottom w:val="none" w:sz="0" w:space="0" w:color="000000"/>
-              <w:top w:val="none" w:sz="0" w:space="0" w:color="000000"/>
-              <w:left w:val="none" w:sz="0" w:space="0" w:color="000000"/>
-              <w:right w:val="none" w:sz="0" w:space="0" w:color="000000"/>
-            </w:tcBorders>
-            <w:shd w:val="clear" w:color="auto" w:fill="FFFFFF"/>
-            <w:tcMar>
-              <w:top w:w="0" w:type="dxa"/>
-              <w:bottom w:w="0" w:type="dxa"/>
-              <w:left w:w="0" w:type="dxa"/>
-              <w:right w:w="0" w:type="dxa"/>
-            </w:tcMar>
-            <w:vAlign w:val="center"/>
-          </w:tcPr>
-          <w:p>
-            <w:pPr>
-              <w:jc w:val="center"/>
-              <w:pBdr>
-                <w:bottom w:val="none" w:sz="0" w:space="0" w:color="000000"/>
-                <w:top w:val="none" w:sz="0" w:space="0" w:color="000000"/>
-                <w:left w:val="none" w:sz="0" w:space="0" w:color="000000"/>
-                <w:right w:val="none" w:sz="0" w:space="0" w:color="000000"/>
-              </w:pBdr>
-              <w:spacing w:after="100" w:before="100" w:line="240"/>
-              <w:ind w:left="100" w:right="100" w:firstLine="0" w:firstLineChars="0"/>
-              <w:rPr>
-                <w:rFonts w:ascii="Helvetica" w:hAnsi="Helvetica" w:eastAsia="Helvetica" w:cs="Helvetica"/>
-                <w:i w:val="false"/>
-                <w:b w:val="false"/>
-                <w:u w:val="none"/>
-                <w:strike w:val="false"/>
-                <w:sz w:val="22"/>
-                <w:szCs w:val="22"/>
-                <w:color w:val="000000"/>
-              </w:rPr>
-            </w:pPr>
-            <w:r>
-              <w:rPr>
-                <w:rFonts w:ascii="Helvetica" w:hAnsi="Helvetica" w:eastAsia="Helvetica" w:cs="Helvetica"/>
-                <w:i w:val="false"/>
-                <w:b w:val="false"/>
-                <w:u w:val="none"/>
-                <w:strike w:val="false"/>
-                <w:sz w:val="22"/>
-                <w:szCs w:val="22"/>
-                <w:color w:val="000000"/>
-              </w:rPr>
-              <w:t xml:space="preserve">      2 ( 8.7) </w:t>
-            </w:r>
-          </w:p>
-        </w:tc>
-        <w:tc>
-          <w:tcPr>
-            <w:tcBorders>
-              <w:bottom w:val="none" w:sz="0" w:space="0" w:color="000000"/>
-              <w:top w:val="none" w:sz="0" w:space="0" w:color="000000"/>
-              <w:left w:val="none" w:sz="0" w:space="0" w:color="000000"/>
-              <w:right w:val="none" w:sz="0" w:space="0" w:color="000000"/>
-            </w:tcBorders>
-            <w:shd w:val="clear" w:color="auto" w:fill="FFFFFF"/>
-            <w:tcMar>
-              <w:top w:w="0" w:type="dxa"/>
-              <w:bottom w:w="0" w:type="dxa"/>
-              <w:left w:w="0" w:type="dxa"/>
-              <w:right w:w="0" w:type="dxa"/>
-            </w:tcMar>
-            <w:vAlign w:val="center"/>
-          </w:tcPr>
-          <w:p>
-            <w:pPr>
-              <w:jc w:val="center"/>
-              <w:pBdr>
-                <w:bottom w:val="none" w:sz="0" w:space="0" w:color="000000"/>
-                <w:top w:val="none" w:sz="0" w:space="0" w:color="000000"/>
-                <w:left w:val="none" w:sz="0" w:space="0" w:color="000000"/>
-                <w:right w:val="none" w:sz="0" w:space="0" w:color="000000"/>
-              </w:pBdr>
-              <w:spacing w:after="100" w:before="100" w:line="240"/>
-              <w:ind w:left="100" w:right="100" w:firstLine="0" w:firstLineChars="0"/>
-              <w:rPr>
-                <w:rFonts w:ascii="Helvetica" w:hAnsi="Helvetica" w:eastAsia="Helvetica" w:cs="Helvetica"/>
-                <w:i w:val="false"/>
-                <w:b w:val="false"/>
-                <w:u w:val="none"/>
-                <w:strike w:val="false"/>
-                <w:sz w:val="22"/>
-                <w:szCs w:val="22"/>
-                <w:color w:val="000000"/>
-              </w:rPr>
-            </w:pPr>
-            <w:r>
-              <w:rPr>
-                <w:rFonts w:ascii="Helvetica" w:hAnsi="Helvetica" w:eastAsia="Helvetica" w:cs="Helvetica"/>
-                <w:i w:val="false"/>
-                <w:b w:val="false"/>
-                <w:u w:val="none"/>
-                <w:strike w:val="false"/>
-                <w:sz w:val="22"/>
-                <w:szCs w:val="22"/>
-                <w:color w:val="000000"/>
-              </w:rPr>
-              <w:t xml:space="preserve">+4.5 [-12.0; +20.7]</w:t>
+              <w:t xml:space="preserve">     1 ( 4) </w:t>
+            </w:r>
+          </w:p>
+        </w:tc>
+        <w:tc>
+          <w:tcPr>
+            <w:tcBorders>
+              <w:bottom w:val="none" w:sz="0" w:space="0" w:color="000000"/>
+              <w:top w:val="none" w:sz="0" w:space="0" w:color="000000"/>
+              <w:left w:val="none" w:sz="0" w:space="0" w:color="000000"/>
+              <w:right w:val="none" w:sz="0" w:space="0" w:color="000000"/>
+            </w:tcBorders>
+            <w:shd w:val="clear" w:color="auto" w:fill="FFFFFF"/>
+            <w:tcMar>
+              <w:top w:w="0" w:type="dxa"/>
+              <w:bottom w:w="0" w:type="dxa"/>
+              <w:left w:w="0" w:type="dxa"/>
+              <w:right w:w="0" w:type="dxa"/>
+            </w:tcMar>
+            <w:vAlign w:val="center"/>
+          </w:tcPr>
+          <w:p>
+            <w:pPr>
+              <w:jc w:val="center"/>
+              <w:pBdr>
+                <w:bottom w:val="none" w:sz="0" w:space="0" w:color="000000"/>
+                <w:top w:val="none" w:sz="0" w:space="0" w:color="000000"/>
+                <w:left w:val="none" w:sz="0" w:space="0" w:color="000000"/>
+                <w:right w:val="none" w:sz="0" w:space="0" w:color="000000"/>
+              </w:pBdr>
+              <w:spacing w:after="100" w:before="100" w:line="240"/>
+              <w:ind w:left="100" w:right="100" w:firstLine="0" w:firstLineChars="0"/>
+              <w:rPr>
+                <w:rFonts w:ascii="Helvetica" w:hAnsi="Helvetica" w:eastAsia="Helvetica" w:cs="Helvetica"/>
+                <w:i w:val="false"/>
+                <w:b w:val="false"/>
+                <w:u w:val="none"/>
+                <w:strike w:val="false"/>
+                <w:sz w:val="22"/>
+                <w:szCs w:val="22"/>
+                <w:color w:val="000000"/>
+              </w:rPr>
+            </w:pPr>
+            <w:r>
+              <w:rPr>
+                <w:rFonts w:ascii="Helvetica" w:hAnsi="Helvetica" w:eastAsia="Helvetica" w:cs="Helvetica"/>
+                <w:i w:val="false"/>
+                <w:b w:val="false"/>
+                <w:u w:val="none"/>
+                <w:strike w:val="false"/>
+                <w:sz w:val="22"/>
+                <w:szCs w:val="22"/>
+                <w:color w:val="000000"/>
+              </w:rPr>
+              <w:t xml:space="preserve">      2 ( 9) </w:t>
+            </w:r>
+          </w:p>
+        </w:tc>
+        <w:tc>
+          <w:tcPr>
+            <w:tcBorders>
+              <w:bottom w:val="none" w:sz="0" w:space="0" w:color="000000"/>
+              <w:top w:val="none" w:sz="0" w:space="0" w:color="000000"/>
+              <w:left w:val="none" w:sz="0" w:space="0" w:color="000000"/>
+              <w:right w:val="none" w:sz="0" w:space="0" w:color="000000"/>
+            </w:tcBorders>
+            <w:shd w:val="clear" w:color="auto" w:fill="FFFFFF"/>
+            <w:tcMar>
+              <w:top w:w="0" w:type="dxa"/>
+              <w:bottom w:w="0" w:type="dxa"/>
+              <w:left w:w="0" w:type="dxa"/>
+              <w:right w:w="0" w:type="dxa"/>
+            </w:tcMar>
+            <w:vAlign w:val="center"/>
+          </w:tcPr>
+          <w:p>
+            <w:pPr>
+              <w:jc w:val="center"/>
+              <w:pBdr>
+                <w:bottom w:val="none" w:sz="0" w:space="0" w:color="000000"/>
+                <w:top w:val="none" w:sz="0" w:space="0" w:color="000000"/>
+                <w:left w:val="none" w:sz="0" w:space="0" w:color="000000"/>
+                <w:right w:val="none" w:sz="0" w:space="0" w:color="000000"/>
+              </w:pBdr>
+              <w:spacing w:after="100" w:before="100" w:line="240"/>
+              <w:ind w:left="100" w:right="100" w:firstLine="0" w:firstLineChars="0"/>
+              <w:rPr>
+                <w:rFonts w:ascii="Helvetica" w:hAnsi="Helvetica" w:eastAsia="Helvetica" w:cs="Helvetica"/>
+                <w:i w:val="false"/>
+                <w:b w:val="false"/>
+                <w:u w:val="none"/>
+                <w:strike w:val="false"/>
+                <w:sz w:val="22"/>
+                <w:szCs w:val="22"/>
+                <w:color w:val="000000"/>
+              </w:rPr>
+            </w:pPr>
+            <w:r>
+              <w:rPr>
+                <w:rFonts w:ascii="Helvetica" w:hAnsi="Helvetica" w:eastAsia="Helvetica" w:cs="Helvetica"/>
+                <w:i w:val="false"/>
+                <w:b w:val="false"/>
+                <w:u w:val="none"/>
+                <w:strike w:val="false"/>
+                <w:sz w:val="22"/>
+                <w:szCs w:val="22"/>
+                <w:color w:val="000000"/>
+              </w:rPr>
+              <w:t xml:space="preserve">+4 [-12 - +21]</w:t>
             </w:r>
           </w:p>
         </w:tc>
@@ -3517,115 +3517,115 @@
                 <w:szCs w:val="22"/>
                 <w:color w:val="000000"/>
               </w:rPr>
-              <w:t xml:space="preserve">     0 ( 0.0) </w:t>
-            </w:r>
-          </w:p>
-        </w:tc>
-        <w:tc>
-          <w:tcPr>
-            <w:tcBorders>
-              <w:bottom w:val="none" w:sz="0" w:space="0" w:color="000000"/>
-              <w:top w:val="none" w:sz="0" w:space="0" w:color="000000"/>
-              <w:left w:val="none" w:sz="0" w:space="0" w:color="000000"/>
-              <w:right w:val="none" w:sz="0" w:space="0" w:color="000000"/>
-            </w:tcBorders>
-            <w:shd w:val="clear" w:color="auto" w:fill="FFFFFF"/>
-            <w:tcMar>
-              <w:top w:w="0" w:type="dxa"/>
-              <w:bottom w:w="0" w:type="dxa"/>
-              <w:left w:w="0" w:type="dxa"/>
-              <w:right w:w="0" w:type="dxa"/>
-            </w:tcMar>
-            <w:vAlign w:val="center"/>
-          </w:tcPr>
-          <w:p>
-            <w:pPr>
-              <w:jc w:val="center"/>
-              <w:pBdr>
-                <w:bottom w:val="none" w:sz="0" w:space="0" w:color="000000"/>
-                <w:top w:val="none" w:sz="0" w:space="0" w:color="000000"/>
-                <w:left w:val="none" w:sz="0" w:space="0" w:color="000000"/>
-                <w:right w:val="none" w:sz="0" w:space="0" w:color="000000"/>
-              </w:pBdr>
-              <w:spacing w:after="100" w:before="100" w:line="240"/>
-              <w:ind w:left="100" w:right="100" w:firstLine="0" w:firstLineChars="0"/>
-              <w:rPr>
-                <w:rFonts w:ascii="Helvetica" w:hAnsi="Helvetica" w:eastAsia="Helvetica" w:cs="Helvetica"/>
-                <w:i w:val="false"/>
-                <w:b w:val="false"/>
-                <w:u w:val="none"/>
-                <w:strike w:val="false"/>
-                <w:sz w:val="22"/>
-                <w:szCs w:val="22"/>
-                <w:color w:val="000000"/>
-              </w:rPr>
-            </w:pPr>
-            <w:r>
-              <w:rPr>
-                <w:rFonts w:ascii="Helvetica" w:hAnsi="Helvetica" w:eastAsia="Helvetica" w:cs="Helvetica"/>
-                <w:i w:val="false"/>
-                <w:b w:val="false"/>
-                <w:u w:val="none"/>
-                <w:strike w:val="false"/>
-                <w:sz w:val="22"/>
-                <w:szCs w:val="22"/>
-                <w:color w:val="000000"/>
-              </w:rPr>
-              <w:t xml:space="preserve">      4 (17.4) </w:t>
-            </w:r>
-          </w:p>
-        </w:tc>
-        <w:tc>
-          <w:tcPr>
-            <w:tcBorders>
-              <w:bottom w:val="none" w:sz="0" w:space="0" w:color="000000"/>
-              <w:top w:val="none" w:sz="0" w:space="0" w:color="000000"/>
-              <w:left w:val="none" w:sz="0" w:space="0" w:color="000000"/>
-              <w:right w:val="none" w:sz="0" w:space="0" w:color="000000"/>
-            </w:tcBorders>
-            <w:shd w:val="clear" w:color="auto" w:fill="FFFFFF"/>
-            <w:tcMar>
-              <w:top w:w="0" w:type="dxa"/>
-              <w:bottom w:w="0" w:type="dxa"/>
-              <w:left w:w="0" w:type="dxa"/>
-              <w:right w:w="0" w:type="dxa"/>
-            </w:tcMar>
-            <w:vAlign w:val="center"/>
-          </w:tcPr>
-          <w:p>
-            <w:pPr>
-              <w:jc w:val="center"/>
-              <w:pBdr>
-                <w:bottom w:val="none" w:sz="0" w:space="0" w:color="000000"/>
-                <w:top w:val="none" w:sz="0" w:space="0" w:color="000000"/>
-                <w:left w:val="none" w:sz="0" w:space="0" w:color="000000"/>
-                <w:right w:val="none" w:sz="0" w:space="0" w:color="000000"/>
-              </w:pBdr>
-              <w:spacing w:after="100" w:before="100" w:line="240"/>
-              <w:ind w:left="100" w:right="100" w:firstLine="0" w:firstLineChars="0"/>
-              <w:rPr>
-                <w:rFonts w:ascii="Helvetica" w:hAnsi="Helvetica" w:eastAsia="Helvetica" w:cs="Helvetica"/>
-                <w:i w:val="false"/>
-                <w:b w:val="false"/>
-                <w:u w:val="none"/>
-                <w:strike w:val="false"/>
-                <w:sz w:val="22"/>
-                <w:szCs w:val="22"/>
-                <w:color w:val="000000"/>
-              </w:rPr>
-            </w:pPr>
-            <w:r>
-              <w:rPr>
-                <w:rFonts w:ascii="Helvetica" w:hAnsi="Helvetica" w:eastAsia="Helvetica" w:cs="Helvetica"/>
-                <w:i w:val="false"/>
-                <w:b w:val="false"/>
-                <w:u w:val="none"/>
-                <w:strike w:val="false"/>
-                <w:sz w:val="22"/>
-                <w:szCs w:val="22"/>
-                <w:color w:val="000000"/>
-              </w:rPr>
-              <w:t xml:space="preserve">+17.4 [-1.2; +33.5]</w:t>
+              <w:t xml:space="preserve">     0 ( 0) </w:t>
+            </w:r>
+          </w:p>
+        </w:tc>
+        <w:tc>
+          <w:tcPr>
+            <w:tcBorders>
+              <w:bottom w:val="none" w:sz="0" w:space="0" w:color="000000"/>
+              <w:top w:val="none" w:sz="0" w:space="0" w:color="000000"/>
+              <w:left w:val="none" w:sz="0" w:space="0" w:color="000000"/>
+              <w:right w:val="none" w:sz="0" w:space="0" w:color="000000"/>
+            </w:tcBorders>
+            <w:shd w:val="clear" w:color="auto" w:fill="FFFFFF"/>
+            <w:tcMar>
+              <w:top w:w="0" w:type="dxa"/>
+              <w:bottom w:w="0" w:type="dxa"/>
+              <w:left w:w="0" w:type="dxa"/>
+              <w:right w:w="0" w:type="dxa"/>
+            </w:tcMar>
+            <w:vAlign w:val="center"/>
+          </w:tcPr>
+          <w:p>
+            <w:pPr>
+              <w:jc w:val="center"/>
+              <w:pBdr>
+                <w:bottom w:val="none" w:sz="0" w:space="0" w:color="000000"/>
+                <w:top w:val="none" w:sz="0" w:space="0" w:color="000000"/>
+                <w:left w:val="none" w:sz="0" w:space="0" w:color="000000"/>
+                <w:right w:val="none" w:sz="0" w:space="0" w:color="000000"/>
+              </w:pBdr>
+              <w:spacing w:after="100" w:before="100" w:line="240"/>
+              <w:ind w:left="100" w:right="100" w:firstLine="0" w:firstLineChars="0"/>
+              <w:rPr>
+                <w:rFonts w:ascii="Helvetica" w:hAnsi="Helvetica" w:eastAsia="Helvetica" w:cs="Helvetica"/>
+                <w:i w:val="false"/>
+                <w:b w:val="false"/>
+                <w:u w:val="none"/>
+                <w:strike w:val="false"/>
+                <w:sz w:val="22"/>
+                <w:szCs w:val="22"/>
+                <w:color w:val="000000"/>
+              </w:rPr>
+            </w:pPr>
+            <w:r>
+              <w:rPr>
+                <w:rFonts w:ascii="Helvetica" w:hAnsi="Helvetica" w:eastAsia="Helvetica" w:cs="Helvetica"/>
+                <w:i w:val="false"/>
+                <w:b w:val="false"/>
+                <w:u w:val="none"/>
+                <w:strike w:val="false"/>
+                <w:sz w:val="22"/>
+                <w:szCs w:val="22"/>
+                <w:color w:val="000000"/>
+              </w:rPr>
+              <w:t xml:space="preserve">      4 (17) </w:t>
+            </w:r>
+          </w:p>
+        </w:tc>
+        <w:tc>
+          <w:tcPr>
+            <w:tcBorders>
+              <w:bottom w:val="none" w:sz="0" w:space="0" w:color="000000"/>
+              <w:top w:val="none" w:sz="0" w:space="0" w:color="000000"/>
+              <w:left w:val="none" w:sz="0" w:space="0" w:color="000000"/>
+              <w:right w:val="none" w:sz="0" w:space="0" w:color="000000"/>
+            </w:tcBorders>
+            <w:shd w:val="clear" w:color="auto" w:fill="FFFFFF"/>
+            <w:tcMar>
+              <w:top w:w="0" w:type="dxa"/>
+              <w:bottom w:w="0" w:type="dxa"/>
+              <w:left w:w="0" w:type="dxa"/>
+              <w:right w:w="0" w:type="dxa"/>
+            </w:tcMar>
+            <w:vAlign w:val="center"/>
+          </w:tcPr>
+          <w:p>
+            <w:pPr>
+              <w:jc w:val="center"/>
+              <w:pBdr>
+                <w:bottom w:val="none" w:sz="0" w:space="0" w:color="000000"/>
+                <w:top w:val="none" w:sz="0" w:space="0" w:color="000000"/>
+                <w:left w:val="none" w:sz="0" w:space="0" w:color="000000"/>
+                <w:right w:val="none" w:sz="0" w:space="0" w:color="000000"/>
+              </w:pBdr>
+              <w:spacing w:after="100" w:before="100" w:line="240"/>
+              <w:ind w:left="100" w:right="100" w:firstLine="0" w:firstLineChars="0"/>
+              <w:rPr>
+                <w:rFonts w:ascii="Helvetica" w:hAnsi="Helvetica" w:eastAsia="Helvetica" w:cs="Helvetica"/>
+                <w:i w:val="false"/>
+                <w:b w:val="false"/>
+                <w:u w:val="none"/>
+                <w:strike w:val="false"/>
+                <w:sz w:val="22"/>
+                <w:szCs w:val="22"/>
+                <w:color w:val="000000"/>
+              </w:rPr>
+            </w:pPr>
+            <w:r>
+              <w:rPr>
+                <w:rFonts w:ascii="Helvetica" w:hAnsi="Helvetica" w:eastAsia="Helvetica" w:cs="Helvetica"/>
+                <w:i w:val="false"/>
+                <w:b w:val="false"/>
+                <w:u w:val="none"/>
+                <w:strike w:val="false"/>
+                <w:sz w:val="22"/>
+                <w:szCs w:val="22"/>
+                <w:color w:val="000000"/>
+              </w:rPr>
+              <w:t xml:space="preserve">+17 [-1 - +34]</w:t>
             </w:r>
           </w:p>
         </w:tc>
@@ -3793,115 +3793,115 @@
                 <w:szCs w:val="22"/>
                 <w:color w:val="000000"/>
               </w:rPr>
-              <w:t xml:space="preserve">     2 ( 8.3) </w:t>
-            </w:r>
-          </w:p>
-        </w:tc>
-        <w:tc>
-          <w:tcPr>
-            <w:tcBorders>
-              <w:bottom w:val="none" w:sz="0" w:space="0" w:color="000000"/>
-              <w:top w:val="none" w:sz="0" w:space="0" w:color="000000"/>
-              <w:left w:val="none" w:sz="0" w:space="0" w:color="000000"/>
-              <w:right w:val="none" w:sz="0" w:space="0" w:color="000000"/>
-            </w:tcBorders>
-            <w:shd w:val="clear" w:color="auto" w:fill="FFFFFF"/>
-            <w:tcMar>
-              <w:top w:w="0" w:type="dxa"/>
-              <w:bottom w:w="0" w:type="dxa"/>
-              <w:left w:w="0" w:type="dxa"/>
-              <w:right w:w="0" w:type="dxa"/>
-            </w:tcMar>
-            <w:vAlign w:val="center"/>
-          </w:tcPr>
-          <w:p>
-            <w:pPr>
-              <w:jc w:val="center"/>
-              <w:pBdr>
-                <w:bottom w:val="none" w:sz="0" w:space="0" w:color="000000"/>
-                <w:top w:val="none" w:sz="0" w:space="0" w:color="000000"/>
-                <w:left w:val="none" w:sz="0" w:space="0" w:color="000000"/>
-                <w:right w:val="none" w:sz="0" w:space="0" w:color="000000"/>
-              </w:pBdr>
-              <w:spacing w:after="100" w:before="100" w:line="240"/>
-              <w:ind w:left="100" w:right="100" w:firstLine="0" w:firstLineChars="0"/>
-              <w:rPr>
-                <w:rFonts w:ascii="Helvetica" w:hAnsi="Helvetica" w:eastAsia="Helvetica" w:cs="Helvetica"/>
-                <w:i w:val="false"/>
-                <w:b w:val="false"/>
-                <w:u w:val="none"/>
-                <w:strike w:val="false"/>
-                <w:sz w:val="22"/>
-                <w:szCs w:val="22"/>
-                <w:color w:val="000000"/>
-              </w:rPr>
-            </w:pPr>
-            <w:r>
-              <w:rPr>
-                <w:rFonts w:ascii="Helvetica" w:hAnsi="Helvetica" w:eastAsia="Helvetica" w:cs="Helvetica"/>
-                <w:i w:val="false"/>
-                <w:b w:val="false"/>
-                <w:u w:val="none"/>
-                <w:strike w:val="false"/>
-                <w:sz w:val="22"/>
-                <w:szCs w:val="22"/>
-                <w:color w:val="000000"/>
-              </w:rPr>
-              <w:t xml:space="preserve">      2 ( 8.7) </w:t>
-            </w:r>
-          </w:p>
-        </w:tc>
-        <w:tc>
-          <w:tcPr>
-            <w:tcBorders>
-              <w:bottom w:val="none" w:sz="0" w:space="0" w:color="000000"/>
-              <w:top w:val="none" w:sz="0" w:space="0" w:color="000000"/>
-              <w:left w:val="none" w:sz="0" w:space="0" w:color="000000"/>
-              <w:right w:val="none" w:sz="0" w:space="0" w:color="000000"/>
-            </w:tcBorders>
-            <w:shd w:val="clear" w:color="auto" w:fill="FFFFFF"/>
-            <w:tcMar>
-              <w:top w:w="0" w:type="dxa"/>
-              <w:bottom w:w="0" w:type="dxa"/>
-              <w:left w:w="0" w:type="dxa"/>
-              <w:right w:w="0" w:type="dxa"/>
-            </w:tcMar>
-            <w:vAlign w:val="center"/>
-          </w:tcPr>
-          <w:p>
-            <w:pPr>
-              <w:jc w:val="center"/>
-              <w:pBdr>
-                <w:bottom w:val="none" w:sz="0" w:space="0" w:color="000000"/>
-                <w:top w:val="none" w:sz="0" w:space="0" w:color="000000"/>
-                <w:left w:val="none" w:sz="0" w:space="0" w:color="000000"/>
-                <w:right w:val="none" w:sz="0" w:space="0" w:color="000000"/>
-              </w:pBdr>
-              <w:spacing w:after="100" w:before="100" w:line="240"/>
-              <w:ind w:left="100" w:right="100" w:firstLine="0" w:firstLineChars="0"/>
-              <w:rPr>
-                <w:rFonts w:ascii="Helvetica" w:hAnsi="Helvetica" w:eastAsia="Helvetica" w:cs="Helvetica"/>
-                <w:i w:val="false"/>
-                <w:b w:val="false"/>
-                <w:u w:val="none"/>
-                <w:strike w:val="false"/>
-                <w:sz w:val="22"/>
-                <w:szCs w:val="22"/>
-                <w:color w:val="000000"/>
-              </w:rPr>
-            </w:pPr>
-            <w:r>
-              <w:rPr>
-                <w:rFonts w:ascii="Helvetica" w:hAnsi="Helvetica" w:eastAsia="Helvetica" w:cs="Helvetica"/>
-                <w:i w:val="false"/>
-                <w:b w:val="false"/>
-                <w:u w:val="none"/>
-                <w:strike w:val="false"/>
-                <w:sz w:val="22"/>
-                <w:szCs w:val="22"/>
-                <w:color w:val="000000"/>
-              </w:rPr>
-              <w:t xml:space="preserve">+0.4 [-17.2; +18.2]</w:t>
+              <w:t xml:space="preserve">     2 ( 8) </w:t>
+            </w:r>
+          </w:p>
+        </w:tc>
+        <w:tc>
+          <w:tcPr>
+            <w:tcBorders>
+              <w:bottom w:val="none" w:sz="0" w:space="0" w:color="000000"/>
+              <w:top w:val="none" w:sz="0" w:space="0" w:color="000000"/>
+              <w:left w:val="none" w:sz="0" w:space="0" w:color="000000"/>
+              <w:right w:val="none" w:sz="0" w:space="0" w:color="000000"/>
+            </w:tcBorders>
+            <w:shd w:val="clear" w:color="auto" w:fill="FFFFFF"/>
+            <w:tcMar>
+              <w:top w:w="0" w:type="dxa"/>
+              <w:bottom w:w="0" w:type="dxa"/>
+              <w:left w:w="0" w:type="dxa"/>
+              <w:right w:w="0" w:type="dxa"/>
+            </w:tcMar>
+            <w:vAlign w:val="center"/>
+          </w:tcPr>
+          <w:p>
+            <w:pPr>
+              <w:jc w:val="center"/>
+              <w:pBdr>
+                <w:bottom w:val="none" w:sz="0" w:space="0" w:color="000000"/>
+                <w:top w:val="none" w:sz="0" w:space="0" w:color="000000"/>
+                <w:left w:val="none" w:sz="0" w:space="0" w:color="000000"/>
+                <w:right w:val="none" w:sz="0" w:space="0" w:color="000000"/>
+              </w:pBdr>
+              <w:spacing w:after="100" w:before="100" w:line="240"/>
+              <w:ind w:left="100" w:right="100" w:firstLine="0" w:firstLineChars="0"/>
+              <w:rPr>
+                <w:rFonts w:ascii="Helvetica" w:hAnsi="Helvetica" w:eastAsia="Helvetica" w:cs="Helvetica"/>
+                <w:i w:val="false"/>
+                <w:b w:val="false"/>
+                <w:u w:val="none"/>
+                <w:strike w:val="false"/>
+                <w:sz w:val="22"/>
+                <w:szCs w:val="22"/>
+                <w:color w:val="000000"/>
+              </w:rPr>
+            </w:pPr>
+            <w:r>
+              <w:rPr>
+                <w:rFonts w:ascii="Helvetica" w:hAnsi="Helvetica" w:eastAsia="Helvetica" w:cs="Helvetica"/>
+                <w:i w:val="false"/>
+                <w:b w:val="false"/>
+                <w:u w:val="none"/>
+                <w:strike w:val="false"/>
+                <w:sz w:val="22"/>
+                <w:szCs w:val="22"/>
+                <w:color w:val="000000"/>
+              </w:rPr>
+              <w:t xml:space="preserve">      2 ( 9) </w:t>
+            </w:r>
+          </w:p>
+        </w:tc>
+        <w:tc>
+          <w:tcPr>
+            <w:tcBorders>
+              <w:bottom w:val="none" w:sz="0" w:space="0" w:color="000000"/>
+              <w:top w:val="none" w:sz="0" w:space="0" w:color="000000"/>
+              <w:left w:val="none" w:sz="0" w:space="0" w:color="000000"/>
+              <w:right w:val="none" w:sz="0" w:space="0" w:color="000000"/>
+            </w:tcBorders>
+            <w:shd w:val="clear" w:color="auto" w:fill="FFFFFF"/>
+            <w:tcMar>
+              <w:top w:w="0" w:type="dxa"/>
+              <w:bottom w:w="0" w:type="dxa"/>
+              <w:left w:w="0" w:type="dxa"/>
+              <w:right w:w="0" w:type="dxa"/>
+            </w:tcMar>
+            <w:vAlign w:val="center"/>
+          </w:tcPr>
+          <w:p>
+            <w:pPr>
+              <w:jc w:val="center"/>
+              <w:pBdr>
+                <w:bottom w:val="none" w:sz="0" w:space="0" w:color="000000"/>
+                <w:top w:val="none" w:sz="0" w:space="0" w:color="000000"/>
+                <w:left w:val="none" w:sz="0" w:space="0" w:color="000000"/>
+                <w:right w:val="none" w:sz="0" w:space="0" w:color="000000"/>
+              </w:pBdr>
+              <w:spacing w:after="100" w:before="100" w:line="240"/>
+              <w:ind w:left="100" w:right="100" w:firstLine="0" w:firstLineChars="0"/>
+              <w:rPr>
+                <w:rFonts w:ascii="Helvetica" w:hAnsi="Helvetica" w:eastAsia="Helvetica" w:cs="Helvetica"/>
+                <w:i w:val="false"/>
+                <w:b w:val="false"/>
+                <w:u w:val="none"/>
+                <w:strike w:val="false"/>
+                <w:sz w:val="22"/>
+                <w:szCs w:val="22"/>
+                <w:color w:val="000000"/>
+              </w:rPr>
+            </w:pPr>
+            <w:r>
+              <w:rPr>
+                <w:rFonts w:ascii="Helvetica" w:hAnsi="Helvetica" w:eastAsia="Helvetica" w:cs="Helvetica"/>
+                <w:i w:val="false"/>
+                <w:b w:val="false"/>
+                <w:u w:val="none"/>
+                <w:strike w:val="false"/>
+                <w:sz w:val="22"/>
+                <w:szCs w:val="22"/>
+                <w:color w:val="000000"/>
+              </w:rPr>
+              <w:t xml:space="preserve">+0 [-17 - +18]</w:t>
             </w:r>
           </w:p>
         </w:tc>
@@ -4345,115 +4345,115 @@
                 <w:szCs w:val="22"/>
                 <w:color w:val="000000"/>
               </w:rPr>
-              <w:t xml:space="preserve">    11 (45.8) </w:t>
-            </w:r>
-          </w:p>
-        </w:tc>
-        <w:tc>
-          <w:tcPr>
-            <w:tcBorders>
-              <w:bottom w:val="none" w:sz="0" w:space="0" w:color="000000"/>
-              <w:top w:val="none" w:sz="0" w:space="0" w:color="000000"/>
-              <w:left w:val="none" w:sz="0" w:space="0" w:color="000000"/>
-              <w:right w:val="none" w:sz="0" w:space="0" w:color="000000"/>
-            </w:tcBorders>
-            <w:shd w:val="clear" w:color="auto" w:fill="FFFFFF"/>
-            <w:tcMar>
-              <w:top w:w="0" w:type="dxa"/>
-              <w:bottom w:w="0" w:type="dxa"/>
-              <w:left w:w="0" w:type="dxa"/>
-              <w:right w:w="0" w:type="dxa"/>
-            </w:tcMar>
-            <w:vAlign w:val="center"/>
-          </w:tcPr>
-          <w:p>
-            <w:pPr>
-              <w:jc w:val="center"/>
-              <w:pBdr>
-                <w:bottom w:val="none" w:sz="0" w:space="0" w:color="000000"/>
-                <w:top w:val="none" w:sz="0" w:space="0" w:color="000000"/>
-                <w:left w:val="none" w:sz="0" w:space="0" w:color="000000"/>
-                <w:right w:val="none" w:sz="0" w:space="0" w:color="000000"/>
-              </w:pBdr>
-              <w:spacing w:after="100" w:before="100" w:line="240"/>
-              <w:ind w:left="100" w:right="100" w:firstLine="0" w:firstLineChars="0"/>
-              <w:rPr>
-                <w:rFonts w:ascii="Helvetica" w:hAnsi="Helvetica" w:eastAsia="Helvetica" w:cs="Helvetica"/>
-                <w:i w:val="false"/>
-                <w:b w:val="false"/>
-                <w:u w:val="none"/>
-                <w:strike w:val="false"/>
-                <w:sz w:val="22"/>
-                <w:szCs w:val="22"/>
-                <w:color w:val="000000"/>
-              </w:rPr>
-            </w:pPr>
-            <w:r>
-              <w:rPr>
-                <w:rFonts w:ascii="Helvetica" w:hAnsi="Helvetica" w:eastAsia="Helvetica" w:cs="Helvetica"/>
-                <w:i w:val="false"/>
-                <w:b w:val="false"/>
-                <w:u w:val="none"/>
-                <w:strike w:val="false"/>
-                <w:sz w:val="22"/>
-                <w:szCs w:val="22"/>
-                <w:color w:val="000000"/>
-              </w:rPr>
-              <w:t xml:space="preserve">     11 (47.8) </w:t>
-            </w:r>
-          </w:p>
-        </w:tc>
-        <w:tc>
-          <w:tcPr>
-            <w:tcBorders>
-              <w:bottom w:val="none" w:sz="0" w:space="0" w:color="000000"/>
-              <w:top w:val="none" w:sz="0" w:space="0" w:color="000000"/>
-              <w:left w:val="none" w:sz="0" w:space="0" w:color="000000"/>
-              <w:right w:val="none" w:sz="0" w:space="0" w:color="000000"/>
-            </w:tcBorders>
-            <w:shd w:val="clear" w:color="auto" w:fill="FFFFFF"/>
-            <w:tcMar>
-              <w:top w:w="0" w:type="dxa"/>
-              <w:bottom w:w="0" w:type="dxa"/>
-              <w:left w:w="0" w:type="dxa"/>
-              <w:right w:w="0" w:type="dxa"/>
-            </w:tcMar>
-            <w:vAlign w:val="center"/>
-          </w:tcPr>
-          <w:p>
-            <w:pPr>
-              <w:jc w:val="center"/>
-              <w:pBdr>
-                <w:bottom w:val="none" w:sz="0" w:space="0" w:color="000000"/>
-                <w:top w:val="none" w:sz="0" w:space="0" w:color="000000"/>
-                <w:left w:val="none" w:sz="0" w:space="0" w:color="000000"/>
-                <w:right w:val="none" w:sz="0" w:space="0" w:color="000000"/>
-              </w:pBdr>
-              <w:spacing w:after="100" w:before="100" w:line="240"/>
-              <w:ind w:left="100" w:right="100" w:firstLine="0" w:firstLineChars="0"/>
-              <w:rPr>
-                <w:rFonts w:ascii="Helvetica" w:hAnsi="Helvetica" w:eastAsia="Helvetica" w:cs="Helvetica"/>
-                <w:i w:val="false"/>
-                <w:b w:val="false"/>
-                <w:u w:val="none"/>
-                <w:strike w:val="false"/>
-                <w:sz w:val="22"/>
-                <w:szCs w:val="22"/>
-                <w:color w:val="000000"/>
-              </w:rPr>
-            </w:pPr>
-            <w:r>
-              <w:rPr>
-                <w:rFonts w:ascii="Helvetica" w:hAnsi="Helvetica" w:eastAsia="Helvetica" w:cs="Helvetica"/>
-                <w:i w:val="false"/>
-                <w:b w:val="false"/>
-                <w:u w:val="none"/>
-                <w:strike w:val="false"/>
-                <w:sz w:val="22"/>
-                <w:szCs w:val="22"/>
-                <w:color w:val="000000"/>
-              </w:rPr>
-              <w:t xml:space="preserve">+2.0 [-25.6; +29.2]</w:t>
+              <w:t xml:space="preserve">    11 (46) </w:t>
+            </w:r>
+          </w:p>
+        </w:tc>
+        <w:tc>
+          <w:tcPr>
+            <w:tcBorders>
+              <w:bottom w:val="none" w:sz="0" w:space="0" w:color="000000"/>
+              <w:top w:val="none" w:sz="0" w:space="0" w:color="000000"/>
+              <w:left w:val="none" w:sz="0" w:space="0" w:color="000000"/>
+              <w:right w:val="none" w:sz="0" w:space="0" w:color="000000"/>
+            </w:tcBorders>
+            <w:shd w:val="clear" w:color="auto" w:fill="FFFFFF"/>
+            <w:tcMar>
+              <w:top w:w="0" w:type="dxa"/>
+              <w:bottom w:w="0" w:type="dxa"/>
+              <w:left w:w="0" w:type="dxa"/>
+              <w:right w:w="0" w:type="dxa"/>
+            </w:tcMar>
+            <w:vAlign w:val="center"/>
+          </w:tcPr>
+          <w:p>
+            <w:pPr>
+              <w:jc w:val="center"/>
+              <w:pBdr>
+                <w:bottom w:val="none" w:sz="0" w:space="0" w:color="000000"/>
+                <w:top w:val="none" w:sz="0" w:space="0" w:color="000000"/>
+                <w:left w:val="none" w:sz="0" w:space="0" w:color="000000"/>
+                <w:right w:val="none" w:sz="0" w:space="0" w:color="000000"/>
+              </w:pBdr>
+              <w:spacing w:after="100" w:before="100" w:line="240"/>
+              <w:ind w:left="100" w:right="100" w:firstLine="0" w:firstLineChars="0"/>
+              <w:rPr>
+                <w:rFonts w:ascii="Helvetica" w:hAnsi="Helvetica" w:eastAsia="Helvetica" w:cs="Helvetica"/>
+                <w:i w:val="false"/>
+                <w:b w:val="false"/>
+                <w:u w:val="none"/>
+                <w:strike w:val="false"/>
+                <w:sz w:val="22"/>
+                <w:szCs w:val="22"/>
+                <w:color w:val="000000"/>
+              </w:rPr>
+            </w:pPr>
+            <w:r>
+              <w:rPr>
+                <w:rFonts w:ascii="Helvetica" w:hAnsi="Helvetica" w:eastAsia="Helvetica" w:cs="Helvetica"/>
+                <w:i w:val="false"/>
+                <w:b w:val="false"/>
+                <w:u w:val="none"/>
+                <w:strike w:val="false"/>
+                <w:sz w:val="22"/>
+                <w:szCs w:val="22"/>
+                <w:color w:val="000000"/>
+              </w:rPr>
+              <w:t xml:space="preserve">     11 (48) </w:t>
+            </w:r>
+          </w:p>
+        </w:tc>
+        <w:tc>
+          <w:tcPr>
+            <w:tcBorders>
+              <w:bottom w:val="none" w:sz="0" w:space="0" w:color="000000"/>
+              <w:top w:val="none" w:sz="0" w:space="0" w:color="000000"/>
+              <w:left w:val="none" w:sz="0" w:space="0" w:color="000000"/>
+              <w:right w:val="none" w:sz="0" w:space="0" w:color="000000"/>
+            </w:tcBorders>
+            <w:shd w:val="clear" w:color="auto" w:fill="FFFFFF"/>
+            <w:tcMar>
+              <w:top w:w="0" w:type="dxa"/>
+              <w:bottom w:w="0" w:type="dxa"/>
+              <w:left w:w="0" w:type="dxa"/>
+              <w:right w:w="0" w:type="dxa"/>
+            </w:tcMar>
+            <w:vAlign w:val="center"/>
+          </w:tcPr>
+          <w:p>
+            <w:pPr>
+              <w:jc w:val="center"/>
+              <w:pBdr>
+                <w:bottom w:val="none" w:sz="0" w:space="0" w:color="000000"/>
+                <w:top w:val="none" w:sz="0" w:space="0" w:color="000000"/>
+                <w:left w:val="none" w:sz="0" w:space="0" w:color="000000"/>
+                <w:right w:val="none" w:sz="0" w:space="0" w:color="000000"/>
+              </w:pBdr>
+              <w:spacing w:after="100" w:before="100" w:line="240"/>
+              <w:ind w:left="100" w:right="100" w:firstLine="0" w:firstLineChars="0"/>
+              <w:rPr>
+                <w:rFonts w:ascii="Helvetica" w:hAnsi="Helvetica" w:eastAsia="Helvetica" w:cs="Helvetica"/>
+                <w:i w:val="false"/>
+                <w:b w:val="false"/>
+                <w:u w:val="none"/>
+                <w:strike w:val="false"/>
+                <w:sz w:val="22"/>
+                <w:szCs w:val="22"/>
+                <w:color w:val="000000"/>
+              </w:rPr>
+            </w:pPr>
+            <w:r>
+              <w:rPr>
+                <w:rFonts w:ascii="Helvetica" w:hAnsi="Helvetica" w:eastAsia="Helvetica" w:cs="Helvetica"/>
+                <w:i w:val="false"/>
+                <w:b w:val="false"/>
+                <w:u w:val="none"/>
+                <w:strike w:val="false"/>
+                <w:sz w:val="22"/>
+                <w:szCs w:val="22"/>
+                <w:color w:val="000000"/>
+              </w:rPr>
+              <w:t xml:space="preserve">+2 [-26 - +29]</w:t>
             </w:r>
           </w:p>
         </w:tc>
@@ -4621,115 +4621,115 @@
                 <w:szCs w:val="22"/>
                 <w:color w:val="000000"/>
               </w:rPr>
-              <w:t xml:space="preserve">     1 ( 4.2) </w:t>
-            </w:r>
-          </w:p>
-        </w:tc>
-        <w:tc>
-          <w:tcPr>
-            <w:tcBorders>
-              <w:bottom w:val="none" w:sz="0" w:space="0" w:color="000000"/>
-              <w:top w:val="none" w:sz="0" w:space="0" w:color="000000"/>
-              <w:left w:val="none" w:sz="0" w:space="0" w:color="000000"/>
-              <w:right w:val="none" w:sz="0" w:space="0" w:color="000000"/>
-            </w:tcBorders>
-            <w:shd w:val="clear" w:color="auto" w:fill="FFFFFF"/>
-            <w:tcMar>
-              <w:top w:w="0" w:type="dxa"/>
-              <w:bottom w:w="0" w:type="dxa"/>
-              <w:left w:w="0" w:type="dxa"/>
-              <w:right w:w="0" w:type="dxa"/>
-            </w:tcMar>
-            <w:vAlign w:val="center"/>
-          </w:tcPr>
-          <w:p>
-            <w:pPr>
-              <w:jc w:val="center"/>
-              <w:pBdr>
-                <w:bottom w:val="none" w:sz="0" w:space="0" w:color="000000"/>
-                <w:top w:val="none" w:sz="0" w:space="0" w:color="000000"/>
-                <w:left w:val="none" w:sz="0" w:space="0" w:color="000000"/>
-                <w:right w:val="none" w:sz="0" w:space="0" w:color="000000"/>
-              </w:pBdr>
-              <w:spacing w:after="100" w:before="100" w:line="240"/>
-              <w:ind w:left="100" w:right="100" w:firstLine="0" w:firstLineChars="0"/>
-              <w:rPr>
-                <w:rFonts w:ascii="Helvetica" w:hAnsi="Helvetica" w:eastAsia="Helvetica" w:cs="Helvetica"/>
-                <w:i w:val="false"/>
-                <w:b w:val="false"/>
-                <w:u w:val="none"/>
-                <w:strike w:val="false"/>
-                <w:sz w:val="22"/>
-                <w:szCs w:val="22"/>
-                <w:color w:val="000000"/>
-              </w:rPr>
-            </w:pPr>
-            <w:r>
-              <w:rPr>
-                <w:rFonts w:ascii="Helvetica" w:hAnsi="Helvetica" w:eastAsia="Helvetica" w:cs="Helvetica"/>
-                <w:i w:val="false"/>
-                <w:b w:val="false"/>
-                <w:u w:val="none"/>
-                <w:strike w:val="false"/>
-                <w:sz w:val="22"/>
-                <w:szCs w:val="22"/>
-                <w:color w:val="000000"/>
-              </w:rPr>
-              <w:t xml:space="preserve">      2 ( 8.7) </w:t>
-            </w:r>
-          </w:p>
-        </w:tc>
-        <w:tc>
-          <w:tcPr>
-            <w:tcBorders>
-              <w:bottom w:val="none" w:sz="0" w:space="0" w:color="000000"/>
-              <w:top w:val="none" w:sz="0" w:space="0" w:color="000000"/>
-              <w:left w:val="none" w:sz="0" w:space="0" w:color="000000"/>
-              <w:right w:val="none" w:sz="0" w:space="0" w:color="000000"/>
-            </w:tcBorders>
-            <w:shd w:val="clear" w:color="auto" w:fill="FFFFFF"/>
-            <w:tcMar>
-              <w:top w:w="0" w:type="dxa"/>
-              <w:bottom w:w="0" w:type="dxa"/>
-              <w:left w:w="0" w:type="dxa"/>
-              <w:right w:w="0" w:type="dxa"/>
-            </w:tcMar>
-            <w:vAlign w:val="center"/>
-          </w:tcPr>
-          <w:p>
-            <w:pPr>
-              <w:jc w:val="center"/>
-              <w:pBdr>
-                <w:bottom w:val="none" w:sz="0" w:space="0" w:color="000000"/>
-                <w:top w:val="none" w:sz="0" w:space="0" w:color="000000"/>
-                <w:left w:val="none" w:sz="0" w:space="0" w:color="000000"/>
-                <w:right w:val="none" w:sz="0" w:space="0" w:color="000000"/>
-              </w:pBdr>
-              <w:spacing w:after="100" w:before="100" w:line="240"/>
-              <w:ind w:left="100" w:right="100" w:firstLine="0" w:firstLineChars="0"/>
-              <w:rPr>
-                <w:rFonts w:ascii="Helvetica" w:hAnsi="Helvetica" w:eastAsia="Helvetica" w:cs="Helvetica"/>
-                <w:i w:val="false"/>
-                <w:b w:val="false"/>
-                <w:u w:val="none"/>
-                <w:strike w:val="false"/>
-                <w:sz w:val="22"/>
-                <w:szCs w:val="22"/>
-                <w:color w:val="000000"/>
-              </w:rPr>
-            </w:pPr>
-            <w:r>
-              <w:rPr>
-                <w:rFonts w:ascii="Helvetica" w:hAnsi="Helvetica" w:eastAsia="Helvetica" w:cs="Helvetica"/>
-                <w:i w:val="false"/>
-                <w:b w:val="false"/>
-                <w:u w:val="none"/>
-                <w:strike w:val="false"/>
-                <w:sz w:val="22"/>
-                <w:szCs w:val="22"/>
-                <w:color w:val="000000"/>
-              </w:rPr>
-              <w:t xml:space="preserve">+4.5 [-12.0; +20.7]</w:t>
+              <w:t xml:space="preserve">     1 ( 4) </w:t>
+            </w:r>
+          </w:p>
+        </w:tc>
+        <w:tc>
+          <w:tcPr>
+            <w:tcBorders>
+              <w:bottom w:val="none" w:sz="0" w:space="0" w:color="000000"/>
+              <w:top w:val="none" w:sz="0" w:space="0" w:color="000000"/>
+              <w:left w:val="none" w:sz="0" w:space="0" w:color="000000"/>
+              <w:right w:val="none" w:sz="0" w:space="0" w:color="000000"/>
+            </w:tcBorders>
+            <w:shd w:val="clear" w:color="auto" w:fill="FFFFFF"/>
+            <w:tcMar>
+              <w:top w:w="0" w:type="dxa"/>
+              <w:bottom w:w="0" w:type="dxa"/>
+              <w:left w:w="0" w:type="dxa"/>
+              <w:right w:w="0" w:type="dxa"/>
+            </w:tcMar>
+            <w:vAlign w:val="center"/>
+          </w:tcPr>
+          <w:p>
+            <w:pPr>
+              <w:jc w:val="center"/>
+              <w:pBdr>
+                <w:bottom w:val="none" w:sz="0" w:space="0" w:color="000000"/>
+                <w:top w:val="none" w:sz="0" w:space="0" w:color="000000"/>
+                <w:left w:val="none" w:sz="0" w:space="0" w:color="000000"/>
+                <w:right w:val="none" w:sz="0" w:space="0" w:color="000000"/>
+              </w:pBdr>
+              <w:spacing w:after="100" w:before="100" w:line="240"/>
+              <w:ind w:left="100" w:right="100" w:firstLine="0" w:firstLineChars="0"/>
+              <w:rPr>
+                <w:rFonts w:ascii="Helvetica" w:hAnsi="Helvetica" w:eastAsia="Helvetica" w:cs="Helvetica"/>
+                <w:i w:val="false"/>
+                <w:b w:val="false"/>
+                <w:u w:val="none"/>
+                <w:strike w:val="false"/>
+                <w:sz w:val="22"/>
+                <w:szCs w:val="22"/>
+                <w:color w:val="000000"/>
+              </w:rPr>
+            </w:pPr>
+            <w:r>
+              <w:rPr>
+                <w:rFonts w:ascii="Helvetica" w:hAnsi="Helvetica" w:eastAsia="Helvetica" w:cs="Helvetica"/>
+                <w:i w:val="false"/>
+                <w:b w:val="false"/>
+                <w:u w:val="none"/>
+                <w:strike w:val="false"/>
+                <w:sz w:val="22"/>
+                <w:szCs w:val="22"/>
+                <w:color w:val="000000"/>
+              </w:rPr>
+              <w:t xml:space="preserve">      2 ( 9) </w:t>
+            </w:r>
+          </w:p>
+        </w:tc>
+        <w:tc>
+          <w:tcPr>
+            <w:tcBorders>
+              <w:bottom w:val="none" w:sz="0" w:space="0" w:color="000000"/>
+              <w:top w:val="none" w:sz="0" w:space="0" w:color="000000"/>
+              <w:left w:val="none" w:sz="0" w:space="0" w:color="000000"/>
+              <w:right w:val="none" w:sz="0" w:space="0" w:color="000000"/>
+            </w:tcBorders>
+            <w:shd w:val="clear" w:color="auto" w:fill="FFFFFF"/>
+            <w:tcMar>
+              <w:top w:w="0" w:type="dxa"/>
+              <w:bottom w:w="0" w:type="dxa"/>
+              <w:left w:w="0" w:type="dxa"/>
+              <w:right w:w="0" w:type="dxa"/>
+            </w:tcMar>
+            <w:vAlign w:val="center"/>
+          </w:tcPr>
+          <w:p>
+            <w:pPr>
+              <w:jc w:val="center"/>
+              <w:pBdr>
+                <w:bottom w:val="none" w:sz="0" w:space="0" w:color="000000"/>
+                <w:top w:val="none" w:sz="0" w:space="0" w:color="000000"/>
+                <w:left w:val="none" w:sz="0" w:space="0" w:color="000000"/>
+                <w:right w:val="none" w:sz="0" w:space="0" w:color="000000"/>
+              </w:pBdr>
+              <w:spacing w:after="100" w:before="100" w:line="240"/>
+              <w:ind w:left="100" w:right="100" w:firstLine="0" w:firstLineChars="0"/>
+              <w:rPr>
+                <w:rFonts w:ascii="Helvetica" w:hAnsi="Helvetica" w:eastAsia="Helvetica" w:cs="Helvetica"/>
+                <w:i w:val="false"/>
+                <w:b w:val="false"/>
+                <w:u w:val="none"/>
+                <w:strike w:val="false"/>
+                <w:sz w:val="22"/>
+                <w:szCs w:val="22"/>
+                <w:color w:val="000000"/>
+              </w:rPr>
+            </w:pPr>
+            <w:r>
+              <w:rPr>
+                <w:rFonts w:ascii="Helvetica" w:hAnsi="Helvetica" w:eastAsia="Helvetica" w:cs="Helvetica"/>
+                <w:i w:val="false"/>
+                <w:b w:val="false"/>
+                <w:u w:val="none"/>
+                <w:strike w:val="false"/>
+                <w:sz w:val="22"/>
+                <w:szCs w:val="22"/>
+                <w:color w:val="000000"/>
+              </w:rPr>
+              <w:t xml:space="preserve">+4 [-12 - +21]</w:t>
             </w:r>
           </w:p>
         </w:tc>
@@ -5173,115 +5173,115 @@
                 <w:szCs w:val="22"/>
                 <w:color w:val="000000"/>
               </w:rPr>
-              <w:t xml:space="preserve">     8 (33.3) </w:t>
-            </w:r>
-          </w:p>
-        </w:tc>
-        <w:tc>
-          <w:tcPr>
-            <w:tcBorders>
-              <w:bottom w:val="none" w:sz="0" w:space="0" w:color="000000"/>
-              <w:top w:val="none" w:sz="0" w:space="0" w:color="000000"/>
-              <w:left w:val="none" w:sz="0" w:space="0" w:color="000000"/>
-              <w:right w:val="none" w:sz="0" w:space="0" w:color="000000"/>
-            </w:tcBorders>
-            <w:shd w:val="clear" w:color="auto" w:fill="FFFFFF"/>
-            <w:tcMar>
-              <w:top w:w="0" w:type="dxa"/>
-              <w:bottom w:w="0" w:type="dxa"/>
-              <w:left w:w="0" w:type="dxa"/>
-              <w:right w:w="0" w:type="dxa"/>
-            </w:tcMar>
-            <w:vAlign w:val="center"/>
-          </w:tcPr>
-          <w:p>
-            <w:pPr>
-              <w:jc w:val="center"/>
-              <w:pBdr>
-                <w:bottom w:val="none" w:sz="0" w:space="0" w:color="000000"/>
-                <w:top w:val="none" w:sz="0" w:space="0" w:color="000000"/>
-                <w:left w:val="none" w:sz="0" w:space="0" w:color="000000"/>
-                <w:right w:val="none" w:sz="0" w:space="0" w:color="000000"/>
-              </w:pBdr>
-              <w:spacing w:after="100" w:before="100" w:line="240"/>
-              <w:ind w:left="100" w:right="100" w:firstLine="0" w:firstLineChars="0"/>
-              <w:rPr>
-                <w:rFonts w:ascii="Helvetica" w:hAnsi="Helvetica" w:eastAsia="Helvetica" w:cs="Helvetica"/>
-                <w:i w:val="false"/>
-                <w:b w:val="false"/>
-                <w:u w:val="none"/>
-                <w:strike w:val="false"/>
-                <w:sz w:val="22"/>
-                <w:szCs w:val="22"/>
-                <w:color w:val="000000"/>
-              </w:rPr>
-            </w:pPr>
-            <w:r>
-              <w:rPr>
-                <w:rFonts w:ascii="Helvetica" w:hAnsi="Helvetica" w:eastAsia="Helvetica" w:cs="Helvetica"/>
-                <w:i w:val="false"/>
-                <w:b w:val="false"/>
-                <w:u w:val="none"/>
-                <w:strike w:val="false"/>
-                <w:sz w:val="22"/>
-                <w:szCs w:val="22"/>
-                <w:color w:val="000000"/>
-              </w:rPr>
-              <w:t xml:space="preserve">      8 (34.8) </w:t>
-            </w:r>
-          </w:p>
-        </w:tc>
-        <w:tc>
-          <w:tcPr>
-            <w:tcBorders>
-              <w:bottom w:val="none" w:sz="0" w:space="0" w:color="000000"/>
-              <w:top w:val="none" w:sz="0" w:space="0" w:color="000000"/>
-              <w:left w:val="none" w:sz="0" w:space="0" w:color="000000"/>
-              <w:right w:val="none" w:sz="0" w:space="0" w:color="000000"/>
-            </w:tcBorders>
-            <w:shd w:val="clear" w:color="auto" w:fill="FFFFFF"/>
-            <w:tcMar>
-              <w:top w:w="0" w:type="dxa"/>
-              <w:bottom w:w="0" w:type="dxa"/>
-              <w:left w:w="0" w:type="dxa"/>
-              <w:right w:w="0" w:type="dxa"/>
-            </w:tcMar>
-            <w:vAlign w:val="center"/>
-          </w:tcPr>
-          <w:p>
-            <w:pPr>
-              <w:jc w:val="center"/>
-              <w:pBdr>
-                <w:bottom w:val="none" w:sz="0" w:space="0" w:color="000000"/>
-                <w:top w:val="none" w:sz="0" w:space="0" w:color="000000"/>
-                <w:left w:val="none" w:sz="0" w:space="0" w:color="000000"/>
-                <w:right w:val="none" w:sz="0" w:space="0" w:color="000000"/>
-              </w:pBdr>
-              <w:spacing w:after="100" w:before="100" w:line="240"/>
-              <w:ind w:left="100" w:right="100" w:firstLine="0" w:firstLineChars="0"/>
-              <w:rPr>
-                <w:rFonts w:ascii="Helvetica" w:hAnsi="Helvetica" w:eastAsia="Helvetica" w:cs="Helvetica"/>
-                <w:i w:val="false"/>
-                <w:b w:val="false"/>
-                <w:u w:val="none"/>
-                <w:strike w:val="false"/>
-                <w:sz w:val="22"/>
-                <w:szCs w:val="22"/>
-                <w:color w:val="000000"/>
-              </w:rPr>
-            </w:pPr>
-            <w:r>
-              <w:rPr>
-                <w:rFonts w:ascii="Helvetica" w:hAnsi="Helvetica" w:eastAsia="Helvetica" w:cs="Helvetica"/>
-                <w:i w:val="false"/>
-                <w:b w:val="false"/>
-                <w:u w:val="none"/>
-                <w:strike w:val="false"/>
-                <w:sz w:val="22"/>
-                <w:szCs w:val="22"/>
-                <w:color w:val="000000"/>
-              </w:rPr>
-              <w:t xml:space="preserve">+1.4 [-24.9; +27.6]</w:t>
+              <w:t xml:space="preserve">     8 (33) </w:t>
+            </w:r>
+          </w:p>
+        </w:tc>
+        <w:tc>
+          <w:tcPr>
+            <w:tcBorders>
+              <w:bottom w:val="none" w:sz="0" w:space="0" w:color="000000"/>
+              <w:top w:val="none" w:sz="0" w:space="0" w:color="000000"/>
+              <w:left w:val="none" w:sz="0" w:space="0" w:color="000000"/>
+              <w:right w:val="none" w:sz="0" w:space="0" w:color="000000"/>
+            </w:tcBorders>
+            <w:shd w:val="clear" w:color="auto" w:fill="FFFFFF"/>
+            <w:tcMar>
+              <w:top w:w="0" w:type="dxa"/>
+              <w:bottom w:w="0" w:type="dxa"/>
+              <w:left w:w="0" w:type="dxa"/>
+              <w:right w:w="0" w:type="dxa"/>
+            </w:tcMar>
+            <w:vAlign w:val="center"/>
+          </w:tcPr>
+          <w:p>
+            <w:pPr>
+              <w:jc w:val="center"/>
+              <w:pBdr>
+                <w:bottom w:val="none" w:sz="0" w:space="0" w:color="000000"/>
+                <w:top w:val="none" w:sz="0" w:space="0" w:color="000000"/>
+                <w:left w:val="none" w:sz="0" w:space="0" w:color="000000"/>
+                <w:right w:val="none" w:sz="0" w:space="0" w:color="000000"/>
+              </w:pBdr>
+              <w:spacing w:after="100" w:before="100" w:line="240"/>
+              <w:ind w:left="100" w:right="100" w:firstLine="0" w:firstLineChars="0"/>
+              <w:rPr>
+                <w:rFonts w:ascii="Helvetica" w:hAnsi="Helvetica" w:eastAsia="Helvetica" w:cs="Helvetica"/>
+                <w:i w:val="false"/>
+                <w:b w:val="false"/>
+                <w:u w:val="none"/>
+                <w:strike w:val="false"/>
+                <w:sz w:val="22"/>
+                <w:szCs w:val="22"/>
+                <w:color w:val="000000"/>
+              </w:rPr>
+            </w:pPr>
+            <w:r>
+              <w:rPr>
+                <w:rFonts w:ascii="Helvetica" w:hAnsi="Helvetica" w:eastAsia="Helvetica" w:cs="Helvetica"/>
+                <w:i w:val="false"/>
+                <w:b w:val="false"/>
+                <w:u w:val="none"/>
+                <w:strike w:val="false"/>
+                <w:sz w:val="22"/>
+                <w:szCs w:val="22"/>
+                <w:color w:val="000000"/>
+              </w:rPr>
+              <w:t xml:space="preserve">      8 (35) </w:t>
+            </w:r>
+          </w:p>
+        </w:tc>
+        <w:tc>
+          <w:tcPr>
+            <w:tcBorders>
+              <w:bottom w:val="none" w:sz="0" w:space="0" w:color="000000"/>
+              <w:top w:val="none" w:sz="0" w:space="0" w:color="000000"/>
+              <w:left w:val="none" w:sz="0" w:space="0" w:color="000000"/>
+              <w:right w:val="none" w:sz="0" w:space="0" w:color="000000"/>
+            </w:tcBorders>
+            <w:shd w:val="clear" w:color="auto" w:fill="FFFFFF"/>
+            <w:tcMar>
+              <w:top w:w="0" w:type="dxa"/>
+              <w:bottom w:w="0" w:type="dxa"/>
+              <w:left w:w="0" w:type="dxa"/>
+              <w:right w:w="0" w:type="dxa"/>
+            </w:tcMar>
+            <w:vAlign w:val="center"/>
+          </w:tcPr>
+          <w:p>
+            <w:pPr>
+              <w:jc w:val="center"/>
+              <w:pBdr>
+                <w:bottom w:val="none" w:sz="0" w:space="0" w:color="000000"/>
+                <w:top w:val="none" w:sz="0" w:space="0" w:color="000000"/>
+                <w:left w:val="none" w:sz="0" w:space="0" w:color="000000"/>
+                <w:right w:val="none" w:sz="0" w:space="0" w:color="000000"/>
+              </w:pBdr>
+              <w:spacing w:after="100" w:before="100" w:line="240"/>
+              <w:ind w:left="100" w:right="100" w:firstLine="0" w:firstLineChars="0"/>
+              <w:rPr>
+                <w:rFonts w:ascii="Helvetica" w:hAnsi="Helvetica" w:eastAsia="Helvetica" w:cs="Helvetica"/>
+                <w:i w:val="false"/>
+                <w:b w:val="false"/>
+                <w:u w:val="none"/>
+                <w:strike w:val="false"/>
+                <w:sz w:val="22"/>
+                <w:szCs w:val="22"/>
+                <w:color w:val="000000"/>
+              </w:rPr>
+            </w:pPr>
+            <w:r>
+              <w:rPr>
+                <w:rFonts w:ascii="Helvetica" w:hAnsi="Helvetica" w:eastAsia="Helvetica" w:cs="Helvetica"/>
+                <w:i w:val="false"/>
+                <w:b w:val="false"/>
+                <w:u w:val="none"/>
+                <w:strike w:val="false"/>
+                <w:sz w:val="22"/>
+                <w:szCs w:val="22"/>
+                <w:color w:val="000000"/>
+              </w:rPr>
+              <w:t xml:space="preserve">+1 [-25 - +28]</w:t>
             </w:r>
           </w:p>
         </w:tc>
@@ -5449,115 +5449,115 @@
                 <w:szCs w:val="22"/>
                 <w:color w:val="000000"/>
               </w:rPr>
-              <w:t xml:space="preserve">    16 (66.7) </w:t>
-            </w:r>
-          </w:p>
-        </w:tc>
-        <w:tc>
-          <w:tcPr>
-            <w:tcBorders>
-              <w:bottom w:val="none" w:sz="0" w:space="0" w:color="000000"/>
-              <w:top w:val="none" w:sz="0" w:space="0" w:color="000000"/>
-              <w:left w:val="none" w:sz="0" w:space="0" w:color="000000"/>
-              <w:right w:val="none" w:sz="0" w:space="0" w:color="000000"/>
-            </w:tcBorders>
-            <w:shd w:val="clear" w:color="auto" w:fill="FFFFFF"/>
-            <w:tcMar>
-              <w:top w:w="0" w:type="dxa"/>
-              <w:bottom w:w="0" w:type="dxa"/>
-              <w:left w:w="0" w:type="dxa"/>
-              <w:right w:w="0" w:type="dxa"/>
-            </w:tcMar>
-            <w:vAlign w:val="center"/>
-          </w:tcPr>
-          <w:p>
-            <w:pPr>
-              <w:jc w:val="center"/>
-              <w:pBdr>
-                <w:bottom w:val="none" w:sz="0" w:space="0" w:color="000000"/>
-                <w:top w:val="none" w:sz="0" w:space="0" w:color="000000"/>
-                <w:left w:val="none" w:sz="0" w:space="0" w:color="000000"/>
-                <w:right w:val="none" w:sz="0" w:space="0" w:color="000000"/>
-              </w:pBdr>
-              <w:spacing w:after="100" w:before="100" w:line="240"/>
-              <w:ind w:left="100" w:right="100" w:firstLine="0" w:firstLineChars="0"/>
-              <w:rPr>
-                <w:rFonts w:ascii="Helvetica" w:hAnsi="Helvetica" w:eastAsia="Helvetica" w:cs="Helvetica"/>
-                <w:i w:val="false"/>
-                <w:b w:val="false"/>
-                <w:u w:val="none"/>
-                <w:strike w:val="false"/>
-                <w:sz w:val="22"/>
-                <w:szCs w:val="22"/>
-                <w:color w:val="000000"/>
-              </w:rPr>
-            </w:pPr>
-            <w:r>
-              <w:rPr>
-                <w:rFonts w:ascii="Helvetica" w:hAnsi="Helvetica" w:eastAsia="Helvetica" w:cs="Helvetica"/>
-                <w:i w:val="false"/>
-                <w:b w:val="false"/>
-                <w:u w:val="none"/>
-                <w:strike w:val="false"/>
-                <w:sz w:val="22"/>
-                <w:szCs w:val="22"/>
-                <w:color w:val="000000"/>
-              </w:rPr>
-              <w:t xml:space="preserve">     15 (65.2) </w:t>
-            </w:r>
-          </w:p>
-        </w:tc>
-        <w:tc>
-          <w:tcPr>
-            <w:tcBorders>
-              <w:bottom w:val="none" w:sz="0" w:space="0" w:color="000000"/>
-              <w:top w:val="none" w:sz="0" w:space="0" w:color="000000"/>
-              <w:left w:val="none" w:sz="0" w:space="0" w:color="000000"/>
-              <w:right w:val="none" w:sz="0" w:space="0" w:color="000000"/>
-            </w:tcBorders>
-            <w:shd w:val="clear" w:color="auto" w:fill="FFFFFF"/>
-            <w:tcMar>
-              <w:top w:w="0" w:type="dxa"/>
-              <w:bottom w:w="0" w:type="dxa"/>
-              <w:left w:w="0" w:type="dxa"/>
-              <w:right w:w="0" w:type="dxa"/>
-            </w:tcMar>
-            <w:vAlign w:val="center"/>
-          </w:tcPr>
-          <w:p>
-            <w:pPr>
-              <w:jc w:val="center"/>
-              <w:pBdr>
-                <w:bottom w:val="none" w:sz="0" w:space="0" w:color="000000"/>
-                <w:top w:val="none" w:sz="0" w:space="0" w:color="000000"/>
-                <w:left w:val="none" w:sz="0" w:space="0" w:color="000000"/>
-                <w:right w:val="none" w:sz="0" w:space="0" w:color="000000"/>
-              </w:pBdr>
-              <w:spacing w:after="100" w:before="100" w:line="240"/>
-              <w:ind w:left="100" w:right="100" w:firstLine="0" w:firstLineChars="0"/>
-              <w:rPr>
-                <w:rFonts w:ascii="Helvetica" w:hAnsi="Helvetica" w:eastAsia="Helvetica" w:cs="Helvetica"/>
-                <w:i w:val="false"/>
-                <w:b w:val="false"/>
-                <w:u w:val="none"/>
-                <w:strike w:val="false"/>
-                <w:sz w:val="22"/>
-                <w:szCs w:val="22"/>
-                <w:color w:val="000000"/>
-              </w:rPr>
-            </w:pPr>
-            <w:r>
-              <w:rPr>
-                <w:rFonts w:ascii="Helvetica" w:hAnsi="Helvetica" w:eastAsia="Helvetica" w:cs="Helvetica"/>
-                <w:i w:val="false"/>
-                <w:b w:val="false"/>
-                <w:u w:val="none"/>
-                <w:strike w:val="false"/>
-                <w:sz w:val="22"/>
-                <w:szCs w:val="22"/>
-                <w:color w:val="000000"/>
-              </w:rPr>
-              <w:t xml:space="preserve">-1.4 [-27.6; +24.9]</w:t>
+              <w:t xml:space="preserve">    16 (67) </w:t>
+            </w:r>
+          </w:p>
+        </w:tc>
+        <w:tc>
+          <w:tcPr>
+            <w:tcBorders>
+              <w:bottom w:val="none" w:sz="0" w:space="0" w:color="000000"/>
+              <w:top w:val="none" w:sz="0" w:space="0" w:color="000000"/>
+              <w:left w:val="none" w:sz="0" w:space="0" w:color="000000"/>
+              <w:right w:val="none" w:sz="0" w:space="0" w:color="000000"/>
+            </w:tcBorders>
+            <w:shd w:val="clear" w:color="auto" w:fill="FFFFFF"/>
+            <w:tcMar>
+              <w:top w:w="0" w:type="dxa"/>
+              <w:bottom w:w="0" w:type="dxa"/>
+              <w:left w:w="0" w:type="dxa"/>
+              <w:right w:w="0" w:type="dxa"/>
+            </w:tcMar>
+            <w:vAlign w:val="center"/>
+          </w:tcPr>
+          <w:p>
+            <w:pPr>
+              <w:jc w:val="center"/>
+              <w:pBdr>
+                <w:bottom w:val="none" w:sz="0" w:space="0" w:color="000000"/>
+                <w:top w:val="none" w:sz="0" w:space="0" w:color="000000"/>
+                <w:left w:val="none" w:sz="0" w:space="0" w:color="000000"/>
+                <w:right w:val="none" w:sz="0" w:space="0" w:color="000000"/>
+              </w:pBdr>
+              <w:spacing w:after="100" w:before="100" w:line="240"/>
+              <w:ind w:left="100" w:right="100" w:firstLine="0" w:firstLineChars="0"/>
+              <w:rPr>
+                <w:rFonts w:ascii="Helvetica" w:hAnsi="Helvetica" w:eastAsia="Helvetica" w:cs="Helvetica"/>
+                <w:i w:val="false"/>
+                <w:b w:val="false"/>
+                <w:u w:val="none"/>
+                <w:strike w:val="false"/>
+                <w:sz w:val="22"/>
+                <w:szCs w:val="22"/>
+                <w:color w:val="000000"/>
+              </w:rPr>
+            </w:pPr>
+            <w:r>
+              <w:rPr>
+                <w:rFonts w:ascii="Helvetica" w:hAnsi="Helvetica" w:eastAsia="Helvetica" w:cs="Helvetica"/>
+                <w:i w:val="false"/>
+                <w:b w:val="false"/>
+                <w:u w:val="none"/>
+                <w:strike w:val="false"/>
+                <w:sz w:val="22"/>
+                <w:szCs w:val="22"/>
+                <w:color w:val="000000"/>
+              </w:rPr>
+              <w:t xml:space="preserve">     15 (65) </w:t>
+            </w:r>
+          </w:p>
+        </w:tc>
+        <w:tc>
+          <w:tcPr>
+            <w:tcBorders>
+              <w:bottom w:val="none" w:sz="0" w:space="0" w:color="000000"/>
+              <w:top w:val="none" w:sz="0" w:space="0" w:color="000000"/>
+              <w:left w:val="none" w:sz="0" w:space="0" w:color="000000"/>
+              <w:right w:val="none" w:sz="0" w:space="0" w:color="000000"/>
+            </w:tcBorders>
+            <w:shd w:val="clear" w:color="auto" w:fill="FFFFFF"/>
+            <w:tcMar>
+              <w:top w:w="0" w:type="dxa"/>
+              <w:bottom w:w="0" w:type="dxa"/>
+              <w:left w:w="0" w:type="dxa"/>
+              <w:right w:w="0" w:type="dxa"/>
+            </w:tcMar>
+            <w:vAlign w:val="center"/>
+          </w:tcPr>
+          <w:p>
+            <w:pPr>
+              <w:jc w:val="center"/>
+              <w:pBdr>
+                <w:bottom w:val="none" w:sz="0" w:space="0" w:color="000000"/>
+                <w:top w:val="none" w:sz="0" w:space="0" w:color="000000"/>
+                <w:left w:val="none" w:sz="0" w:space="0" w:color="000000"/>
+                <w:right w:val="none" w:sz="0" w:space="0" w:color="000000"/>
+              </w:pBdr>
+              <w:spacing w:after="100" w:before="100" w:line="240"/>
+              <w:ind w:left="100" w:right="100" w:firstLine="0" w:firstLineChars="0"/>
+              <w:rPr>
+                <w:rFonts w:ascii="Helvetica" w:hAnsi="Helvetica" w:eastAsia="Helvetica" w:cs="Helvetica"/>
+                <w:i w:val="false"/>
+                <w:b w:val="false"/>
+                <w:u w:val="none"/>
+                <w:strike w:val="false"/>
+                <w:sz w:val="22"/>
+                <w:szCs w:val="22"/>
+                <w:color w:val="000000"/>
+              </w:rPr>
+            </w:pPr>
+            <w:r>
+              <w:rPr>
+                <w:rFonts w:ascii="Helvetica" w:hAnsi="Helvetica" w:eastAsia="Helvetica" w:cs="Helvetica"/>
+                <w:i w:val="false"/>
+                <w:b w:val="false"/>
+                <w:u w:val="none"/>
+                <w:strike w:val="false"/>
+                <w:sz w:val="22"/>
+                <w:szCs w:val="22"/>
+                <w:color w:val="000000"/>
+              </w:rPr>
+              <w:t xml:space="preserve">-1 [-28 - +25]</w:t>
             </w:r>
           </w:p>
         </w:tc>
@@ -5725,115 +5725,115 @@
                 <w:szCs w:val="22"/>
                 <w:color w:val="000000"/>
               </w:rPr>
-              <w:t xml:space="preserve">    10 (41.7) </w:t>
-            </w:r>
-          </w:p>
-        </w:tc>
-        <w:tc>
-          <w:tcPr>
-            <w:tcBorders>
-              <w:bottom w:val="none" w:sz="0" w:space="0" w:color="000000"/>
-              <w:top w:val="none" w:sz="0" w:space="0" w:color="000000"/>
-              <w:left w:val="none" w:sz="0" w:space="0" w:color="000000"/>
-              <w:right w:val="none" w:sz="0" w:space="0" w:color="000000"/>
-            </w:tcBorders>
-            <w:shd w:val="clear" w:color="auto" w:fill="FFFFFF"/>
-            <w:tcMar>
-              <w:top w:w="0" w:type="dxa"/>
-              <w:bottom w:w="0" w:type="dxa"/>
-              <w:left w:w="0" w:type="dxa"/>
-              <w:right w:w="0" w:type="dxa"/>
-            </w:tcMar>
-            <w:vAlign w:val="center"/>
-          </w:tcPr>
-          <w:p>
-            <w:pPr>
-              <w:jc w:val="center"/>
-              <w:pBdr>
-                <w:bottom w:val="none" w:sz="0" w:space="0" w:color="000000"/>
-                <w:top w:val="none" w:sz="0" w:space="0" w:color="000000"/>
-                <w:left w:val="none" w:sz="0" w:space="0" w:color="000000"/>
-                <w:right w:val="none" w:sz="0" w:space="0" w:color="000000"/>
-              </w:pBdr>
-              <w:spacing w:after="100" w:before="100" w:line="240"/>
-              <w:ind w:left="100" w:right="100" w:firstLine="0" w:firstLineChars="0"/>
-              <w:rPr>
-                <w:rFonts w:ascii="Helvetica" w:hAnsi="Helvetica" w:eastAsia="Helvetica" w:cs="Helvetica"/>
-                <w:i w:val="false"/>
-                <w:b w:val="false"/>
-                <w:u w:val="none"/>
-                <w:strike w:val="false"/>
-                <w:sz w:val="22"/>
-                <w:szCs w:val="22"/>
-                <w:color w:val="000000"/>
-              </w:rPr>
-            </w:pPr>
-            <w:r>
-              <w:rPr>
-                <w:rFonts w:ascii="Helvetica" w:hAnsi="Helvetica" w:eastAsia="Helvetica" w:cs="Helvetica"/>
-                <w:i w:val="false"/>
-                <w:b w:val="false"/>
-                <w:u w:val="none"/>
-                <w:strike w:val="false"/>
-                <w:sz w:val="22"/>
-                <w:szCs w:val="22"/>
-                <w:color w:val="000000"/>
-              </w:rPr>
-              <w:t xml:space="preserve">     15 (65.2) </w:t>
-            </w:r>
-          </w:p>
-        </w:tc>
-        <w:tc>
-          <w:tcPr>
-            <w:tcBorders>
-              <w:bottom w:val="none" w:sz="0" w:space="0" w:color="000000"/>
-              <w:top w:val="none" w:sz="0" w:space="0" w:color="000000"/>
-              <w:left w:val="none" w:sz="0" w:space="0" w:color="000000"/>
-              <w:right w:val="none" w:sz="0" w:space="0" w:color="000000"/>
-            </w:tcBorders>
-            <w:shd w:val="clear" w:color="auto" w:fill="FFFFFF"/>
-            <w:tcMar>
-              <w:top w:w="0" w:type="dxa"/>
-              <w:bottom w:w="0" w:type="dxa"/>
-              <w:left w:w="0" w:type="dxa"/>
-              <w:right w:w="0" w:type="dxa"/>
-            </w:tcMar>
-            <w:vAlign w:val="center"/>
-          </w:tcPr>
-          <w:p>
-            <w:pPr>
-              <w:jc w:val="center"/>
-              <w:pBdr>
-                <w:bottom w:val="none" w:sz="0" w:space="0" w:color="000000"/>
-                <w:top w:val="none" w:sz="0" w:space="0" w:color="000000"/>
-                <w:left w:val="none" w:sz="0" w:space="0" w:color="000000"/>
-                <w:right w:val="none" w:sz="0" w:space="0" w:color="000000"/>
-              </w:pBdr>
-              <w:spacing w:after="100" w:before="100" w:line="240"/>
-              <w:ind w:left="100" w:right="100" w:firstLine="0" w:firstLineChars="0"/>
-              <w:rPr>
-                <w:rFonts w:ascii="Helvetica" w:hAnsi="Helvetica" w:eastAsia="Helvetica" w:cs="Helvetica"/>
-                <w:i w:val="false"/>
-                <w:b w:val="false"/>
-                <w:u w:val="none"/>
-                <w:strike w:val="false"/>
-                <w:sz w:val="22"/>
-                <w:szCs w:val="22"/>
-                <w:color w:val="000000"/>
-              </w:rPr>
-            </w:pPr>
-            <w:r>
-              <w:rPr>
-                <w:rFonts w:ascii="Helvetica" w:hAnsi="Helvetica" w:eastAsia="Helvetica" w:cs="Helvetica"/>
-                <w:i w:val="false"/>
-                <w:b w:val="false"/>
-                <w:u w:val="none"/>
-                <w:strike w:val="false"/>
-                <w:sz w:val="22"/>
-                <w:szCs w:val="22"/>
-                <w:color w:val="000000"/>
-              </w:rPr>
-              <w:t xml:space="preserve">+23.6 [-5.0; +48.4]</w:t>
+              <w:t xml:space="preserve">    10 (42) </w:t>
+            </w:r>
+          </w:p>
+        </w:tc>
+        <w:tc>
+          <w:tcPr>
+            <w:tcBorders>
+              <w:bottom w:val="none" w:sz="0" w:space="0" w:color="000000"/>
+              <w:top w:val="none" w:sz="0" w:space="0" w:color="000000"/>
+              <w:left w:val="none" w:sz="0" w:space="0" w:color="000000"/>
+              <w:right w:val="none" w:sz="0" w:space="0" w:color="000000"/>
+            </w:tcBorders>
+            <w:shd w:val="clear" w:color="auto" w:fill="FFFFFF"/>
+            <w:tcMar>
+              <w:top w:w="0" w:type="dxa"/>
+              <w:bottom w:w="0" w:type="dxa"/>
+              <w:left w:w="0" w:type="dxa"/>
+              <w:right w:w="0" w:type="dxa"/>
+            </w:tcMar>
+            <w:vAlign w:val="center"/>
+          </w:tcPr>
+          <w:p>
+            <w:pPr>
+              <w:jc w:val="center"/>
+              <w:pBdr>
+                <w:bottom w:val="none" w:sz="0" w:space="0" w:color="000000"/>
+                <w:top w:val="none" w:sz="0" w:space="0" w:color="000000"/>
+                <w:left w:val="none" w:sz="0" w:space="0" w:color="000000"/>
+                <w:right w:val="none" w:sz="0" w:space="0" w:color="000000"/>
+              </w:pBdr>
+              <w:spacing w:after="100" w:before="100" w:line="240"/>
+              <w:ind w:left="100" w:right="100" w:firstLine="0" w:firstLineChars="0"/>
+              <w:rPr>
+                <w:rFonts w:ascii="Helvetica" w:hAnsi="Helvetica" w:eastAsia="Helvetica" w:cs="Helvetica"/>
+                <w:i w:val="false"/>
+                <w:b w:val="false"/>
+                <w:u w:val="none"/>
+                <w:strike w:val="false"/>
+                <w:sz w:val="22"/>
+                <w:szCs w:val="22"/>
+                <w:color w:val="000000"/>
+              </w:rPr>
+            </w:pPr>
+            <w:r>
+              <w:rPr>
+                <w:rFonts w:ascii="Helvetica" w:hAnsi="Helvetica" w:eastAsia="Helvetica" w:cs="Helvetica"/>
+                <w:i w:val="false"/>
+                <w:b w:val="false"/>
+                <w:u w:val="none"/>
+                <w:strike w:val="false"/>
+                <w:sz w:val="22"/>
+                <w:szCs w:val="22"/>
+                <w:color w:val="000000"/>
+              </w:rPr>
+              <w:t xml:space="preserve">     15 (65) </w:t>
+            </w:r>
+          </w:p>
+        </w:tc>
+        <w:tc>
+          <w:tcPr>
+            <w:tcBorders>
+              <w:bottom w:val="none" w:sz="0" w:space="0" w:color="000000"/>
+              <w:top w:val="none" w:sz="0" w:space="0" w:color="000000"/>
+              <w:left w:val="none" w:sz="0" w:space="0" w:color="000000"/>
+              <w:right w:val="none" w:sz="0" w:space="0" w:color="000000"/>
+            </w:tcBorders>
+            <w:shd w:val="clear" w:color="auto" w:fill="FFFFFF"/>
+            <w:tcMar>
+              <w:top w:w="0" w:type="dxa"/>
+              <w:bottom w:w="0" w:type="dxa"/>
+              <w:left w:w="0" w:type="dxa"/>
+              <w:right w:w="0" w:type="dxa"/>
+            </w:tcMar>
+            <w:vAlign w:val="center"/>
+          </w:tcPr>
+          <w:p>
+            <w:pPr>
+              <w:jc w:val="center"/>
+              <w:pBdr>
+                <w:bottom w:val="none" w:sz="0" w:space="0" w:color="000000"/>
+                <w:top w:val="none" w:sz="0" w:space="0" w:color="000000"/>
+                <w:left w:val="none" w:sz="0" w:space="0" w:color="000000"/>
+                <w:right w:val="none" w:sz="0" w:space="0" w:color="000000"/>
+              </w:pBdr>
+              <w:spacing w:after="100" w:before="100" w:line="240"/>
+              <w:ind w:left="100" w:right="100" w:firstLine="0" w:firstLineChars="0"/>
+              <w:rPr>
+                <w:rFonts w:ascii="Helvetica" w:hAnsi="Helvetica" w:eastAsia="Helvetica" w:cs="Helvetica"/>
+                <w:i w:val="false"/>
+                <w:b w:val="false"/>
+                <w:u w:val="none"/>
+                <w:strike w:val="false"/>
+                <w:sz w:val="22"/>
+                <w:szCs w:val="22"/>
+                <w:color w:val="000000"/>
+              </w:rPr>
+            </w:pPr>
+            <w:r>
+              <w:rPr>
+                <w:rFonts w:ascii="Helvetica" w:hAnsi="Helvetica" w:eastAsia="Helvetica" w:cs="Helvetica"/>
+                <w:i w:val="false"/>
+                <w:b w:val="false"/>
+                <w:u w:val="none"/>
+                <w:strike w:val="false"/>
+                <w:sz w:val="22"/>
+                <w:szCs w:val="22"/>
+                <w:color w:val="000000"/>
+              </w:rPr>
+              <w:t xml:space="preserve">+24 [-5 - +48]</w:t>
             </w:r>
           </w:p>
         </w:tc>
@@ -6277,115 +6277,115 @@
                 <w:szCs w:val="22"/>
                 <w:color w:val="000000"/>
               </w:rPr>
-              <w:t xml:space="preserve"> 101.5 [91.8, 116.2]</w:t>
-            </w:r>
-          </w:p>
-        </w:tc>
-        <w:tc>
-          <w:tcPr>
-            <w:tcBorders>
-              <w:bottom w:val="none" w:sz="0" w:space="0" w:color="000000"/>
-              <w:top w:val="none" w:sz="0" w:space="0" w:color="000000"/>
-              <w:left w:val="none" w:sz="0" w:space="0" w:color="000000"/>
-              <w:right w:val="none" w:sz="0" w:space="0" w:color="000000"/>
-            </w:tcBorders>
-            <w:shd w:val="clear" w:color="auto" w:fill="FFFFFF"/>
-            <w:tcMar>
-              <w:top w:w="0" w:type="dxa"/>
-              <w:bottom w:w="0" w:type="dxa"/>
-              <w:left w:w="0" w:type="dxa"/>
-              <w:right w:w="0" w:type="dxa"/>
-            </w:tcMar>
-            <w:vAlign w:val="center"/>
-          </w:tcPr>
-          <w:p>
-            <w:pPr>
-              <w:jc w:val="center"/>
-              <w:pBdr>
-                <w:bottom w:val="none" w:sz="0" w:space="0" w:color="000000"/>
-                <w:top w:val="none" w:sz="0" w:space="0" w:color="000000"/>
-                <w:left w:val="none" w:sz="0" w:space="0" w:color="000000"/>
-                <w:right w:val="none" w:sz="0" w:space="0" w:color="000000"/>
-              </w:pBdr>
-              <w:spacing w:after="100" w:before="100" w:line="240"/>
-              <w:ind w:left="100" w:right="100" w:firstLine="0" w:firstLineChars="0"/>
-              <w:rPr>
-                <w:rFonts w:ascii="Helvetica" w:hAnsi="Helvetica" w:eastAsia="Helvetica" w:cs="Helvetica"/>
-                <w:i w:val="false"/>
-                <w:b w:val="false"/>
-                <w:u w:val="none"/>
-                <w:strike w:val="false"/>
-                <w:sz w:val="22"/>
-                <w:szCs w:val="22"/>
-                <w:color w:val="000000"/>
-              </w:rPr>
-            </w:pPr>
-            <w:r>
-              <w:rPr>
-                <w:rFonts w:ascii="Helvetica" w:hAnsi="Helvetica" w:eastAsia="Helvetica" w:cs="Helvetica"/>
-                <w:i w:val="false"/>
-                <w:b w:val="false"/>
-                <w:u w:val="none"/>
-                <w:strike w:val="false"/>
-                <w:sz w:val="22"/>
-                <w:szCs w:val="22"/>
-                <w:color w:val="000000"/>
-              </w:rPr>
-              <w:t xml:space="preserve">   92.0 [84.0, 104.0]</w:t>
-            </w:r>
-          </w:p>
-        </w:tc>
-        <w:tc>
-          <w:tcPr>
-            <w:tcBorders>
-              <w:bottom w:val="none" w:sz="0" w:space="0" w:color="000000"/>
-              <w:top w:val="none" w:sz="0" w:space="0" w:color="000000"/>
-              <w:left w:val="none" w:sz="0" w:space="0" w:color="000000"/>
-              <w:right w:val="none" w:sz="0" w:space="0" w:color="000000"/>
-            </w:tcBorders>
-            <w:shd w:val="clear" w:color="auto" w:fill="FFFFFF"/>
-            <w:tcMar>
-              <w:top w:w="0" w:type="dxa"/>
-              <w:bottom w:w="0" w:type="dxa"/>
-              <w:left w:w="0" w:type="dxa"/>
-              <w:right w:w="0" w:type="dxa"/>
-            </w:tcMar>
-            <w:vAlign w:val="center"/>
-          </w:tcPr>
-          <w:p>
-            <w:pPr>
-              <w:jc w:val="center"/>
-              <w:pBdr>
-                <w:bottom w:val="none" w:sz="0" w:space="0" w:color="000000"/>
-                <w:top w:val="none" w:sz="0" w:space="0" w:color="000000"/>
-                <w:left w:val="none" w:sz="0" w:space="0" w:color="000000"/>
-                <w:right w:val="none" w:sz="0" w:space="0" w:color="000000"/>
-              </w:pBdr>
-              <w:spacing w:after="100" w:before="100" w:line="240"/>
-              <w:ind w:left="100" w:right="100" w:firstLine="0" w:firstLineChars="0"/>
-              <w:rPr>
-                <w:rFonts w:ascii="Helvetica" w:hAnsi="Helvetica" w:eastAsia="Helvetica" w:cs="Helvetica"/>
-                <w:i w:val="false"/>
-                <w:b w:val="false"/>
-                <w:u w:val="none"/>
-                <w:strike w:val="false"/>
-                <w:sz w:val="22"/>
-                <w:szCs w:val="22"/>
-                <w:color w:val="000000"/>
-              </w:rPr>
-            </w:pPr>
-            <w:r>
-              <w:rPr>
-                <w:rFonts w:ascii="Helvetica" w:hAnsi="Helvetica" w:eastAsia="Helvetica" w:cs="Helvetica"/>
-                <w:i w:val="false"/>
-                <w:b w:val="false"/>
-                <w:u w:val="none"/>
-                <w:strike w:val="false"/>
-                <w:sz w:val="22"/>
-                <w:szCs w:val="22"/>
-                <w:color w:val="000000"/>
-              </w:rPr>
-              <w:t xml:space="preserve">-10.0 [-21.0; 0.0]</w:t>
+              <w:t xml:space="preserve"> 102 [92 - 116]</w:t>
+            </w:r>
+          </w:p>
+        </w:tc>
+        <w:tc>
+          <w:tcPr>
+            <w:tcBorders>
+              <w:bottom w:val="none" w:sz="0" w:space="0" w:color="000000"/>
+              <w:top w:val="none" w:sz="0" w:space="0" w:color="000000"/>
+              <w:left w:val="none" w:sz="0" w:space="0" w:color="000000"/>
+              <w:right w:val="none" w:sz="0" w:space="0" w:color="000000"/>
+            </w:tcBorders>
+            <w:shd w:val="clear" w:color="auto" w:fill="FFFFFF"/>
+            <w:tcMar>
+              <w:top w:w="0" w:type="dxa"/>
+              <w:bottom w:w="0" w:type="dxa"/>
+              <w:left w:w="0" w:type="dxa"/>
+              <w:right w:w="0" w:type="dxa"/>
+            </w:tcMar>
+            <w:vAlign w:val="center"/>
+          </w:tcPr>
+          <w:p>
+            <w:pPr>
+              <w:jc w:val="center"/>
+              <w:pBdr>
+                <w:bottom w:val="none" w:sz="0" w:space="0" w:color="000000"/>
+                <w:top w:val="none" w:sz="0" w:space="0" w:color="000000"/>
+                <w:left w:val="none" w:sz="0" w:space="0" w:color="000000"/>
+                <w:right w:val="none" w:sz="0" w:space="0" w:color="000000"/>
+              </w:pBdr>
+              <w:spacing w:after="100" w:before="100" w:line="240"/>
+              <w:ind w:left="100" w:right="100" w:firstLine="0" w:firstLineChars="0"/>
+              <w:rPr>
+                <w:rFonts w:ascii="Helvetica" w:hAnsi="Helvetica" w:eastAsia="Helvetica" w:cs="Helvetica"/>
+                <w:i w:val="false"/>
+                <w:b w:val="false"/>
+                <w:u w:val="none"/>
+                <w:strike w:val="false"/>
+                <w:sz w:val="22"/>
+                <w:szCs w:val="22"/>
+                <w:color w:val="000000"/>
+              </w:rPr>
+            </w:pPr>
+            <w:r>
+              <w:rPr>
+                <w:rFonts w:ascii="Helvetica" w:hAnsi="Helvetica" w:eastAsia="Helvetica" w:cs="Helvetica"/>
+                <w:i w:val="false"/>
+                <w:b w:val="false"/>
+                <w:u w:val="none"/>
+                <w:strike w:val="false"/>
+                <w:sz w:val="22"/>
+                <w:szCs w:val="22"/>
+                <w:color w:val="000000"/>
+              </w:rPr>
+              <w:t xml:space="preserve">   92 [84 - 104]</w:t>
+            </w:r>
+          </w:p>
+        </w:tc>
+        <w:tc>
+          <w:tcPr>
+            <w:tcBorders>
+              <w:bottom w:val="none" w:sz="0" w:space="0" w:color="000000"/>
+              <w:top w:val="none" w:sz="0" w:space="0" w:color="000000"/>
+              <w:left w:val="none" w:sz="0" w:space="0" w:color="000000"/>
+              <w:right w:val="none" w:sz="0" w:space="0" w:color="000000"/>
+            </w:tcBorders>
+            <w:shd w:val="clear" w:color="auto" w:fill="FFFFFF"/>
+            <w:tcMar>
+              <w:top w:w="0" w:type="dxa"/>
+              <w:bottom w:w="0" w:type="dxa"/>
+              <w:left w:w="0" w:type="dxa"/>
+              <w:right w:w="0" w:type="dxa"/>
+            </w:tcMar>
+            <w:vAlign w:val="center"/>
+          </w:tcPr>
+          <w:p>
+            <w:pPr>
+              <w:jc w:val="center"/>
+              <w:pBdr>
+                <w:bottom w:val="none" w:sz="0" w:space="0" w:color="000000"/>
+                <w:top w:val="none" w:sz="0" w:space="0" w:color="000000"/>
+                <w:left w:val="none" w:sz="0" w:space="0" w:color="000000"/>
+                <w:right w:val="none" w:sz="0" w:space="0" w:color="000000"/>
+              </w:pBdr>
+              <w:spacing w:after="100" w:before="100" w:line="240"/>
+              <w:ind w:left="100" w:right="100" w:firstLine="0" w:firstLineChars="0"/>
+              <w:rPr>
+                <w:rFonts w:ascii="Helvetica" w:hAnsi="Helvetica" w:eastAsia="Helvetica" w:cs="Helvetica"/>
+                <w:i w:val="false"/>
+                <w:b w:val="false"/>
+                <w:u w:val="none"/>
+                <w:strike w:val="false"/>
+                <w:sz w:val="22"/>
+                <w:szCs w:val="22"/>
+                <w:color w:val="000000"/>
+              </w:rPr>
+            </w:pPr>
+            <w:r>
+              <w:rPr>
+                <w:rFonts w:ascii="Helvetica" w:hAnsi="Helvetica" w:eastAsia="Helvetica" w:cs="Helvetica"/>
+                <w:i w:val="false"/>
+                <w:b w:val="false"/>
+                <w:u w:val="none"/>
+                <w:strike w:val="false"/>
+                <w:sz w:val="22"/>
+                <w:szCs w:val="22"/>
+                <w:color w:val="000000"/>
+              </w:rPr>
+              <w:t xml:space="preserve">-10 [-21 - 0]</w:t>
             </w:r>
           </w:p>
         </w:tc>
@@ -6553,115 +6553,115 @@
                 <w:szCs w:val="22"/>
                 <w:color w:val="000000"/>
               </w:rPr>
-              <w:t xml:space="preserve">  67.0 [56.0, 72.2]</w:t>
-            </w:r>
-          </w:p>
-        </w:tc>
-        <w:tc>
-          <w:tcPr>
-            <w:tcBorders>
-              <w:bottom w:val="none" w:sz="0" w:space="0" w:color="000000"/>
-              <w:top w:val="none" w:sz="0" w:space="0" w:color="000000"/>
-              <w:left w:val="none" w:sz="0" w:space="0" w:color="000000"/>
-              <w:right w:val="none" w:sz="0" w:space="0" w:color="000000"/>
-            </w:tcBorders>
-            <w:shd w:val="clear" w:color="auto" w:fill="FFFFFF"/>
-            <w:tcMar>
-              <w:top w:w="0" w:type="dxa"/>
-              <w:bottom w:w="0" w:type="dxa"/>
-              <w:left w:w="0" w:type="dxa"/>
-              <w:right w:w="0" w:type="dxa"/>
-            </w:tcMar>
-            <w:vAlign w:val="center"/>
-          </w:tcPr>
-          <w:p>
-            <w:pPr>
-              <w:jc w:val="center"/>
-              <w:pBdr>
-                <w:bottom w:val="none" w:sz="0" w:space="0" w:color="000000"/>
-                <w:top w:val="none" w:sz="0" w:space="0" w:color="000000"/>
-                <w:left w:val="none" w:sz="0" w:space="0" w:color="000000"/>
-                <w:right w:val="none" w:sz="0" w:space="0" w:color="000000"/>
-              </w:pBdr>
-              <w:spacing w:after="100" w:before="100" w:line="240"/>
-              <w:ind w:left="100" w:right="100" w:firstLine="0" w:firstLineChars="0"/>
-              <w:rPr>
-                <w:rFonts w:ascii="Helvetica" w:hAnsi="Helvetica" w:eastAsia="Helvetica" w:cs="Helvetica"/>
-                <w:i w:val="false"/>
-                <w:b w:val="false"/>
-                <w:u w:val="none"/>
-                <w:strike w:val="false"/>
-                <w:sz w:val="22"/>
-                <w:szCs w:val="22"/>
-                <w:color w:val="000000"/>
-              </w:rPr>
-            </w:pPr>
-            <w:r>
-              <w:rPr>
-                <w:rFonts w:ascii="Helvetica" w:hAnsi="Helvetica" w:eastAsia="Helvetica" w:cs="Helvetica"/>
-                <w:i w:val="false"/>
-                <w:b w:val="false"/>
-                <w:u w:val="none"/>
-                <w:strike w:val="false"/>
-                <w:sz w:val="22"/>
-                <w:szCs w:val="22"/>
-                <w:color w:val="000000"/>
-              </w:rPr>
-              <w:t xml:space="preserve">   63.0 [59.5, 68.0]</w:t>
-            </w:r>
-          </w:p>
-        </w:tc>
-        <w:tc>
-          <w:tcPr>
-            <w:tcBorders>
-              <w:bottom w:val="none" w:sz="0" w:space="0" w:color="000000"/>
-              <w:top w:val="none" w:sz="0" w:space="0" w:color="000000"/>
-              <w:left w:val="none" w:sz="0" w:space="0" w:color="000000"/>
-              <w:right w:val="none" w:sz="0" w:space="0" w:color="000000"/>
-            </w:tcBorders>
-            <w:shd w:val="clear" w:color="auto" w:fill="FFFFFF"/>
-            <w:tcMar>
-              <w:top w:w="0" w:type="dxa"/>
-              <w:bottom w:w="0" w:type="dxa"/>
-              <w:left w:w="0" w:type="dxa"/>
-              <w:right w:w="0" w:type="dxa"/>
-            </w:tcMar>
-            <w:vAlign w:val="center"/>
-          </w:tcPr>
-          <w:p>
-            <w:pPr>
-              <w:jc w:val="center"/>
-              <w:pBdr>
-                <w:bottom w:val="none" w:sz="0" w:space="0" w:color="000000"/>
-                <w:top w:val="none" w:sz="0" w:space="0" w:color="000000"/>
-                <w:left w:val="none" w:sz="0" w:space="0" w:color="000000"/>
-                <w:right w:val="none" w:sz="0" w:space="0" w:color="000000"/>
-              </w:pBdr>
-              <w:spacing w:after="100" w:before="100" w:line="240"/>
-              <w:ind w:left="100" w:right="100" w:firstLine="0" w:firstLineChars="0"/>
-              <w:rPr>
-                <w:rFonts w:ascii="Helvetica" w:hAnsi="Helvetica" w:eastAsia="Helvetica" w:cs="Helvetica"/>
-                <w:i w:val="false"/>
-                <w:b w:val="false"/>
-                <w:u w:val="none"/>
-                <w:strike w:val="false"/>
-                <w:sz w:val="22"/>
-                <w:szCs w:val="22"/>
-                <w:color w:val="000000"/>
-              </w:rPr>
-            </w:pPr>
-            <w:r>
-              <w:rPr>
-                <w:rFonts w:ascii="Helvetica" w:hAnsi="Helvetica" w:eastAsia="Helvetica" w:cs="Helvetica"/>
-                <w:i w:val="false"/>
-                <w:b w:val="false"/>
-                <w:u w:val="none"/>
-                <w:strike w:val="false"/>
-                <w:sz w:val="22"/>
-                <w:szCs w:val="22"/>
-                <w:color w:val="000000"/>
-              </w:rPr>
-              <w:t xml:space="preserve">-3.0 [-9.0; 6.0]</w:t>
+              <w:t xml:space="preserve">  67 [56 - 72]</w:t>
+            </w:r>
+          </w:p>
+        </w:tc>
+        <w:tc>
+          <w:tcPr>
+            <w:tcBorders>
+              <w:bottom w:val="none" w:sz="0" w:space="0" w:color="000000"/>
+              <w:top w:val="none" w:sz="0" w:space="0" w:color="000000"/>
+              <w:left w:val="none" w:sz="0" w:space="0" w:color="000000"/>
+              <w:right w:val="none" w:sz="0" w:space="0" w:color="000000"/>
+            </w:tcBorders>
+            <w:shd w:val="clear" w:color="auto" w:fill="FFFFFF"/>
+            <w:tcMar>
+              <w:top w:w="0" w:type="dxa"/>
+              <w:bottom w:w="0" w:type="dxa"/>
+              <w:left w:w="0" w:type="dxa"/>
+              <w:right w:w="0" w:type="dxa"/>
+            </w:tcMar>
+            <w:vAlign w:val="center"/>
+          </w:tcPr>
+          <w:p>
+            <w:pPr>
+              <w:jc w:val="center"/>
+              <w:pBdr>
+                <w:bottom w:val="none" w:sz="0" w:space="0" w:color="000000"/>
+                <w:top w:val="none" w:sz="0" w:space="0" w:color="000000"/>
+                <w:left w:val="none" w:sz="0" w:space="0" w:color="000000"/>
+                <w:right w:val="none" w:sz="0" w:space="0" w:color="000000"/>
+              </w:pBdr>
+              <w:spacing w:after="100" w:before="100" w:line="240"/>
+              <w:ind w:left="100" w:right="100" w:firstLine="0" w:firstLineChars="0"/>
+              <w:rPr>
+                <w:rFonts w:ascii="Helvetica" w:hAnsi="Helvetica" w:eastAsia="Helvetica" w:cs="Helvetica"/>
+                <w:i w:val="false"/>
+                <w:b w:val="false"/>
+                <w:u w:val="none"/>
+                <w:strike w:val="false"/>
+                <w:sz w:val="22"/>
+                <w:szCs w:val="22"/>
+                <w:color w:val="000000"/>
+              </w:rPr>
+            </w:pPr>
+            <w:r>
+              <w:rPr>
+                <w:rFonts w:ascii="Helvetica" w:hAnsi="Helvetica" w:eastAsia="Helvetica" w:cs="Helvetica"/>
+                <w:i w:val="false"/>
+                <w:b w:val="false"/>
+                <w:u w:val="none"/>
+                <w:strike w:val="false"/>
+                <w:sz w:val="22"/>
+                <w:szCs w:val="22"/>
+                <w:color w:val="000000"/>
+              </w:rPr>
+              <w:t xml:space="preserve">   63 [60 - 68]</w:t>
+            </w:r>
+          </w:p>
+        </w:tc>
+        <w:tc>
+          <w:tcPr>
+            <w:tcBorders>
+              <w:bottom w:val="none" w:sz="0" w:space="0" w:color="000000"/>
+              <w:top w:val="none" w:sz="0" w:space="0" w:color="000000"/>
+              <w:left w:val="none" w:sz="0" w:space="0" w:color="000000"/>
+              <w:right w:val="none" w:sz="0" w:space="0" w:color="000000"/>
+            </w:tcBorders>
+            <w:shd w:val="clear" w:color="auto" w:fill="FFFFFF"/>
+            <w:tcMar>
+              <w:top w:w="0" w:type="dxa"/>
+              <w:bottom w:w="0" w:type="dxa"/>
+              <w:left w:w="0" w:type="dxa"/>
+              <w:right w:w="0" w:type="dxa"/>
+            </w:tcMar>
+            <w:vAlign w:val="center"/>
+          </w:tcPr>
+          <w:p>
+            <w:pPr>
+              <w:jc w:val="center"/>
+              <w:pBdr>
+                <w:bottom w:val="none" w:sz="0" w:space="0" w:color="000000"/>
+                <w:top w:val="none" w:sz="0" w:space="0" w:color="000000"/>
+                <w:left w:val="none" w:sz="0" w:space="0" w:color="000000"/>
+                <w:right w:val="none" w:sz="0" w:space="0" w:color="000000"/>
+              </w:pBdr>
+              <w:spacing w:after="100" w:before="100" w:line="240"/>
+              <w:ind w:left="100" w:right="100" w:firstLine="0" w:firstLineChars="0"/>
+              <w:rPr>
+                <w:rFonts w:ascii="Helvetica" w:hAnsi="Helvetica" w:eastAsia="Helvetica" w:cs="Helvetica"/>
+                <w:i w:val="false"/>
+                <w:b w:val="false"/>
+                <w:u w:val="none"/>
+                <w:strike w:val="false"/>
+                <w:sz w:val="22"/>
+                <w:szCs w:val="22"/>
+                <w:color w:val="000000"/>
+              </w:rPr>
+            </w:pPr>
+            <w:r>
+              <w:rPr>
+                <w:rFonts w:ascii="Helvetica" w:hAnsi="Helvetica" w:eastAsia="Helvetica" w:cs="Helvetica"/>
+                <w:i w:val="false"/>
+                <w:b w:val="false"/>
+                <w:u w:val="none"/>
+                <w:strike w:val="false"/>
+                <w:sz w:val="22"/>
+                <w:szCs w:val="22"/>
+                <w:color w:val="000000"/>
+              </w:rPr>
+              <w:t xml:space="preserve">-3 [-9 - 6]</w:t>
             </w:r>
           </w:p>
         </w:tc>
@@ -6829,115 +6829,115 @@
                 <w:szCs w:val="22"/>
                 <w:color w:val="000000"/>
               </w:rPr>
-              <w:t xml:space="preserve">  76.5 [68.8, 87.0]</w:t>
-            </w:r>
-          </w:p>
-        </w:tc>
-        <w:tc>
-          <w:tcPr>
-            <w:tcBorders>
-              <w:bottom w:val="none" w:sz="0" w:space="0" w:color="000000"/>
-              <w:top w:val="none" w:sz="0" w:space="0" w:color="000000"/>
-              <w:left w:val="none" w:sz="0" w:space="0" w:color="000000"/>
-              <w:right w:val="none" w:sz="0" w:space="0" w:color="000000"/>
-            </w:tcBorders>
-            <w:shd w:val="clear" w:color="auto" w:fill="FFFFFF"/>
-            <w:tcMar>
-              <w:top w:w="0" w:type="dxa"/>
-              <w:bottom w:w="0" w:type="dxa"/>
-              <w:left w:w="0" w:type="dxa"/>
-              <w:right w:w="0" w:type="dxa"/>
-            </w:tcMar>
-            <w:vAlign w:val="center"/>
-          </w:tcPr>
-          <w:p>
-            <w:pPr>
-              <w:jc w:val="center"/>
-              <w:pBdr>
-                <w:bottom w:val="none" w:sz="0" w:space="0" w:color="000000"/>
-                <w:top w:val="none" w:sz="0" w:space="0" w:color="000000"/>
-                <w:left w:val="none" w:sz="0" w:space="0" w:color="000000"/>
-                <w:right w:val="none" w:sz="0" w:space="0" w:color="000000"/>
-              </w:pBdr>
-              <w:spacing w:after="100" w:before="100" w:line="240"/>
-              <w:ind w:left="100" w:right="100" w:firstLine="0" w:firstLineChars="0"/>
-              <w:rPr>
-                <w:rFonts w:ascii="Helvetica" w:hAnsi="Helvetica" w:eastAsia="Helvetica" w:cs="Helvetica"/>
-                <w:i w:val="false"/>
-                <w:b w:val="false"/>
-                <w:u w:val="none"/>
-                <w:strike w:val="false"/>
-                <w:sz w:val="22"/>
-                <w:szCs w:val="22"/>
-                <w:color w:val="000000"/>
-              </w:rPr>
-            </w:pPr>
-            <w:r>
-              <w:rPr>
-                <w:rFonts w:ascii="Helvetica" w:hAnsi="Helvetica" w:eastAsia="Helvetica" w:cs="Helvetica"/>
-                <w:i w:val="false"/>
-                <w:b w:val="false"/>
-                <w:u w:val="none"/>
-                <w:strike w:val="false"/>
-                <w:sz w:val="22"/>
-                <w:szCs w:val="22"/>
-                <w:color w:val="000000"/>
-              </w:rPr>
-              <w:t xml:space="preserve">   71.0 [68.0, 78.5]</w:t>
-            </w:r>
-          </w:p>
-        </w:tc>
-        <w:tc>
-          <w:tcPr>
-            <w:tcBorders>
-              <w:bottom w:val="none" w:sz="0" w:space="0" w:color="000000"/>
-              <w:top w:val="none" w:sz="0" w:space="0" w:color="000000"/>
-              <w:left w:val="none" w:sz="0" w:space="0" w:color="000000"/>
-              <w:right w:val="none" w:sz="0" w:space="0" w:color="000000"/>
-            </w:tcBorders>
-            <w:shd w:val="clear" w:color="auto" w:fill="FFFFFF"/>
-            <w:tcMar>
-              <w:top w:w="0" w:type="dxa"/>
-              <w:bottom w:w="0" w:type="dxa"/>
-              <w:left w:w="0" w:type="dxa"/>
-              <w:right w:w="0" w:type="dxa"/>
-            </w:tcMar>
-            <w:vAlign w:val="center"/>
-          </w:tcPr>
-          <w:p>
-            <w:pPr>
-              <w:jc w:val="center"/>
-              <w:pBdr>
-                <w:bottom w:val="none" w:sz="0" w:space="0" w:color="000000"/>
-                <w:top w:val="none" w:sz="0" w:space="0" w:color="000000"/>
-                <w:left w:val="none" w:sz="0" w:space="0" w:color="000000"/>
-                <w:right w:val="none" w:sz="0" w:space="0" w:color="000000"/>
-              </w:pBdr>
-              <w:spacing w:after="100" w:before="100" w:line="240"/>
-              <w:ind w:left="100" w:right="100" w:firstLine="0" w:firstLineChars="0"/>
-              <w:rPr>
-                <w:rFonts w:ascii="Helvetica" w:hAnsi="Helvetica" w:eastAsia="Helvetica" w:cs="Helvetica"/>
-                <w:i w:val="false"/>
-                <w:b w:val="false"/>
-                <w:u w:val="none"/>
-                <w:strike w:val="false"/>
-                <w:sz w:val="22"/>
-                <w:szCs w:val="22"/>
-                <w:color w:val="000000"/>
-              </w:rPr>
-            </w:pPr>
-            <w:r>
-              <w:rPr>
-                <w:rFonts w:ascii="Helvetica" w:hAnsi="Helvetica" w:eastAsia="Helvetica" w:cs="Helvetica"/>
-                <w:i w:val="false"/>
-                <w:b w:val="false"/>
-                <w:u w:val="none"/>
-                <w:strike w:val="false"/>
-                <w:sz w:val="22"/>
-                <w:szCs w:val="22"/>
-                <w:color w:val="000000"/>
-              </w:rPr>
-              <w:t xml:space="preserve">-5.0 [-12.0; 2.0]</w:t>
+              <w:t xml:space="preserve">  76 [69 - 87]</w:t>
+            </w:r>
+          </w:p>
+        </w:tc>
+        <w:tc>
+          <w:tcPr>
+            <w:tcBorders>
+              <w:bottom w:val="none" w:sz="0" w:space="0" w:color="000000"/>
+              <w:top w:val="none" w:sz="0" w:space="0" w:color="000000"/>
+              <w:left w:val="none" w:sz="0" w:space="0" w:color="000000"/>
+              <w:right w:val="none" w:sz="0" w:space="0" w:color="000000"/>
+            </w:tcBorders>
+            <w:shd w:val="clear" w:color="auto" w:fill="FFFFFF"/>
+            <w:tcMar>
+              <w:top w:w="0" w:type="dxa"/>
+              <w:bottom w:w="0" w:type="dxa"/>
+              <w:left w:w="0" w:type="dxa"/>
+              <w:right w:w="0" w:type="dxa"/>
+            </w:tcMar>
+            <w:vAlign w:val="center"/>
+          </w:tcPr>
+          <w:p>
+            <w:pPr>
+              <w:jc w:val="center"/>
+              <w:pBdr>
+                <w:bottom w:val="none" w:sz="0" w:space="0" w:color="000000"/>
+                <w:top w:val="none" w:sz="0" w:space="0" w:color="000000"/>
+                <w:left w:val="none" w:sz="0" w:space="0" w:color="000000"/>
+                <w:right w:val="none" w:sz="0" w:space="0" w:color="000000"/>
+              </w:pBdr>
+              <w:spacing w:after="100" w:before="100" w:line="240"/>
+              <w:ind w:left="100" w:right="100" w:firstLine="0" w:firstLineChars="0"/>
+              <w:rPr>
+                <w:rFonts w:ascii="Helvetica" w:hAnsi="Helvetica" w:eastAsia="Helvetica" w:cs="Helvetica"/>
+                <w:i w:val="false"/>
+                <w:b w:val="false"/>
+                <w:u w:val="none"/>
+                <w:strike w:val="false"/>
+                <w:sz w:val="22"/>
+                <w:szCs w:val="22"/>
+                <w:color w:val="000000"/>
+              </w:rPr>
+            </w:pPr>
+            <w:r>
+              <w:rPr>
+                <w:rFonts w:ascii="Helvetica" w:hAnsi="Helvetica" w:eastAsia="Helvetica" w:cs="Helvetica"/>
+                <w:i w:val="false"/>
+                <w:b w:val="false"/>
+                <w:u w:val="none"/>
+                <w:strike w:val="false"/>
+                <w:sz w:val="22"/>
+                <w:szCs w:val="22"/>
+                <w:color w:val="000000"/>
+              </w:rPr>
+              <w:t xml:space="preserve">   71 [68 - 78]</w:t>
+            </w:r>
+          </w:p>
+        </w:tc>
+        <w:tc>
+          <w:tcPr>
+            <w:tcBorders>
+              <w:bottom w:val="none" w:sz="0" w:space="0" w:color="000000"/>
+              <w:top w:val="none" w:sz="0" w:space="0" w:color="000000"/>
+              <w:left w:val="none" w:sz="0" w:space="0" w:color="000000"/>
+              <w:right w:val="none" w:sz="0" w:space="0" w:color="000000"/>
+            </w:tcBorders>
+            <w:shd w:val="clear" w:color="auto" w:fill="FFFFFF"/>
+            <w:tcMar>
+              <w:top w:w="0" w:type="dxa"/>
+              <w:bottom w:w="0" w:type="dxa"/>
+              <w:left w:w="0" w:type="dxa"/>
+              <w:right w:w="0" w:type="dxa"/>
+            </w:tcMar>
+            <w:vAlign w:val="center"/>
+          </w:tcPr>
+          <w:p>
+            <w:pPr>
+              <w:jc w:val="center"/>
+              <w:pBdr>
+                <w:bottom w:val="none" w:sz="0" w:space="0" w:color="000000"/>
+                <w:top w:val="none" w:sz="0" w:space="0" w:color="000000"/>
+                <w:left w:val="none" w:sz="0" w:space="0" w:color="000000"/>
+                <w:right w:val="none" w:sz="0" w:space="0" w:color="000000"/>
+              </w:pBdr>
+              <w:spacing w:after="100" w:before="100" w:line="240"/>
+              <w:ind w:left="100" w:right="100" w:firstLine="0" w:firstLineChars="0"/>
+              <w:rPr>
+                <w:rFonts w:ascii="Helvetica" w:hAnsi="Helvetica" w:eastAsia="Helvetica" w:cs="Helvetica"/>
+                <w:i w:val="false"/>
+                <w:b w:val="false"/>
+                <w:u w:val="none"/>
+                <w:strike w:val="false"/>
+                <w:sz w:val="22"/>
+                <w:szCs w:val="22"/>
+                <w:color w:val="000000"/>
+              </w:rPr>
+            </w:pPr>
+            <w:r>
+              <w:rPr>
+                <w:rFonts w:ascii="Helvetica" w:hAnsi="Helvetica" w:eastAsia="Helvetica" w:cs="Helvetica"/>
+                <w:i w:val="false"/>
+                <w:b w:val="false"/>
+                <w:u w:val="none"/>
+                <w:strike w:val="false"/>
+                <w:sz w:val="22"/>
+                <w:szCs w:val="22"/>
+                <w:color w:val="000000"/>
+              </w:rPr>
+              <w:t xml:space="preserve">-5 [-12 - 2]</w:t>
             </w:r>
           </w:p>
         </w:tc>
@@ -7105,115 +7105,115 @@
                 <w:szCs w:val="22"/>
                 <w:color w:val="000000"/>
               </w:rPr>
-              <w:t xml:space="preserve">  95.5 [84.0, 103.5]</w:t>
-            </w:r>
-          </w:p>
-        </w:tc>
-        <w:tc>
-          <w:tcPr>
-            <w:tcBorders>
-              <w:bottom w:val="none" w:sz="0" w:space="0" w:color="000000"/>
-              <w:top w:val="none" w:sz="0" w:space="0" w:color="000000"/>
-              <w:left w:val="none" w:sz="0" w:space="0" w:color="000000"/>
-              <w:right w:val="none" w:sz="0" w:space="0" w:color="000000"/>
-            </w:tcBorders>
-            <w:shd w:val="clear" w:color="auto" w:fill="FFFFFF"/>
-            <w:tcMar>
-              <w:top w:w="0" w:type="dxa"/>
-              <w:bottom w:w="0" w:type="dxa"/>
-              <w:left w:w="0" w:type="dxa"/>
-              <w:right w:w="0" w:type="dxa"/>
-            </w:tcMar>
-            <w:vAlign w:val="center"/>
-          </w:tcPr>
-          <w:p>
-            <w:pPr>
-              <w:jc w:val="center"/>
-              <w:pBdr>
-                <w:bottom w:val="none" w:sz="0" w:space="0" w:color="000000"/>
-                <w:top w:val="none" w:sz="0" w:space="0" w:color="000000"/>
-                <w:left w:val="none" w:sz="0" w:space="0" w:color="000000"/>
-                <w:right w:val="none" w:sz="0" w:space="0" w:color="000000"/>
-              </w:pBdr>
-              <w:spacing w:after="100" w:before="100" w:line="240"/>
-              <w:ind w:left="100" w:right="100" w:firstLine="0" w:firstLineChars="0"/>
-              <w:rPr>
-                <w:rFonts w:ascii="Helvetica" w:hAnsi="Helvetica" w:eastAsia="Helvetica" w:cs="Helvetica"/>
-                <w:i w:val="false"/>
-                <w:b w:val="false"/>
-                <w:u w:val="none"/>
-                <w:strike w:val="false"/>
-                <w:sz w:val="22"/>
-                <w:szCs w:val="22"/>
-                <w:color w:val="000000"/>
-              </w:rPr>
-            </w:pPr>
-            <w:r>
-              <w:rPr>
-                <w:rFonts w:ascii="Helvetica" w:hAnsi="Helvetica" w:eastAsia="Helvetica" w:cs="Helvetica"/>
-                <w:i w:val="false"/>
-                <w:b w:val="false"/>
-                <w:u w:val="none"/>
-                <w:strike w:val="false"/>
-                <w:sz w:val="22"/>
-                <w:szCs w:val="22"/>
-                <w:color w:val="000000"/>
-              </w:rPr>
-              <w:t xml:space="preserve">   96.0 [86.0, 125.5]</w:t>
-            </w:r>
-          </w:p>
-        </w:tc>
-        <w:tc>
-          <w:tcPr>
-            <w:tcBorders>
-              <w:bottom w:val="none" w:sz="0" w:space="0" w:color="000000"/>
-              <w:top w:val="none" w:sz="0" w:space="0" w:color="000000"/>
-              <w:left w:val="none" w:sz="0" w:space="0" w:color="000000"/>
-              <w:right w:val="none" w:sz="0" w:space="0" w:color="000000"/>
-            </w:tcBorders>
-            <w:shd w:val="clear" w:color="auto" w:fill="FFFFFF"/>
-            <w:tcMar>
-              <w:top w:w="0" w:type="dxa"/>
-              <w:bottom w:w="0" w:type="dxa"/>
-              <w:left w:w="0" w:type="dxa"/>
-              <w:right w:w="0" w:type="dxa"/>
-            </w:tcMar>
-            <w:vAlign w:val="center"/>
-          </w:tcPr>
-          <w:p>
-            <w:pPr>
-              <w:jc w:val="center"/>
-              <w:pBdr>
-                <w:bottom w:val="none" w:sz="0" w:space="0" w:color="000000"/>
-                <w:top w:val="none" w:sz="0" w:space="0" w:color="000000"/>
-                <w:left w:val="none" w:sz="0" w:space="0" w:color="000000"/>
-                <w:right w:val="none" w:sz="0" w:space="0" w:color="000000"/>
-              </w:pBdr>
-              <w:spacing w:after="100" w:before="100" w:line="240"/>
-              <w:ind w:left="100" w:right="100" w:firstLine="0" w:firstLineChars="0"/>
-              <w:rPr>
-                <w:rFonts w:ascii="Helvetica" w:hAnsi="Helvetica" w:eastAsia="Helvetica" w:cs="Helvetica"/>
-                <w:i w:val="false"/>
-                <w:b w:val="false"/>
-                <w:u w:val="none"/>
-                <w:strike w:val="false"/>
-                <w:sz w:val="22"/>
-                <w:szCs w:val="22"/>
-                <w:color w:val="000000"/>
-              </w:rPr>
-            </w:pPr>
-            <w:r>
-              <w:rPr>
-                <w:rFonts w:ascii="Helvetica" w:hAnsi="Helvetica" w:eastAsia="Helvetica" w:cs="Helvetica"/>
-                <w:i w:val="false"/>
-                <w:b w:val="false"/>
-                <w:u w:val="none"/>
-                <w:strike w:val="false"/>
-                <w:sz w:val="22"/>
-                <w:szCs w:val="22"/>
-                <w:color w:val="000000"/>
-              </w:rPr>
-              <w:t xml:space="preserve">4.0 [-7.0; 21.0]</w:t>
+              <w:t xml:space="preserve">  96 [84 - 104]</w:t>
+            </w:r>
+          </w:p>
+        </w:tc>
+        <w:tc>
+          <w:tcPr>
+            <w:tcBorders>
+              <w:bottom w:val="none" w:sz="0" w:space="0" w:color="000000"/>
+              <w:top w:val="none" w:sz="0" w:space="0" w:color="000000"/>
+              <w:left w:val="none" w:sz="0" w:space="0" w:color="000000"/>
+              <w:right w:val="none" w:sz="0" w:space="0" w:color="000000"/>
+            </w:tcBorders>
+            <w:shd w:val="clear" w:color="auto" w:fill="FFFFFF"/>
+            <w:tcMar>
+              <w:top w:w="0" w:type="dxa"/>
+              <w:bottom w:w="0" w:type="dxa"/>
+              <w:left w:w="0" w:type="dxa"/>
+              <w:right w:w="0" w:type="dxa"/>
+            </w:tcMar>
+            <w:vAlign w:val="center"/>
+          </w:tcPr>
+          <w:p>
+            <w:pPr>
+              <w:jc w:val="center"/>
+              <w:pBdr>
+                <w:bottom w:val="none" w:sz="0" w:space="0" w:color="000000"/>
+                <w:top w:val="none" w:sz="0" w:space="0" w:color="000000"/>
+                <w:left w:val="none" w:sz="0" w:space="0" w:color="000000"/>
+                <w:right w:val="none" w:sz="0" w:space="0" w:color="000000"/>
+              </w:pBdr>
+              <w:spacing w:after="100" w:before="100" w:line="240"/>
+              <w:ind w:left="100" w:right="100" w:firstLine="0" w:firstLineChars="0"/>
+              <w:rPr>
+                <w:rFonts w:ascii="Helvetica" w:hAnsi="Helvetica" w:eastAsia="Helvetica" w:cs="Helvetica"/>
+                <w:i w:val="false"/>
+                <w:b w:val="false"/>
+                <w:u w:val="none"/>
+                <w:strike w:val="false"/>
+                <w:sz w:val="22"/>
+                <w:szCs w:val="22"/>
+                <w:color w:val="000000"/>
+              </w:rPr>
+            </w:pPr>
+            <w:r>
+              <w:rPr>
+                <w:rFonts w:ascii="Helvetica" w:hAnsi="Helvetica" w:eastAsia="Helvetica" w:cs="Helvetica"/>
+                <w:i w:val="false"/>
+                <w:b w:val="false"/>
+                <w:u w:val="none"/>
+                <w:strike w:val="false"/>
+                <w:sz w:val="22"/>
+                <w:szCs w:val="22"/>
+                <w:color w:val="000000"/>
+              </w:rPr>
+              <w:t xml:space="preserve">   96 [86 - 126]</w:t>
+            </w:r>
+          </w:p>
+        </w:tc>
+        <w:tc>
+          <w:tcPr>
+            <w:tcBorders>
+              <w:bottom w:val="none" w:sz="0" w:space="0" w:color="000000"/>
+              <w:top w:val="none" w:sz="0" w:space="0" w:color="000000"/>
+              <w:left w:val="none" w:sz="0" w:space="0" w:color="000000"/>
+              <w:right w:val="none" w:sz="0" w:space="0" w:color="000000"/>
+            </w:tcBorders>
+            <w:shd w:val="clear" w:color="auto" w:fill="FFFFFF"/>
+            <w:tcMar>
+              <w:top w:w="0" w:type="dxa"/>
+              <w:bottom w:w="0" w:type="dxa"/>
+              <w:left w:w="0" w:type="dxa"/>
+              <w:right w:w="0" w:type="dxa"/>
+            </w:tcMar>
+            <w:vAlign w:val="center"/>
+          </w:tcPr>
+          <w:p>
+            <w:pPr>
+              <w:jc w:val="center"/>
+              <w:pBdr>
+                <w:bottom w:val="none" w:sz="0" w:space="0" w:color="000000"/>
+                <w:top w:val="none" w:sz="0" w:space="0" w:color="000000"/>
+                <w:left w:val="none" w:sz="0" w:space="0" w:color="000000"/>
+                <w:right w:val="none" w:sz="0" w:space="0" w:color="000000"/>
+              </w:pBdr>
+              <w:spacing w:after="100" w:before="100" w:line="240"/>
+              <w:ind w:left="100" w:right="100" w:firstLine="0" w:firstLineChars="0"/>
+              <w:rPr>
+                <w:rFonts w:ascii="Helvetica" w:hAnsi="Helvetica" w:eastAsia="Helvetica" w:cs="Helvetica"/>
+                <w:i w:val="false"/>
+                <w:b w:val="false"/>
+                <w:u w:val="none"/>
+                <w:strike w:val="false"/>
+                <w:sz w:val="22"/>
+                <w:szCs w:val="22"/>
+                <w:color w:val="000000"/>
+              </w:rPr>
+            </w:pPr>
+            <w:r>
+              <w:rPr>
+                <w:rFonts w:ascii="Helvetica" w:hAnsi="Helvetica" w:eastAsia="Helvetica" w:cs="Helvetica"/>
+                <w:i w:val="false"/>
+                <w:b w:val="false"/>
+                <w:u w:val="none"/>
+                <w:strike w:val="false"/>
+                <w:sz w:val="22"/>
+                <w:szCs w:val="22"/>
+                <w:color w:val="000000"/>
+              </w:rPr>
+              <w:t xml:space="preserve">4 [-7 - 21]</w:t>
             </w:r>
           </w:p>
         </w:tc>
@@ -7657,115 +7657,115 @@
                 <w:szCs w:val="22"/>
                 <w:color w:val="000000"/>
               </w:rPr>
-              <w:t xml:space="preserve">  20.0 [15.0, 20.0]</w:t>
-            </w:r>
-          </w:p>
-        </w:tc>
-        <w:tc>
-          <w:tcPr>
-            <w:tcBorders>
-              <w:bottom w:val="none" w:sz="0" w:space="0" w:color="000000"/>
-              <w:top w:val="none" w:sz="0" w:space="0" w:color="000000"/>
-              <w:left w:val="none" w:sz="0" w:space="0" w:color="000000"/>
-              <w:right w:val="none" w:sz="0" w:space="0" w:color="000000"/>
-            </w:tcBorders>
-            <w:shd w:val="clear" w:color="auto" w:fill="FFFFFF"/>
-            <w:tcMar>
-              <w:top w:w="0" w:type="dxa"/>
-              <w:bottom w:w="0" w:type="dxa"/>
-              <w:left w:w="0" w:type="dxa"/>
-              <w:right w:w="0" w:type="dxa"/>
-            </w:tcMar>
-            <w:vAlign w:val="center"/>
-          </w:tcPr>
-          <w:p>
-            <w:pPr>
-              <w:jc w:val="center"/>
-              <w:pBdr>
-                <w:bottom w:val="none" w:sz="0" w:space="0" w:color="000000"/>
-                <w:top w:val="none" w:sz="0" w:space="0" w:color="000000"/>
-                <w:left w:val="none" w:sz="0" w:space="0" w:color="000000"/>
-                <w:right w:val="none" w:sz="0" w:space="0" w:color="000000"/>
-              </w:pBdr>
-              <w:spacing w:after="100" w:before="100" w:line="240"/>
-              <w:ind w:left="100" w:right="100" w:firstLine="0" w:firstLineChars="0"/>
-              <w:rPr>
-                <w:rFonts w:ascii="Helvetica" w:hAnsi="Helvetica" w:eastAsia="Helvetica" w:cs="Helvetica"/>
-                <w:i w:val="false"/>
-                <w:b w:val="false"/>
-                <w:u w:val="none"/>
-                <w:strike w:val="false"/>
-                <w:sz w:val="22"/>
-                <w:szCs w:val="22"/>
-                <w:color w:val="000000"/>
-              </w:rPr>
-            </w:pPr>
-            <w:r>
-              <w:rPr>
-                <w:rFonts w:ascii="Helvetica" w:hAnsi="Helvetica" w:eastAsia="Helvetica" w:cs="Helvetica"/>
-                <w:i w:val="false"/>
-                <w:b w:val="false"/>
-                <w:u w:val="none"/>
-                <w:strike w:val="false"/>
-                <w:sz w:val="22"/>
-                <w:szCs w:val="22"/>
-                <w:color w:val="000000"/>
-              </w:rPr>
-              <w:t xml:space="preserve">   17.5 [13.8, 25.2]</w:t>
-            </w:r>
-          </w:p>
-        </w:tc>
-        <w:tc>
-          <w:tcPr>
-            <w:tcBorders>
-              <w:bottom w:val="none" w:sz="0" w:space="0" w:color="000000"/>
-              <w:top w:val="none" w:sz="0" w:space="0" w:color="000000"/>
-              <w:left w:val="none" w:sz="0" w:space="0" w:color="000000"/>
-              <w:right w:val="none" w:sz="0" w:space="0" w:color="000000"/>
-            </w:tcBorders>
-            <w:shd w:val="clear" w:color="auto" w:fill="FFFFFF"/>
-            <w:tcMar>
-              <w:top w:w="0" w:type="dxa"/>
-              <w:bottom w:w="0" w:type="dxa"/>
-              <w:left w:w="0" w:type="dxa"/>
-              <w:right w:w="0" w:type="dxa"/>
-            </w:tcMar>
-            <w:vAlign w:val="center"/>
-          </w:tcPr>
-          <w:p>
-            <w:pPr>
-              <w:jc w:val="center"/>
-              <w:pBdr>
-                <w:bottom w:val="none" w:sz="0" w:space="0" w:color="000000"/>
-                <w:top w:val="none" w:sz="0" w:space="0" w:color="000000"/>
-                <w:left w:val="none" w:sz="0" w:space="0" w:color="000000"/>
-                <w:right w:val="none" w:sz="0" w:space="0" w:color="000000"/>
-              </w:pBdr>
-              <w:spacing w:after="100" w:before="100" w:line="240"/>
-              <w:ind w:left="100" w:right="100" w:firstLine="0" w:firstLineChars="0"/>
-              <w:rPr>
-                <w:rFonts w:ascii="Helvetica" w:hAnsi="Helvetica" w:eastAsia="Helvetica" w:cs="Helvetica"/>
-                <w:i w:val="false"/>
-                <w:b w:val="false"/>
-                <w:u w:val="none"/>
-                <w:strike w:val="false"/>
-                <w:sz w:val="22"/>
-                <w:szCs w:val="22"/>
-                <w:color w:val="000000"/>
-              </w:rPr>
-            </w:pPr>
-            <w:r>
-              <w:rPr>
-                <w:rFonts w:ascii="Helvetica" w:hAnsi="Helvetica" w:eastAsia="Helvetica" w:cs="Helvetica"/>
-                <w:i w:val="false"/>
-                <w:b w:val="false"/>
-                <w:u w:val="none"/>
-                <w:strike w:val="false"/>
-                <w:sz w:val="22"/>
-                <w:szCs w:val="22"/>
-                <w:color w:val="000000"/>
-              </w:rPr>
-              <w:t xml:space="preserve">-0.0 [-5.0; 5.0]</w:t>
+              <w:t xml:space="preserve">  20 [15 - 20]</w:t>
+            </w:r>
+          </w:p>
+        </w:tc>
+        <w:tc>
+          <w:tcPr>
+            <w:tcBorders>
+              <w:bottom w:val="none" w:sz="0" w:space="0" w:color="000000"/>
+              <w:top w:val="none" w:sz="0" w:space="0" w:color="000000"/>
+              <w:left w:val="none" w:sz="0" w:space="0" w:color="000000"/>
+              <w:right w:val="none" w:sz="0" w:space="0" w:color="000000"/>
+            </w:tcBorders>
+            <w:shd w:val="clear" w:color="auto" w:fill="FFFFFF"/>
+            <w:tcMar>
+              <w:top w:w="0" w:type="dxa"/>
+              <w:bottom w:w="0" w:type="dxa"/>
+              <w:left w:w="0" w:type="dxa"/>
+              <w:right w:w="0" w:type="dxa"/>
+            </w:tcMar>
+            <w:vAlign w:val="center"/>
+          </w:tcPr>
+          <w:p>
+            <w:pPr>
+              <w:jc w:val="center"/>
+              <w:pBdr>
+                <w:bottom w:val="none" w:sz="0" w:space="0" w:color="000000"/>
+                <w:top w:val="none" w:sz="0" w:space="0" w:color="000000"/>
+                <w:left w:val="none" w:sz="0" w:space="0" w:color="000000"/>
+                <w:right w:val="none" w:sz="0" w:space="0" w:color="000000"/>
+              </w:pBdr>
+              <w:spacing w:after="100" w:before="100" w:line="240"/>
+              <w:ind w:left="100" w:right="100" w:firstLine="0" w:firstLineChars="0"/>
+              <w:rPr>
+                <w:rFonts w:ascii="Helvetica" w:hAnsi="Helvetica" w:eastAsia="Helvetica" w:cs="Helvetica"/>
+                <w:i w:val="false"/>
+                <w:b w:val="false"/>
+                <w:u w:val="none"/>
+                <w:strike w:val="false"/>
+                <w:sz w:val="22"/>
+                <w:szCs w:val="22"/>
+                <w:color w:val="000000"/>
+              </w:rPr>
+            </w:pPr>
+            <w:r>
+              <w:rPr>
+                <w:rFonts w:ascii="Helvetica" w:hAnsi="Helvetica" w:eastAsia="Helvetica" w:cs="Helvetica"/>
+                <w:i w:val="false"/>
+                <w:b w:val="false"/>
+                <w:u w:val="none"/>
+                <w:strike w:val="false"/>
+                <w:sz w:val="22"/>
+                <w:szCs w:val="22"/>
+                <w:color w:val="000000"/>
+              </w:rPr>
+              <w:t xml:space="preserve">   18 [14 - 25]</w:t>
+            </w:r>
+          </w:p>
+        </w:tc>
+        <w:tc>
+          <w:tcPr>
+            <w:tcBorders>
+              <w:bottom w:val="none" w:sz="0" w:space="0" w:color="000000"/>
+              <w:top w:val="none" w:sz="0" w:space="0" w:color="000000"/>
+              <w:left w:val="none" w:sz="0" w:space="0" w:color="000000"/>
+              <w:right w:val="none" w:sz="0" w:space="0" w:color="000000"/>
+            </w:tcBorders>
+            <w:shd w:val="clear" w:color="auto" w:fill="FFFFFF"/>
+            <w:tcMar>
+              <w:top w:w="0" w:type="dxa"/>
+              <w:bottom w:w="0" w:type="dxa"/>
+              <w:left w:w="0" w:type="dxa"/>
+              <w:right w:w="0" w:type="dxa"/>
+            </w:tcMar>
+            <w:vAlign w:val="center"/>
+          </w:tcPr>
+          <w:p>
+            <w:pPr>
+              <w:jc w:val="center"/>
+              <w:pBdr>
+                <w:bottom w:val="none" w:sz="0" w:space="0" w:color="000000"/>
+                <w:top w:val="none" w:sz="0" w:space="0" w:color="000000"/>
+                <w:left w:val="none" w:sz="0" w:space="0" w:color="000000"/>
+                <w:right w:val="none" w:sz="0" w:space="0" w:color="000000"/>
+              </w:pBdr>
+              <w:spacing w:after="100" w:before="100" w:line="240"/>
+              <w:ind w:left="100" w:right="100" w:firstLine="0" w:firstLineChars="0"/>
+              <w:rPr>
+                <w:rFonts w:ascii="Helvetica" w:hAnsi="Helvetica" w:eastAsia="Helvetica" w:cs="Helvetica"/>
+                <w:i w:val="false"/>
+                <w:b w:val="false"/>
+                <w:u w:val="none"/>
+                <w:strike w:val="false"/>
+                <w:sz w:val="22"/>
+                <w:szCs w:val="22"/>
+                <w:color w:val="000000"/>
+              </w:rPr>
+            </w:pPr>
+            <w:r>
+              <w:rPr>
+                <w:rFonts w:ascii="Helvetica" w:hAnsi="Helvetica" w:eastAsia="Helvetica" w:cs="Helvetica"/>
+                <w:i w:val="false"/>
+                <w:b w:val="false"/>
+                <w:u w:val="none"/>
+                <w:strike w:val="false"/>
+                <w:sz w:val="22"/>
+                <w:szCs w:val="22"/>
+                <w:color w:val="000000"/>
+              </w:rPr>
+              <w:t xml:space="preserve">-0 [-5 - 5]</w:t>
             </w:r>
           </w:p>
         </w:tc>
@@ -7933,115 +7933,115 @@
                 <w:szCs w:val="22"/>
                 <w:color w:val="000000"/>
               </w:rPr>
-              <w:t xml:space="preserve">   7.0 [6.0, 8.0]</w:t>
-            </w:r>
-          </w:p>
-        </w:tc>
-        <w:tc>
-          <w:tcPr>
-            <w:tcBorders>
-              <w:bottom w:val="none" w:sz="0" w:space="0" w:color="000000"/>
-              <w:top w:val="none" w:sz="0" w:space="0" w:color="000000"/>
-              <w:left w:val="none" w:sz="0" w:space="0" w:color="000000"/>
-              <w:right w:val="none" w:sz="0" w:space="0" w:color="000000"/>
-            </w:tcBorders>
-            <w:shd w:val="clear" w:color="auto" w:fill="FFFFFF"/>
-            <w:tcMar>
-              <w:top w:w="0" w:type="dxa"/>
-              <w:bottom w:w="0" w:type="dxa"/>
-              <w:left w:w="0" w:type="dxa"/>
-              <w:right w:w="0" w:type="dxa"/>
-            </w:tcMar>
-            <w:vAlign w:val="center"/>
-          </w:tcPr>
-          <w:p>
-            <w:pPr>
-              <w:jc w:val="center"/>
-              <w:pBdr>
-                <w:bottom w:val="none" w:sz="0" w:space="0" w:color="000000"/>
-                <w:top w:val="none" w:sz="0" w:space="0" w:color="000000"/>
-                <w:left w:val="none" w:sz="0" w:space="0" w:color="000000"/>
-                <w:right w:val="none" w:sz="0" w:space="0" w:color="000000"/>
-              </w:pBdr>
-              <w:spacing w:after="100" w:before="100" w:line="240"/>
-              <w:ind w:left="100" w:right="100" w:firstLine="0" w:firstLineChars="0"/>
-              <w:rPr>
-                <w:rFonts w:ascii="Helvetica" w:hAnsi="Helvetica" w:eastAsia="Helvetica" w:cs="Helvetica"/>
-                <w:i w:val="false"/>
-                <w:b w:val="false"/>
-                <w:u w:val="none"/>
-                <w:strike w:val="false"/>
-                <w:sz w:val="22"/>
-                <w:szCs w:val="22"/>
-                <w:color w:val="000000"/>
-              </w:rPr>
-            </w:pPr>
-            <w:r>
-              <w:rPr>
-                <w:rFonts w:ascii="Helvetica" w:hAnsi="Helvetica" w:eastAsia="Helvetica" w:cs="Helvetica"/>
-                <w:i w:val="false"/>
-                <w:b w:val="false"/>
-                <w:u w:val="none"/>
-                <w:strike w:val="false"/>
-                <w:sz w:val="22"/>
-                <w:szCs w:val="22"/>
-                <w:color w:val="000000"/>
-              </w:rPr>
-              <w:t xml:space="preserve">    8.0 [5.5, 9.0]</w:t>
-            </w:r>
-          </w:p>
-        </w:tc>
-        <w:tc>
-          <w:tcPr>
-            <w:tcBorders>
-              <w:bottom w:val="none" w:sz="0" w:space="0" w:color="000000"/>
-              <w:top w:val="none" w:sz="0" w:space="0" w:color="000000"/>
-              <w:left w:val="none" w:sz="0" w:space="0" w:color="000000"/>
-              <w:right w:val="none" w:sz="0" w:space="0" w:color="000000"/>
-            </w:tcBorders>
-            <w:shd w:val="clear" w:color="auto" w:fill="FFFFFF"/>
-            <w:tcMar>
-              <w:top w:w="0" w:type="dxa"/>
-              <w:bottom w:w="0" w:type="dxa"/>
-              <w:left w:w="0" w:type="dxa"/>
-              <w:right w:w="0" w:type="dxa"/>
-            </w:tcMar>
-            <w:vAlign w:val="center"/>
-          </w:tcPr>
-          <w:p>
-            <w:pPr>
-              <w:jc w:val="center"/>
-              <w:pBdr>
-                <w:bottom w:val="none" w:sz="0" w:space="0" w:color="000000"/>
-                <w:top w:val="none" w:sz="0" w:space="0" w:color="000000"/>
-                <w:left w:val="none" w:sz="0" w:space="0" w:color="000000"/>
-                <w:right w:val="none" w:sz="0" w:space="0" w:color="000000"/>
-              </w:pBdr>
-              <w:spacing w:after="100" w:before="100" w:line="240"/>
-              <w:ind w:left="100" w:right="100" w:firstLine="0" w:firstLineChars="0"/>
-              <w:rPr>
-                <w:rFonts w:ascii="Helvetica" w:hAnsi="Helvetica" w:eastAsia="Helvetica" w:cs="Helvetica"/>
-                <w:i w:val="false"/>
-                <w:b w:val="false"/>
-                <w:u w:val="none"/>
-                <w:strike w:val="false"/>
-                <w:sz w:val="22"/>
-                <w:szCs w:val="22"/>
-                <w:color w:val="000000"/>
-              </w:rPr>
-            </w:pPr>
-            <w:r>
-              <w:rPr>
-                <w:rFonts w:ascii="Helvetica" w:hAnsi="Helvetica" w:eastAsia="Helvetica" w:cs="Helvetica"/>
-                <w:i w:val="false"/>
-                <w:b w:val="false"/>
-                <w:u w:val="none"/>
-                <w:strike w:val="false"/>
-                <w:sz w:val="22"/>
-                <w:szCs w:val="22"/>
-                <w:color w:val="000000"/>
-              </w:rPr>
-              <w:t xml:space="preserve">0.4 [-2.0; 2.0]</w:t>
+              <w:t xml:space="preserve">   7 [6 - 8]</w:t>
+            </w:r>
+          </w:p>
+        </w:tc>
+        <w:tc>
+          <w:tcPr>
+            <w:tcBorders>
+              <w:bottom w:val="none" w:sz="0" w:space="0" w:color="000000"/>
+              <w:top w:val="none" w:sz="0" w:space="0" w:color="000000"/>
+              <w:left w:val="none" w:sz="0" w:space="0" w:color="000000"/>
+              <w:right w:val="none" w:sz="0" w:space="0" w:color="000000"/>
+            </w:tcBorders>
+            <w:shd w:val="clear" w:color="auto" w:fill="FFFFFF"/>
+            <w:tcMar>
+              <w:top w:w="0" w:type="dxa"/>
+              <w:bottom w:w="0" w:type="dxa"/>
+              <w:left w:w="0" w:type="dxa"/>
+              <w:right w:w="0" w:type="dxa"/>
+            </w:tcMar>
+            <w:vAlign w:val="center"/>
+          </w:tcPr>
+          <w:p>
+            <w:pPr>
+              <w:jc w:val="center"/>
+              <w:pBdr>
+                <w:bottom w:val="none" w:sz="0" w:space="0" w:color="000000"/>
+                <w:top w:val="none" w:sz="0" w:space="0" w:color="000000"/>
+                <w:left w:val="none" w:sz="0" w:space="0" w:color="000000"/>
+                <w:right w:val="none" w:sz="0" w:space="0" w:color="000000"/>
+              </w:pBdr>
+              <w:spacing w:after="100" w:before="100" w:line="240"/>
+              <w:ind w:left="100" w:right="100" w:firstLine="0" w:firstLineChars="0"/>
+              <w:rPr>
+                <w:rFonts w:ascii="Helvetica" w:hAnsi="Helvetica" w:eastAsia="Helvetica" w:cs="Helvetica"/>
+                <w:i w:val="false"/>
+                <w:b w:val="false"/>
+                <w:u w:val="none"/>
+                <w:strike w:val="false"/>
+                <w:sz w:val="22"/>
+                <w:szCs w:val="22"/>
+                <w:color w:val="000000"/>
+              </w:rPr>
+            </w:pPr>
+            <w:r>
+              <w:rPr>
+                <w:rFonts w:ascii="Helvetica" w:hAnsi="Helvetica" w:eastAsia="Helvetica" w:cs="Helvetica"/>
+                <w:i w:val="false"/>
+                <w:b w:val="false"/>
+                <w:u w:val="none"/>
+                <w:strike w:val="false"/>
+                <w:sz w:val="22"/>
+                <w:szCs w:val="22"/>
+                <w:color w:val="000000"/>
+              </w:rPr>
+              <w:t xml:space="preserve">    8 [6 - 9]</w:t>
+            </w:r>
+          </w:p>
+        </w:tc>
+        <w:tc>
+          <w:tcPr>
+            <w:tcBorders>
+              <w:bottom w:val="none" w:sz="0" w:space="0" w:color="000000"/>
+              <w:top w:val="none" w:sz="0" w:space="0" w:color="000000"/>
+              <w:left w:val="none" w:sz="0" w:space="0" w:color="000000"/>
+              <w:right w:val="none" w:sz="0" w:space="0" w:color="000000"/>
+            </w:tcBorders>
+            <w:shd w:val="clear" w:color="auto" w:fill="FFFFFF"/>
+            <w:tcMar>
+              <w:top w:w="0" w:type="dxa"/>
+              <w:bottom w:w="0" w:type="dxa"/>
+              <w:left w:w="0" w:type="dxa"/>
+              <w:right w:w="0" w:type="dxa"/>
+            </w:tcMar>
+            <w:vAlign w:val="center"/>
+          </w:tcPr>
+          <w:p>
+            <w:pPr>
+              <w:jc w:val="center"/>
+              <w:pBdr>
+                <w:bottom w:val="none" w:sz="0" w:space="0" w:color="000000"/>
+                <w:top w:val="none" w:sz="0" w:space="0" w:color="000000"/>
+                <w:left w:val="none" w:sz="0" w:space="0" w:color="000000"/>
+                <w:right w:val="none" w:sz="0" w:space="0" w:color="000000"/>
+              </w:pBdr>
+              <w:spacing w:after="100" w:before="100" w:line="240"/>
+              <w:ind w:left="100" w:right="100" w:firstLine="0" w:firstLineChars="0"/>
+              <w:rPr>
+                <w:rFonts w:ascii="Helvetica" w:hAnsi="Helvetica" w:eastAsia="Helvetica" w:cs="Helvetica"/>
+                <w:i w:val="false"/>
+                <w:b w:val="false"/>
+                <w:u w:val="none"/>
+                <w:strike w:val="false"/>
+                <w:sz w:val="22"/>
+                <w:szCs w:val="22"/>
+                <w:color w:val="000000"/>
+              </w:rPr>
+            </w:pPr>
+            <w:r>
+              <w:rPr>
+                <w:rFonts w:ascii="Helvetica" w:hAnsi="Helvetica" w:eastAsia="Helvetica" w:cs="Helvetica"/>
+                <w:i w:val="false"/>
+                <w:b w:val="false"/>
+                <w:u w:val="none"/>
+                <w:strike w:val="false"/>
+                <w:sz w:val="22"/>
+                <w:szCs w:val="22"/>
+                <w:color w:val="000000"/>
+              </w:rPr>
+              <w:t xml:space="preserve">0 [-2 - 2]</w:t>
             </w:r>
           </w:p>
         </w:tc>
@@ -8485,115 +8485,115 @@
                 <w:szCs w:val="22"/>
                 <w:color w:val="000000"/>
               </w:rPr>
-              <w:t xml:space="preserve">    15 (62.5) </w:t>
-            </w:r>
-          </w:p>
-        </w:tc>
-        <w:tc>
-          <w:tcPr>
-            <w:tcBorders>
-              <w:bottom w:val="none" w:sz="0" w:space="0" w:color="000000"/>
-              <w:top w:val="none" w:sz="0" w:space="0" w:color="000000"/>
-              <w:left w:val="none" w:sz="0" w:space="0" w:color="000000"/>
-              <w:right w:val="none" w:sz="0" w:space="0" w:color="000000"/>
-            </w:tcBorders>
-            <w:shd w:val="clear" w:color="auto" w:fill="FFFFFF"/>
-            <w:tcMar>
-              <w:top w:w="0" w:type="dxa"/>
-              <w:bottom w:w="0" w:type="dxa"/>
-              <w:left w:w="0" w:type="dxa"/>
-              <w:right w:w="0" w:type="dxa"/>
-            </w:tcMar>
-            <w:vAlign w:val="center"/>
-          </w:tcPr>
-          <w:p>
-            <w:pPr>
-              <w:jc w:val="center"/>
-              <w:pBdr>
-                <w:bottom w:val="none" w:sz="0" w:space="0" w:color="000000"/>
-                <w:top w:val="none" w:sz="0" w:space="0" w:color="000000"/>
-                <w:left w:val="none" w:sz="0" w:space="0" w:color="000000"/>
-                <w:right w:val="none" w:sz="0" w:space="0" w:color="000000"/>
-              </w:pBdr>
-              <w:spacing w:after="100" w:before="100" w:line="240"/>
-              <w:ind w:left="100" w:right="100" w:firstLine="0" w:firstLineChars="0"/>
-              <w:rPr>
-                <w:rFonts w:ascii="Helvetica" w:hAnsi="Helvetica" w:eastAsia="Helvetica" w:cs="Helvetica"/>
-                <w:i w:val="false"/>
-                <w:b w:val="false"/>
-                <w:u w:val="none"/>
-                <w:strike w:val="false"/>
-                <w:sz w:val="22"/>
-                <w:szCs w:val="22"/>
-                <w:color w:val="000000"/>
-              </w:rPr>
-            </w:pPr>
-            <w:r>
-              <w:rPr>
-                <w:rFonts w:ascii="Helvetica" w:hAnsi="Helvetica" w:eastAsia="Helvetica" w:cs="Helvetica"/>
-                <w:i w:val="false"/>
-                <w:b w:val="false"/>
-                <w:u w:val="none"/>
-                <w:strike w:val="false"/>
-                <w:sz w:val="22"/>
-                <w:szCs w:val="22"/>
-                <w:color w:val="000000"/>
-              </w:rPr>
-              <w:t xml:space="preserve">     19 (82.6) </w:t>
-            </w:r>
-          </w:p>
-        </w:tc>
-        <w:tc>
-          <w:tcPr>
-            <w:tcBorders>
-              <w:bottom w:val="none" w:sz="0" w:space="0" w:color="000000"/>
-              <w:top w:val="none" w:sz="0" w:space="0" w:color="000000"/>
-              <w:left w:val="none" w:sz="0" w:space="0" w:color="000000"/>
-              <w:right w:val="none" w:sz="0" w:space="0" w:color="000000"/>
-            </w:tcBorders>
-            <w:shd w:val="clear" w:color="auto" w:fill="FFFFFF"/>
-            <w:tcMar>
-              <w:top w:w="0" w:type="dxa"/>
-              <w:bottom w:w="0" w:type="dxa"/>
-              <w:left w:w="0" w:type="dxa"/>
-              <w:right w:w="0" w:type="dxa"/>
-            </w:tcMar>
-            <w:vAlign w:val="center"/>
-          </w:tcPr>
-          <w:p>
-            <w:pPr>
-              <w:jc w:val="center"/>
-              <w:pBdr>
-                <w:bottom w:val="none" w:sz="0" w:space="0" w:color="000000"/>
-                <w:top w:val="none" w:sz="0" w:space="0" w:color="000000"/>
-                <w:left w:val="none" w:sz="0" w:space="0" w:color="000000"/>
-                <w:right w:val="none" w:sz="0" w:space="0" w:color="000000"/>
-              </w:pBdr>
-              <w:spacing w:after="100" w:before="100" w:line="240"/>
-              <w:ind w:left="100" w:right="100" w:firstLine="0" w:firstLineChars="0"/>
-              <w:rPr>
-                <w:rFonts w:ascii="Helvetica" w:hAnsi="Helvetica" w:eastAsia="Helvetica" w:cs="Helvetica"/>
-                <w:i w:val="false"/>
-                <w:b w:val="false"/>
-                <w:u w:val="none"/>
-                <w:strike w:val="false"/>
-                <w:sz w:val="22"/>
-                <w:szCs w:val="22"/>
-                <w:color w:val="000000"/>
-              </w:rPr>
-            </w:pPr>
-            <w:r>
-              <w:rPr>
-                <w:rFonts w:ascii="Helvetica" w:hAnsi="Helvetica" w:eastAsia="Helvetica" w:cs="Helvetica"/>
-                <w:i w:val="false"/>
-                <w:b w:val="false"/>
-                <w:u w:val="none"/>
-                <w:strike w:val="false"/>
-                <w:sz w:val="22"/>
-                <w:szCs w:val="22"/>
-                <w:color w:val="000000"/>
-              </w:rPr>
-              <w:t xml:space="preserve">+20.1 [-5.9; +42.9]</w:t>
+              <w:t xml:space="preserve">    15 (62) </w:t>
+            </w:r>
+          </w:p>
+        </w:tc>
+        <w:tc>
+          <w:tcPr>
+            <w:tcBorders>
+              <w:bottom w:val="none" w:sz="0" w:space="0" w:color="000000"/>
+              <w:top w:val="none" w:sz="0" w:space="0" w:color="000000"/>
+              <w:left w:val="none" w:sz="0" w:space="0" w:color="000000"/>
+              <w:right w:val="none" w:sz="0" w:space="0" w:color="000000"/>
+            </w:tcBorders>
+            <w:shd w:val="clear" w:color="auto" w:fill="FFFFFF"/>
+            <w:tcMar>
+              <w:top w:w="0" w:type="dxa"/>
+              <w:bottom w:w="0" w:type="dxa"/>
+              <w:left w:w="0" w:type="dxa"/>
+              <w:right w:w="0" w:type="dxa"/>
+            </w:tcMar>
+            <w:vAlign w:val="center"/>
+          </w:tcPr>
+          <w:p>
+            <w:pPr>
+              <w:jc w:val="center"/>
+              <w:pBdr>
+                <w:bottom w:val="none" w:sz="0" w:space="0" w:color="000000"/>
+                <w:top w:val="none" w:sz="0" w:space="0" w:color="000000"/>
+                <w:left w:val="none" w:sz="0" w:space="0" w:color="000000"/>
+                <w:right w:val="none" w:sz="0" w:space="0" w:color="000000"/>
+              </w:pBdr>
+              <w:spacing w:after="100" w:before="100" w:line="240"/>
+              <w:ind w:left="100" w:right="100" w:firstLine="0" w:firstLineChars="0"/>
+              <w:rPr>
+                <w:rFonts w:ascii="Helvetica" w:hAnsi="Helvetica" w:eastAsia="Helvetica" w:cs="Helvetica"/>
+                <w:i w:val="false"/>
+                <w:b w:val="false"/>
+                <w:u w:val="none"/>
+                <w:strike w:val="false"/>
+                <w:sz w:val="22"/>
+                <w:szCs w:val="22"/>
+                <w:color w:val="000000"/>
+              </w:rPr>
+            </w:pPr>
+            <w:r>
+              <w:rPr>
+                <w:rFonts w:ascii="Helvetica" w:hAnsi="Helvetica" w:eastAsia="Helvetica" w:cs="Helvetica"/>
+                <w:i w:val="false"/>
+                <w:b w:val="false"/>
+                <w:u w:val="none"/>
+                <w:strike w:val="false"/>
+                <w:sz w:val="22"/>
+                <w:szCs w:val="22"/>
+                <w:color w:val="000000"/>
+              </w:rPr>
+              <w:t xml:space="preserve">     19 (83) </w:t>
+            </w:r>
+          </w:p>
+        </w:tc>
+        <w:tc>
+          <w:tcPr>
+            <w:tcBorders>
+              <w:bottom w:val="none" w:sz="0" w:space="0" w:color="000000"/>
+              <w:top w:val="none" w:sz="0" w:space="0" w:color="000000"/>
+              <w:left w:val="none" w:sz="0" w:space="0" w:color="000000"/>
+              <w:right w:val="none" w:sz="0" w:space="0" w:color="000000"/>
+            </w:tcBorders>
+            <w:shd w:val="clear" w:color="auto" w:fill="FFFFFF"/>
+            <w:tcMar>
+              <w:top w:w="0" w:type="dxa"/>
+              <w:bottom w:w="0" w:type="dxa"/>
+              <w:left w:w="0" w:type="dxa"/>
+              <w:right w:w="0" w:type="dxa"/>
+            </w:tcMar>
+            <w:vAlign w:val="center"/>
+          </w:tcPr>
+          <w:p>
+            <w:pPr>
+              <w:jc w:val="center"/>
+              <w:pBdr>
+                <w:bottom w:val="none" w:sz="0" w:space="0" w:color="000000"/>
+                <w:top w:val="none" w:sz="0" w:space="0" w:color="000000"/>
+                <w:left w:val="none" w:sz="0" w:space="0" w:color="000000"/>
+                <w:right w:val="none" w:sz="0" w:space="0" w:color="000000"/>
+              </w:pBdr>
+              <w:spacing w:after="100" w:before="100" w:line="240"/>
+              <w:ind w:left="100" w:right="100" w:firstLine="0" w:firstLineChars="0"/>
+              <w:rPr>
+                <w:rFonts w:ascii="Helvetica" w:hAnsi="Helvetica" w:eastAsia="Helvetica" w:cs="Helvetica"/>
+                <w:i w:val="false"/>
+                <w:b w:val="false"/>
+                <w:u w:val="none"/>
+                <w:strike w:val="false"/>
+                <w:sz w:val="22"/>
+                <w:szCs w:val="22"/>
+                <w:color w:val="000000"/>
+              </w:rPr>
+            </w:pPr>
+            <w:r>
+              <w:rPr>
+                <w:rFonts w:ascii="Helvetica" w:hAnsi="Helvetica" w:eastAsia="Helvetica" w:cs="Helvetica"/>
+                <w:i w:val="false"/>
+                <w:b w:val="false"/>
+                <w:u w:val="none"/>
+                <w:strike w:val="false"/>
+                <w:sz w:val="22"/>
+                <w:szCs w:val="22"/>
+                <w:color w:val="000000"/>
+              </w:rPr>
+              <w:t xml:space="preserve">+20 [-6 - +43]</w:t>
             </w:r>
           </w:p>
         </w:tc>
@@ -8761,115 +8761,115 @@
                 <w:szCs w:val="22"/>
                 <w:color w:val="000000"/>
               </w:rPr>
-              <w:t xml:space="preserve">  92.6 [0.0, 348.5]</w:t>
-            </w:r>
-          </w:p>
-        </w:tc>
-        <w:tc>
-          <w:tcPr>
-            <w:tcBorders>
-              <w:bottom w:val="none" w:sz="0" w:space="0" w:color="000000"/>
-              <w:top w:val="none" w:sz="0" w:space="0" w:color="000000"/>
-              <w:left w:val="none" w:sz="0" w:space="0" w:color="000000"/>
-              <w:right w:val="none" w:sz="0" w:space="0" w:color="000000"/>
-            </w:tcBorders>
-            <w:shd w:val="clear" w:color="auto" w:fill="FFFFFF"/>
-            <w:tcMar>
-              <w:top w:w="0" w:type="dxa"/>
-              <w:bottom w:w="0" w:type="dxa"/>
-              <w:left w:w="0" w:type="dxa"/>
-              <w:right w:w="0" w:type="dxa"/>
-            </w:tcMar>
-            <w:vAlign w:val="center"/>
-          </w:tcPr>
-          <w:p>
-            <w:pPr>
-              <w:jc w:val="center"/>
-              <w:pBdr>
-                <w:bottom w:val="none" w:sz="0" w:space="0" w:color="000000"/>
-                <w:top w:val="none" w:sz="0" w:space="0" w:color="000000"/>
-                <w:left w:val="none" w:sz="0" w:space="0" w:color="000000"/>
-                <w:right w:val="none" w:sz="0" w:space="0" w:color="000000"/>
-              </w:pBdr>
-              <w:spacing w:after="100" w:before="100" w:line="240"/>
-              <w:ind w:left="100" w:right="100" w:firstLine="0" w:firstLineChars="0"/>
-              <w:rPr>
-                <w:rFonts w:ascii="Helvetica" w:hAnsi="Helvetica" w:eastAsia="Helvetica" w:cs="Helvetica"/>
-                <w:i w:val="false"/>
-                <w:b w:val="false"/>
-                <w:u w:val="none"/>
-                <w:strike w:val="false"/>
-                <w:sz w:val="22"/>
-                <w:szCs w:val="22"/>
-                <w:color w:val="000000"/>
-              </w:rPr>
-            </w:pPr>
-            <w:r>
-              <w:rPr>
-                <w:rFonts w:ascii="Helvetica" w:hAnsi="Helvetica" w:eastAsia="Helvetica" w:cs="Helvetica"/>
-                <w:i w:val="false"/>
-                <w:b w:val="false"/>
-                <w:u w:val="none"/>
-                <w:strike w:val="false"/>
-                <w:sz w:val="22"/>
-                <w:szCs w:val="22"/>
-                <w:color w:val="000000"/>
-              </w:rPr>
-              <w:t xml:space="preserve">  682.4 [325.7, 2257.6]</w:t>
-            </w:r>
-          </w:p>
-        </w:tc>
-        <w:tc>
-          <w:tcPr>
-            <w:tcBorders>
-              <w:bottom w:val="none" w:sz="0" w:space="0" w:color="000000"/>
-              <w:top w:val="none" w:sz="0" w:space="0" w:color="000000"/>
-              <w:left w:val="none" w:sz="0" w:space="0" w:color="000000"/>
-              <w:right w:val="none" w:sz="0" w:space="0" w:color="000000"/>
-            </w:tcBorders>
-            <w:shd w:val="clear" w:color="auto" w:fill="FFFFFF"/>
-            <w:tcMar>
-              <w:top w:w="0" w:type="dxa"/>
-              <w:bottom w:w="0" w:type="dxa"/>
-              <w:left w:w="0" w:type="dxa"/>
-              <w:right w:w="0" w:type="dxa"/>
-            </w:tcMar>
-            <w:vAlign w:val="center"/>
-          </w:tcPr>
-          <w:p>
-            <w:pPr>
-              <w:jc w:val="center"/>
-              <w:pBdr>
-                <w:bottom w:val="none" w:sz="0" w:space="0" w:color="000000"/>
-                <w:top w:val="none" w:sz="0" w:space="0" w:color="000000"/>
-                <w:left w:val="none" w:sz="0" w:space="0" w:color="000000"/>
-                <w:right w:val="none" w:sz="0" w:space="0" w:color="000000"/>
-              </w:pBdr>
-              <w:spacing w:after="100" w:before="100" w:line="240"/>
-              <w:ind w:left="100" w:right="100" w:firstLine="0" w:firstLineChars="0"/>
-              <w:rPr>
-                <w:rFonts w:ascii="Helvetica" w:hAnsi="Helvetica" w:eastAsia="Helvetica" w:cs="Helvetica"/>
-                <w:i w:val="false"/>
-                <w:b w:val="false"/>
-                <w:u w:val="none"/>
-                <w:strike w:val="false"/>
-                <w:sz w:val="22"/>
-                <w:szCs w:val="22"/>
-                <w:color w:val="000000"/>
-              </w:rPr>
-            </w:pPr>
-            <w:r>
-              <w:rPr>
-                <w:rFonts w:ascii="Helvetica" w:hAnsi="Helvetica" w:eastAsia="Helvetica" w:cs="Helvetica"/>
-                <w:i w:val="false"/>
-                <w:b w:val="false"/>
-                <w:u w:val="none"/>
-                <w:strike w:val="false"/>
-                <w:sz w:val="22"/>
-                <w:szCs w:val="22"/>
-                <w:color w:val="000000"/>
-              </w:rPr>
-              <w:t xml:space="preserve">663.5 [237.2; 1581.8]</w:t>
+              <w:t xml:space="preserve">  93 [0 - 348]</w:t>
+            </w:r>
+          </w:p>
+        </w:tc>
+        <w:tc>
+          <w:tcPr>
+            <w:tcBorders>
+              <w:bottom w:val="none" w:sz="0" w:space="0" w:color="000000"/>
+              <w:top w:val="none" w:sz="0" w:space="0" w:color="000000"/>
+              <w:left w:val="none" w:sz="0" w:space="0" w:color="000000"/>
+              <w:right w:val="none" w:sz="0" w:space="0" w:color="000000"/>
+            </w:tcBorders>
+            <w:shd w:val="clear" w:color="auto" w:fill="FFFFFF"/>
+            <w:tcMar>
+              <w:top w:w="0" w:type="dxa"/>
+              <w:bottom w:w="0" w:type="dxa"/>
+              <w:left w:w="0" w:type="dxa"/>
+              <w:right w:w="0" w:type="dxa"/>
+            </w:tcMar>
+            <w:vAlign w:val="center"/>
+          </w:tcPr>
+          <w:p>
+            <w:pPr>
+              <w:jc w:val="center"/>
+              <w:pBdr>
+                <w:bottom w:val="none" w:sz="0" w:space="0" w:color="000000"/>
+                <w:top w:val="none" w:sz="0" w:space="0" w:color="000000"/>
+                <w:left w:val="none" w:sz="0" w:space="0" w:color="000000"/>
+                <w:right w:val="none" w:sz="0" w:space="0" w:color="000000"/>
+              </w:pBdr>
+              <w:spacing w:after="100" w:before="100" w:line="240"/>
+              <w:ind w:left="100" w:right="100" w:firstLine="0" w:firstLineChars="0"/>
+              <w:rPr>
+                <w:rFonts w:ascii="Helvetica" w:hAnsi="Helvetica" w:eastAsia="Helvetica" w:cs="Helvetica"/>
+                <w:i w:val="false"/>
+                <w:b w:val="false"/>
+                <w:u w:val="none"/>
+                <w:strike w:val="false"/>
+                <w:sz w:val="22"/>
+                <w:szCs w:val="22"/>
+                <w:color w:val="000000"/>
+              </w:rPr>
+            </w:pPr>
+            <w:r>
+              <w:rPr>
+                <w:rFonts w:ascii="Helvetica" w:hAnsi="Helvetica" w:eastAsia="Helvetica" w:cs="Helvetica"/>
+                <w:i w:val="false"/>
+                <w:b w:val="false"/>
+                <w:u w:val="none"/>
+                <w:strike w:val="false"/>
+                <w:sz w:val="22"/>
+                <w:szCs w:val="22"/>
+                <w:color w:val="000000"/>
+              </w:rPr>
+              <w:t xml:space="preserve">  682 [326 - 2258]</w:t>
+            </w:r>
+          </w:p>
+        </w:tc>
+        <w:tc>
+          <w:tcPr>
+            <w:tcBorders>
+              <w:bottom w:val="none" w:sz="0" w:space="0" w:color="000000"/>
+              <w:top w:val="none" w:sz="0" w:space="0" w:color="000000"/>
+              <w:left w:val="none" w:sz="0" w:space="0" w:color="000000"/>
+              <w:right w:val="none" w:sz="0" w:space="0" w:color="000000"/>
+            </w:tcBorders>
+            <w:shd w:val="clear" w:color="auto" w:fill="FFFFFF"/>
+            <w:tcMar>
+              <w:top w:w="0" w:type="dxa"/>
+              <w:bottom w:w="0" w:type="dxa"/>
+              <w:left w:w="0" w:type="dxa"/>
+              <w:right w:w="0" w:type="dxa"/>
+            </w:tcMar>
+            <w:vAlign w:val="center"/>
+          </w:tcPr>
+          <w:p>
+            <w:pPr>
+              <w:jc w:val="center"/>
+              <w:pBdr>
+                <w:bottom w:val="none" w:sz="0" w:space="0" w:color="000000"/>
+                <w:top w:val="none" w:sz="0" w:space="0" w:color="000000"/>
+                <w:left w:val="none" w:sz="0" w:space="0" w:color="000000"/>
+                <w:right w:val="none" w:sz="0" w:space="0" w:color="000000"/>
+              </w:pBdr>
+              <w:spacing w:after="100" w:before="100" w:line="240"/>
+              <w:ind w:left="100" w:right="100" w:firstLine="0" w:firstLineChars="0"/>
+              <w:rPr>
+                <w:rFonts w:ascii="Helvetica" w:hAnsi="Helvetica" w:eastAsia="Helvetica" w:cs="Helvetica"/>
+                <w:i w:val="false"/>
+                <w:b w:val="false"/>
+                <w:u w:val="none"/>
+                <w:strike w:val="false"/>
+                <w:sz w:val="22"/>
+                <w:szCs w:val="22"/>
+                <w:color w:val="000000"/>
+              </w:rPr>
+            </w:pPr>
+            <w:r>
+              <w:rPr>
+                <w:rFonts w:ascii="Helvetica" w:hAnsi="Helvetica" w:eastAsia="Helvetica" w:cs="Helvetica"/>
+                <w:i w:val="false"/>
+                <w:b w:val="false"/>
+                <w:u w:val="none"/>
+                <w:strike w:val="false"/>
+                <w:sz w:val="22"/>
+                <w:szCs w:val="22"/>
+                <w:color w:val="000000"/>
+              </w:rPr>
+              <w:t xml:space="preserve">664 [237 - 1582]</w:t>
             </w:r>
           </w:p>
         </w:tc>
@@ -9037,115 +9037,115 @@
                 <w:szCs w:val="22"/>
                 <w:color w:val="000000"/>
               </w:rPr>
-              <w:t xml:space="preserve">3133.3 [714.3, 6791.7]</w:t>
-            </w:r>
-          </w:p>
-        </w:tc>
-        <w:tc>
-          <w:tcPr>
-            <w:tcBorders>
-              <w:bottom w:val="none" w:sz="0" w:space="0" w:color="000000"/>
-              <w:top w:val="none" w:sz="0" w:space="0" w:color="000000"/>
-              <w:left w:val="none" w:sz="0" w:space="0" w:color="000000"/>
-              <w:right w:val="none" w:sz="0" w:space="0" w:color="000000"/>
-            </w:tcBorders>
-            <w:shd w:val="clear" w:color="auto" w:fill="FFFFFF"/>
-            <w:tcMar>
-              <w:top w:w="0" w:type="dxa"/>
-              <w:bottom w:w="0" w:type="dxa"/>
-              <w:left w:w="0" w:type="dxa"/>
-              <w:right w:w="0" w:type="dxa"/>
-            </w:tcMar>
-            <w:vAlign w:val="center"/>
-          </w:tcPr>
-          <w:p>
-            <w:pPr>
-              <w:jc w:val="center"/>
-              <w:pBdr>
-                <w:bottom w:val="none" w:sz="0" w:space="0" w:color="000000"/>
-                <w:top w:val="none" w:sz="0" w:space="0" w:color="000000"/>
-                <w:left w:val="none" w:sz="0" w:space="0" w:color="000000"/>
-                <w:right w:val="none" w:sz="0" w:space="0" w:color="000000"/>
-              </w:pBdr>
-              <w:spacing w:after="100" w:before="100" w:line="240"/>
-              <w:ind w:left="100" w:right="100" w:firstLine="0" w:firstLineChars="0"/>
-              <w:rPr>
-                <w:rFonts w:ascii="Helvetica" w:hAnsi="Helvetica" w:eastAsia="Helvetica" w:cs="Helvetica"/>
-                <w:i w:val="false"/>
-                <w:b w:val="false"/>
-                <w:u w:val="none"/>
-                <w:strike w:val="false"/>
-                <w:sz w:val="22"/>
-                <w:szCs w:val="22"/>
-                <w:color w:val="000000"/>
-              </w:rPr>
-            </w:pPr>
-            <w:r>
-              <w:rPr>
-                <w:rFonts w:ascii="Helvetica" w:hAnsi="Helvetica" w:eastAsia="Helvetica" w:cs="Helvetica"/>
-                <w:i w:val="false"/>
-                <w:b w:val="false"/>
-                <w:u w:val="none"/>
-                <w:strike w:val="false"/>
-                <w:sz w:val="22"/>
-                <w:szCs w:val="22"/>
-                <w:color w:val="000000"/>
-              </w:rPr>
-              <w:t xml:space="preserve"> 3137.8 [0.0, 5647.1]</w:t>
-            </w:r>
-          </w:p>
-        </w:tc>
-        <w:tc>
-          <w:tcPr>
-            <w:tcBorders>
-              <w:bottom w:val="none" w:sz="0" w:space="0" w:color="000000"/>
-              <w:top w:val="none" w:sz="0" w:space="0" w:color="000000"/>
-              <w:left w:val="none" w:sz="0" w:space="0" w:color="000000"/>
-              <w:right w:val="none" w:sz="0" w:space="0" w:color="000000"/>
-            </w:tcBorders>
-            <w:shd w:val="clear" w:color="auto" w:fill="FFFFFF"/>
-            <w:tcMar>
-              <w:top w:w="0" w:type="dxa"/>
-              <w:bottom w:w="0" w:type="dxa"/>
-              <w:left w:w="0" w:type="dxa"/>
-              <w:right w:w="0" w:type="dxa"/>
-            </w:tcMar>
-            <w:vAlign w:val="center"/>
-          </w:tcPr>
-          <w:p>
-            <w:pPr>
-              <w:jc w:val="center"/>
-              <w:pBdr>
-                <w:bottom w:val="none" w:sz="0" w:space="0" w:color="000000"/>
-                <w:top w:val="none" w:sz="0" w:space="0" w:color="000000"/>
-                <w:left w:val="none" w:sz="0" w:space="0" w:color="000000"/>
-                <w:right w:val="none" w:sz="0" w:space="0" w:color="000000"/>
-              </w:pBdr>
-              <w:spacing w:after="100" w:before="100" w:line="240"/>
-              <w:ind w:left="100" w:right="100" w:firstLine="0" w:firstLineChars="0"/>
-              <w:rPr>
-                <w:rFonts w:ascii="Helvetica" w:hAnsi="Helvetica" w:eastAsia="Helvetica" w:cs="Helvetica"/>
-                <w:i w:val="false"/>
-                <w:b w:val="false"/>
-                <w:u w:val="none"/>
-                <w:strike w:val="false"/>
-                <w:sz w:val="22"/>
-                <w:szCs w:val="22"/>
-                <w:color w:val="000000"/>
-              </w:rPr>
-            </w:pPr>
-            <w:r>
-              <w:rPr>
-                <w:rFonts w:ascii="Helvetica" w:hAnsi="Helvetica" w:eastAsia="Helvetica" w:cs="Helvetica"/>
-                <w:i w:val="false"/>
-                <w:b w:val="false"/>
-                <w:u w:val="none"/>
-                <w:strike w:val="false"/>
-                <w:sz w:val="22"/>
-                <w:szCs w:val="22"/>
-                <w:color w:val="000000"/>
-              </w:rPr>
-              <w:t xml:space="preserve">-649.4 [-2666.7; 814.3]</w:t>
+              <w:t xml:space="preserve">3133 [714 - 6792]</w:t>
+            </w:r>
+          </w:p>
+        </w:tc>
+        <w:tc>
+          <w:tcPr>
+            <w:tcBorders>
+              <w:bottom w:val="none" w:sz="0" w:space="0" w:color="000000"/>
+              <w:top w:val="none" w:sz="0" w:space="0" w:color="000000"/>
+              <w:left w:val="none" w:sz="0" w:space="0" w:color="000000"/>
+              <w:right w:val="none" w:sz="0" w:space="0" w:color="000000"/>
+            </w:tcBorders>
+            <w:shd w:val="clear" w:color="auto" w:fill="FFFFFF"/>
+            <w:tcMar>
+              <w:top w:w="0" w:type="dxa"/>
+              <w:bottom w:w="0" w:type="dxa"/>
+              <w:left w:w="0" w:type="dxa"/>
+              <w:right w:w="0" w:type="dxa"/>
+            </w:tcMar>
+            <w:vAlign w:val="center"/>
+          </w:tcPr>
+          <w:p>
+            <w:pPr>
+              <w:jc w:val="center"/>
+              <w:pBdr>
+                <w:bottom w:val="none" w:sz="0" w:space="0" w:color="000000"/>
+                <w:top w:val="none" w:sz="0" w:space="0" w:color="000000"/>
+                <w:left w:val="none" w:sz="0" w:space="0" w:color="000000"/>
+                <w:right w:val="none" w:sz="0" w:space="0" w:color="000000"/>
+              </w:pBdr>
+              <w:spacing w:after="100" w:before="100" w:line="240"/>
+              <w:ind w:left="100" w:right="100" w:firstLine="0" w:firstLineChars="0"/>
+              <w:rPr>
+                <w:rFonts w:ascii="Helvetica" w:hAnsi="Helvetica" w:eastAsia="Helvetica" w:cs="Helvetica"/>
+                <w:i w:val="false"/>
+                <w:b w:val="false"/>
+                <w:u w:val="none"/>
+                <w:strike w:val="false"/>
+                <w:sz w:val="22"/>
+                <w:szCs w:val="22"/>
+                <w:color w:val="000000"/>
+              </w:rPr>
+            </w:pPr>
+            <w:r>
+              <w:rPr>
+                <w:rFonts w:ascii="Helvetica" w:hAnsi="Helvetica" w:eastAsia="Helvetica" w:cs="Helvetica"/>
+                <w:i w:val="false"/>
+                <w:b w:val="false"/>
+                <w:u w:val="none"/>
+                <w:strike w:val="false"/>
+                <w:sz w:val="22"/>
+                <w:szCs w:val="22"/>
+                <w:color w:val="000000"/>
+              </w:rPr>
+              <w:t xml:space="preserve"> 3138 [0 - 5647]</w:t>
+            </w:r>
+          </w:p>
+        </w:tc>
+        <w:tc>
+          <w:tcPr>
+            <w:tcBorders>
+              <w:bottom w:val="none" w:sz="0" w:space="0" w:color="000000"/>
+              <w:top w:val="none" w:sz="0" w:space="0" w:color="000000"/>
+              <w:left w:val="none" w:sz="0" w:space="0" w:color="000000"/>
+              <w:right w:val="none" w:sz="0" w:space="0" w:color="000000"/>
+            </w:tcBorders>
+            <w:shd w:val="clear" w:color="auto" w:fill="FFFFFF"/>
+            <w:tcMar>
+              <w:top w:w="0" w:type="dxa"/>
+              <w:bottom w:w="0" w:type="dxa"/>
+              <w:left w:w="0" w:type="dxa"/>
+              <w:right w:w="0" w:type="dxa"/>
+            </w:tcMar>
+            <w:vAlign w:val="center"/>
+          </w:tcPr>
+          <w:p>
+            <w:pPr>
+              <w:jc w:val="center"/>
+              <w:pBdr>
+                <w:bottom w:val="none" w:sz="0" w:space="0" w:color="000000"/>
+                <w:top w:val="none" w:sz="0" w:space="0" w:color="000000"/>
+                <w:left w:val="none" w:sz="0" w:space="0" w:color="000000"/>
+                <w:right w:val="none" w:sz="0" w:space="0" w:color="000000"/>
+              </w:pBdr>
+              <w:spacing w:after="100" w:before="100" w:line="240"/>
+              <w:ind w:left="100" w:right="100" w:firstLine="0" w:firstLineChars="0"/>
+              <w:rPr>
+                <w:rFonts w:ascii="Helvetica" w:hAnsi="Helvetica" w:eastAsia="Helvetica" w:cs="Helvetica"/>
+                <w:i w:val="false"/>
+                <w:b w:val="false"/>
+                <w:u w:val="none"/>
+                <w:strike w:val="false"/>
+                <w:sz w:val="22"/>
+                <w:szCs w:val="22"/>
+                <w:color w:val="000000"/>
+              </w:rPr>
+            </w:pPr>
+            <w:r>
+              <w:rPr>
+                <w:rFonts w:ascii="Helvetica" w:hAnsi="Helvetica" w:eastAsia="Helvetica" w:cs="Helvetica"/>
+                <w:i w:val="false"/>
+                <w:b w:val="false"/>
+                <w:u w:val="none"/>
+                <w:strike w:val="false"/>
+                <w:sz w:val="22"/>
+                <w:szCs w:val="22"/>
+                <w:color w:val="000000"/>
+              </w:rPr>
+              <w:t xml:space="preserve">-649 [-2667 - 814]</w:t>
             </w:r>
           </w:p>
         </w:tc>
@@ -9589,115 +9589,115 @@
                 <w:szCs w:val="22"/>
                 <w:color w:val="000000"/>
               </w:rPr>
-              <w:t xml:space="preserve">   1.9 [1.3, 3.0]</w:t>
-            </w:r>
-          </w:p>
-        </w:tc>
-        <w:tc>
-          <w:tcPr>
-            <w:tcBorders>
-              <w:bottom w:val="none" w:sz="0" w:space="0" w:color="000000"/>
-              <w:top w:val="none" w:sz="0" w:space="0" w:color="000000"/>
-              <w:left w:val="none" w:sz="0" w:space="0" w:color="000000"/>
-              <w:right w:val="none" w:sz="0" w:space="0" w:color="000000"/>
-            </w:tcBorders>
-            <w:shd w:val="clear" w:color="auto" w:fill="FFFFFF"/>
-            <w:tcMar>
-              <w:top w:w="0" w:type="dxa"/>
-              <w:bottom w:w="0" w:type="dxa"/>
-              <w:left w:w="0" w:type="dxa"/>
-              <w:right w:w="0" w:type="dxa"/>
-            </w:tcMar>
-            <w:vAlign w:val="center"/>
-          </w:tcPr>
-          <w:p>
-            <w:pPr>
-              <w:jc w:val="center"/>
-              <w:pBdr>
-                <w:bottom w:val="none" w:sz="0" w:space="0" w:color="000000"/>
-                <w:top w:val="none" w:sz="0" w:space="0" w:color="000000"/>
-                <w:left w:val="none" w:sz="0" w:space="0" w:color="000000"/>
-                <w:right w:val="none" w:sz="0" w:space="0" w:color="000000"/>
-              </w:pBdr>
-              <w:spacing w:after="100" w:before="100" w:line="240"/>
-              <w:ind w:left="100" w:right="100" w:firstLine="0" w:firstLineChars="0"/>
-              <w:rPr>
-                <w:rFonts w:ascii="Helvetica" w:hAnsi="Helvetica" w:eastAsia="Helvetica" w:cs="Helvetica"/>
-                <w:i w:val="false"/>
-                <w:b w:val="false"/>
-                <w:u w:val="none"/>
-                <w:strike w:val="false"/>
-                <w:sz w:val="22"/>
-                <w:szCs w:val="22"/>
-                <w:color w:val="000000"/>
-              </w:rPr>
-            </w:pPr>
-            <w:r>
-              <w:rPr>
-                <w:rFonts w:ascii="Helvetica" w:hAnsi="Helvetica" w:eastAsia="Helvetica" w:cs="Helvetica"/>
-                <w:i w:val="false"/>
-                <w:b w:val="false"/>
-                <w:u w:val="none"/>
-                <w:strike w:val="false"/>
-                <w:sz w:val="22"/>
-                <w:szCs w:val="22"/>
-                <w:color w:val="000000"/>
-              </w:rPr>
-              <w:t xml:space="preserve">    3.5 [2.5, 5.9]</w:t>
-            </w:r>
-          </w:p>
-        </w:tc>
-        <w:tc>
-          <w:tcPr>
-            <w:tcBorders>
-              <w:bottom w:val="none" w:sz="0" w:space="0" w:color="000000"/>
-              <w:top w:val="none" w:sz="0" w:space="0" w:color="000000"/>
-              <w:left w:val="none" w:sz="0" w:space="0" w:color="000000"/>
-              <w:right w:val="none" w:sz="0" w:space="0" w:color="000000"/>
-            </w:tcBorders>
-            <w:shd w:val="clear" w:color="auto" w:fill="FFFFFF"/>
-            <w:tcMar>
-              <w:top w:w="0" w:type="dxa"/>
-              <w:bottom w:w="0" w:type="dxa"/>
-              <w:left w:w="0" w:type="dxa"/>
-              <w:right w:w="0" w:type="dxa"/>
-            </w:tcMar>
-            <w:vAlign w:val="center"/>
-          </w:tcPr>
-          <w:p>
-            <w:pPr>
-              <w:jc w:val="center"/>
-              <w:pBdr>
-                <w:bottom w:val="none" w:sz="0" w:space="0" w:color="000000"/>
-                <w:top w:val="none" w:sz="0" w:space="0" w:color="000000"/>
-                <w:left w:val="none" w:sz="0" w:space="0" w:color="000000"/>
-                <w:right w:val="none" w:sz="0" w:space="0" w:color="000000"/>
-              </w:pBdr>
-              <w:spacing w:after="100" w:before="100" w:line="240"/>
-              <w:ind w:left="100" w:right="100" w:firstLine="0" w:firstLineChars="0"/>
-              <w:rPr>
-                <w:rFonts w:ascii="Helvetica" w:hAnsi="Helvetica" w:eastAsia="Helvetica" w:cs="Helvetica"/>
-                <w:i w:val="false"/>
-                <w:b w:val="false"/>
-                <w:u w:val="none"/>
-                <w:strike w:val="false"/>
-                <w:sz w:val="22"/>
-                <w:szCs w:val="22"/>
-                <w:color w:val="000000"/>
-              </w:rPr>
-            </w:pPr>
-            <w:r>
-              <w:rPr>
-                <w:rFonts w:ascii="Helvetica" w:hAnsi="Helvetica" w:eastAsia="Helvetica" w:cs="Helvetica"/>
-                <w:i w:val="false"/>
-                <w:b w:val="false"/>
-                <w:u w:val="none"/>
-                <w:strike w:val="false"/>
-                <w:sz w:val="22"/>
-                <w:szCs w:val="22"/>
-                <w:color w:val="000000"/>
-              </w:rPr>
-              <w:t xml:space="preserve">1.5 [0.8; 3.1]</w:t>
+              <w:t xml:space="preserve">   1.9 [1.3 - 3.0]</w:t>
+            </w:r>
+          </w:p>
+        </w:tc>
+        <w:tc>
+          <w:tcPr>
+            <w:tcBorders>
+              <w:bottom w:val="none" w:sz="0" w:space="0" w:color="000000"/>
+              <w:top w:val="none" w:sz="0" w:space="0" w:color="000000"/>
+              <w:left w:val="none" w:sz="0" w:space="0" w:color="000000"/>
+              <w:right w:val="none" w:sz="0" w:space="0" w:color="000000"/>
+            </w:tcBorders>
+            <w:shd w:val="clear" w:color="auto" w:fill="FFFFFF"/>
+            <w:tcMar>
+              <w:top w:w="0" w:type="dxa"/>
+              <w:bottom w:w="0" w:type="dxa"/>
+              <w:left w:w="0" w:type="dxa"/>
+              <w:right w:w="0" w:type="dxa"/>
+            </w:tcMar>
+            <w:vAlign w:val="center"/>
+          </w:tcPr>
+          <w:p>
+            <w:pPr>
+              <w:jc w:val="center"/>
+              <w:pBdr>
+                <w:bottom w:val="none" w:sz="0" w:space="0" w:color="000000"/>
+                <w:top w:val="none" w:sz="0" w:space="0" w:color="000000"/>
+                <w:left w:val="none" w:sz="0" w:space="0" w:color="000000"/>
+                <w:right w:val="none" w:sz="0" w:space="0" w:color="000000"/>
+              </w:pBdr>
+              <w:spacing w:after="100" w:before="100" w:line="240"/>
+              <w:ind w:left="100" w:right="100" w:firstLine="0" w:firstLineChars="0"/>
+              <w:rPr>
+                <w:rFonts w:ascii="Helvetica" w:hAnsi="Helvetica" w:eastAsia="Helvetica" w:cs="Helvetica"/>
+                <w:i w:val="false"/>
+                <w:b w:val="false"/>
+                <w:u w:val="none"/>
+                <w:strike w:val="false"/>
+                <w:sz w:val="22"/>
+                <w:szCs w:val="22"/>
+                <w:color w:val="000000"/>
+              </w:rPr>
+            </w:pPr>
+            <w:r>
+              <w:rPr>
+                <w:rFonts w:ascii="Helvetica" w:hAnsi="Helvetica" w:eastAsia="Helvetica" w:cs="Helvetica"/>
+                <w:i w:val="false"/>
+                <w:b w:val="false"/>
+                <w:u w:val="none"/>
+                <w:strike w:val="false"/>
+                <w:sz w:val="22"/>
+                <w:szCs w:val="22"/>
+                <w:color w:val="000000"/>
+              </w:rPr>
+              <w:t xml:space="preserve">    3.5 [2.5 - 5.9]</w:t>
+            </w:r>
+          </w:p>
+        </w:tc>
+        <w:tc>
+          <w:tcPr>
+            <w:tcBorders>
+              <w:bottom w:val="none" w:sz="0" w:space="0" w:color="000000"/>
+              <w:top w:val="none" w:sz="0" w:space="0" w:color="000000"/>
+              <w:left w:val="none" w:sz="0" w:space="0" w:color="000000"/>
+              <w:right w:val="none" w:sz="0" w:space="0" w:color="000000"/>
+            </w:tcBorders>
+            <w:shd w:val="clear" w:color="auto" w:fill="FFFFFF"/>
+            <w:tcMar>
+              <w:top w:w="0" w:type="dxa"/>
+              <w:bottom w:w="0" w:type="dxa"/>
+              <w:left w:w="0" w:type="dxa"/>
+              <w:right w:w="0" w:type="dxa"/>
+            </w:tcMar>
+            <w:vAlign w:val="center"/>
+          </w:tcPr>
+          <w:p>
+            <w:pPr>
+              <w:jc w:val="center"/>
+              <w:pBdr>
+                <w:bottom w:val="none" w:sz="0" w:space="0" w:color="000000"/>
+                <w:top w:val="none" w:sz="0" w:space="0" w:color="000000"/>
+                <w:left w:val="none" w:sz="0" w:space="0" w:color="000000"/>
+                <w:right w:val="none" w:sz="0" w:space="0" w:color="000000"/>
+              </w:pBdr>
+              <w:spacing w:after="100" w:before="100" w:line="240"/>
+              <w:ind w:left="100" w:right="100" w:firstLine="0" w:firstLineChars="0"/>
+              <w:rPr>
+                <w:rFonts w:ascii="Helvetica" w:hAnsi="Helvetica" w:eastAsia="Helvetica" w:cs="Helvetica"/>
+                <w:i w:val="false"/>
+                <w:b w:val="false"/>
+                <w:u w:val="none"/>
+                <w:strike w:val="false"/>
+                <w:sz w:val="22"/>
+                <w:szCs w:val="22"/>
+                <w:color w:val="000000"/>
+              </w:rPr>
+            </w:pPr>
+            <w:r>
+              <w:rPr>
+                <w:rFonts w:ascii="Helvetica" w:hAnsi="Helvetica" w:eastAsia="Helvetica" w:cs="Helvetica"/>
+                <w:i w:val="false"/>
+                <w:b w:val="false"/>
+                <w:u w:val="none"/>
+                <w:strike w:val="false"/>
+                <w:sz w:val="22"/>
+                <w:szCs w:val="22"/>
+                <w:color w:val="000000"/>
+              </w:rPr>
+              <w:t xml:space="preserve">2 [1 - 3]</w:t>
             </w:r>
           </w:p>
         </w:tc>
@@ -9865,115 +9865,115 @@
                 <w:szCs w:val="22"/>
                 <w:color w:val="000000"/>
               </w:rPr>
-              <w:t xml:space="preserve"> 104.0 [73.0, 146.5]</w:t>
-            </w:r>
-          </w:p>
-        </w:tc>
-        <w:tc>
-          <w:tcPr>
-            <w:tcBorders>
-              <w:bottom w:val="none" w:sz="0" w:space="0" w:color="000000"/>
-              <w:top w:val="none" w:sz="0" w:space="0" w:color="000000"/>
-              <w:left w:val="none" w:sz="0" w:space="0" w:color="000000"/>
-              <w:right w:val="none" w:sz="0" w:space="0" w:color="000000"/>
-            </w:tcBorders>
-            <w:shd w:val="clear" w:color="auto" w:fill="FFFFFF"/>
-            <w:tcMar>
-              <w:top w:w="0" w:type="dxa"/>
-              <w:bottom w:w="0" w:type="dxa"/>
-              <w:left w:w="0" w:type="dxa"/>
-              <w:right w:w="0" w:type="dxa"/>
-            </w:tcMar>
-            <w:vAlign w:val="center"/>
-          </w:tcPr>
-          <w:p>
-            <w:pPr>
-              <w:jc w:val="center"/>
-              <w:pBdr>
-                <w:bottom w:val="none" w:sz="0" w:space="0" w:color="000000"/>
-                <w:top w:val="none" w:sz="0" w:space="0" w:color="000000"/>
-                <w:left w:val="none" w:sz="0" w:space="0" w:color="000000"/>
-                <w:right w:val="none" w:sz="0" w:space="0" w:color="000000"/>
-              </w:pBdr>
-              <w:spacing w:after="100" w:before="100" w:line="240"/>
-              <w:ind w:left="100" w:right="100" w:firstLine="0" w:firstLineChars="0"/>
-              <w:rPr>
-                <w:rFonts w:ascii="Helvetica" w:hAnsi="Helvetica" w:eastAsia="Helvetica" w:cs="Helvetica"/>
-                <w:i w:val="false"/>
-                <w:b w:val="false"/>
-                <w:u w:val="none"/>
-                <w:strike w:val="false"/>
-                <w:sz w:val="22"/>
-                <w:szCs w:val="22"/>
-                <w:color w:val="000000"/>
-              </w:rPr>
-            </w:pPr>
-            <w:r>
-              <w:rPr>
-                <w:rFonts w:ascii="Helvetica" w:hAnsi="Helvetica" w:eastAsia="Helvetica" w:cs="Helvetica"/>
-                <w:i w:val="false"/>
-                <w:b w:val="false"/>
-                <w:u w:val="none"/>
-                <w:strike w:val="false"/>
-                <w:sz w:val="22"/>
-                <w:szCs w:val="22"/>
-                <w:color w:val="000000"/>
-              </w:rPr>
-              <w:t xml:space="preserve">  191.0 [156.0, 231.0]</w:t>
-            </w:r>
-          </w:p>
-        </w:tc>
-        <w:tc>
-          <w:tcPr>
-            <w:tcBorders>
-              <w:bottom w:val="none" w:sz="0" w:space="0" w:color="000000"/>
-              <w:top w:val="none" w:sz="0" w:space="0" w:color="000000"/>
-              <w:left w:val="none" w:sz="0" w:space="0" w:color="000000"/>
-              <w:right w:val="none" w:sz="0" w:space="0" w:color="000000"/>
-            </w:tcBorders>
-            <w:shd w:val="clear" w:color="auto" w:fill="FFFFFF"/>
-            <w:tcMar>
-              <w:top w:w="0" w:type="dxa"/>
-              <w:bottom w:w="0" w:type="dxa"/>
-              <w:left w:w="0" w:type="dxa"/>
-              <w:right w:w="0" w:type="dxa"/>
-            </w:tcMar>
-            <w:vAlign w:val="center"/>
-          </w:tcPr>
-          <w:p>
-            <w:pPr>
-              <w:jc w:val="center"/>
-              <w:pBdr>
-                <w:bottom w:val="none" w:sz="0" w:space="0" w:color="000000"/>
-                <w:top w:val="none" w:sz="0" w:space="0" w:color="000000"/>
-                <w:left w:val="none" w:sz="0" w:space="0" w:color="000000"/>
-                <w:right w:val="none" w:sz="0" w:space="0" w:color="000000"/>
-              </w:pBdr>
-              <w:spacing w:after="100" w:before="100" w:line="240"/>
-              <w:ind w:left="100" w:right="100" w:firstLine="0" w:firstLineChars="0"/>
-              <w:rPr>
-                <w:rFonts w:ascii="Helvetica" w:hAnsi="Helvetica" w:eastAsia="Helvetica" w:cs="Helvetica"/>
-                <w:i w:val="false"/>
-                <w:b w:val="false"/>
-                <w:u w:val="none"/>
-                <w:strike w:val="false"/>
-                <w:sz w:val="22"/>
-                <w:szCs w:val="22"/>
-                <w:color w:val="000000"/>
-              </w:rPr>
-            </w:pPr>
-            <w:r>
-              <w:rPr>
-                <w:rFonts w:ascii="Helvetica" w:hAnsi="Helvetica" w:eastAsia="Helvetica" w:cs="Helvetica"/>
-                <w:i w:val="false"/>
-                <w:b w:val="false"/>
-                <w:u w:val="none"/>
-                <w:strike w:val="false"/>
-                <w:sz w:val="22"/>
-                <w:szCs w:val="22"/>
-                <w:color w:val="000000"/>
-              </w:rPr>
-              <w:t xml:space="preserve">84.0 [48.0; 118.0]</w:t>
+              <w:t xml:space="preserve"> 104 [73 - 146]</w:t>
+            </w:r>
+          </w:p>
+        </w:tc>
+        <w:tc>
+          <w:tcPr>
+            <w:tcBorders>
+              <w:bottom w:val="none" w:sz="0" w:space="0" w:color="000000"/>
+              <w:top w:val="none" w:sz="0" w:space="0" w:color="000000"/>
+              <w:left w:val="none" w:sz="0" w:space="0" w:color="000000"/>
+              <w:right w:val="none" w:sz="0" w:space="0" w:color="000000"/>
+            </w:tcBorders>
+            <w:shd w:val="clear" w:color="auto" w:fill="FFFFFF"/>
+            <w:tcMar>
+              <w:top w:w="0" w:type="dxa"/>
+              <w:bottom w:w="0" w:type="dxa"/>
+              <w:left w:w="0" w:type="dxa"/>
+              <w:right w:w="0" w:type="dxa"/>
+            </w:tcMar>
+            <w:vAlign w:val="center"/>
+          </w:tcPr>
+          <w:p>
+            <w:pPr>
+              <w:jc w:val="center"/>
+              <w:pBdr>
+                <w:bottom w:val="none" w:sz="0" w:space="0" w:color="000000"/>
+                <w:top w:val="none" w:sz="0" w:space="0" w:color="000000"/>
+                <w:left w:val="none" w:sz="0" w:space="0" w:color="000000"/>
+                <w:right w:val="none" w:sz="0" w:space="0" w:color="000000"/>
+              </w:pBdr>
+              <w:spacing w:after="100" w:before="100" w:line="240"/>
+              <w:ind w:left="100" w:right="100" w:firstLine="0" w:firstLineChars="0"/>
+              <w:rPr>
+                <w:rFonts w:ascii="Helvetica" w:hAnsi="Helvetica" w:eastAsia="Helvetica" w:cs="Helvetica"/>
+                <w:i w:val="false"/>
+                <w:b w:val="false"/>
+                <w:u w:val="none"/>
+                <w:strike w:val="false"/>
+                <w:sz w:val="22"/>
+                <w:szCs w:val="22"/>
+                <w:color w:val="000000"/>
+              </w:rPr>
+            </w:pPr>
+            <w:r>
+              <w:rPr>
+                <w:rFonts w:ascii="Helvetica" w:hAnsi="Helvetica" w:eastAsia="Helvetica" w:cs="Helvetica"/>
+                <w:i w:val="false"/>
+                <w:b w:val="false"/>
+                <w:u w:val="none"/>
+                <w:strike w:val="false"/>
+                <w:sz w:val="22"/>
+                <w:szCs w:val="22"/>
+                <w:color w:val="000000"/>
+              </w:rPr>
+              <w:t xml:space="preserve">  191 [156 - 231]</w:t>
+            </w:r>
+          </w:p>
+        </w:tc>
+        <w:tc>
+          <w:tcPr>
+            <w:tcBorders>
+              <w:bottom w:val="none" w:sz="0" w:space="0" w:color="000000"/>
+              <w:top w:val="none" w:sz="0" w:space="0" w:color="000000"/>
+              <w:left w:val="none" w:sz="0" w:space="0" w:color="000000"/>
+              <w:right w:val="none" w:sz="0" w:space="0" w:color="000000"/>
+            </w:tcBorders>
+            <w:shd w:val="clear" w:color="auto" w:fill="FFFFFF"/>
+            <w:tcMar>
+              <w:top w:w="0" w:type="dxa"/>
+              <w:bottom w:w="0" w:type="dxa"/>
+              <w:left w:w="0" w:type="dxa"/>
+              <w:right w:w="0" w:type="dxa"/>
+            </w:tcMar>
+            <w:vAlign w:val="center"/>
+          </w:tcPr>
+          <w:p>
+            <w:pPr>
+              <w:jc w:val="center"/>
+              <w:pBdr>
+                <w:bottom w:val="none" w:sz="0" w:space="0" w:color="000000"/>
+                <w:top w:val="none" w:sz="0" w:space="0" w:color="000000"/>
+                <w:left w:val="none" w:sz="0" w:space="0" w:color="000000"/>
+                <w:right w:val="none" w:sz="0" w:space="0" w:color="000000"/>
+              </w:pBdr>
+              <w:spacing w:after="100" w:before="100" w:line="240"/>
+              <w:ind w:left="100" w:right="100" w:firstLine="0" w:firstLineChars="0"/>
+              <w:rPr>
+                <w:rFonts w:ascii="Helvetica" w:hAnsi="Helvetica" w:eastAsia="Helvetica" w:cs="Helvetica"/>
+                <w:i w:val="false"/>
+                <w:b w:val="false"/>
+                <w:u w:val="none"/>
+                <w:strike w:val="false"/>
+                <w:sz w:val="22"/>
+                <w:szCs w:val="22"/>
+                <w:color w:val="000000"/>
+              </w:rPr>
+            </w:pPr>
+            <w:r>
+              <w:rPr>
+                <w:rFonts w:ascii="Helvetica" w:hAnsi="Helvetica" w:eastAsia="Helvetica" w:cs="Helvetica"/>
+                <w:i w:val="false"/>
+                <w:b w:val="false"/>
+                <w:u w:val="none"/>
+                <w:strike w:val="false"/>
+                <w:sz w:val="22"/>
+                <w:szCs w:val="22"/>
+                <w:color w:val="000000"/>
+              </w:rPr>
+              <w:t xml:space="preserve">84 [48 - 118]</w:t>
             </w:r>
           </w:p>
         </w:tc>
@@ -10141,115 +10141,115 @@
                 <w:szCs w:val="22"/>
                 <w:color w:val="000000"/>
               </w:rPr>
-              <w:t xml:space="preserve"> 195.0 [50.0, 646.2]</w:t>
-            </w:r>
-          </w:p>
-        </w:tc>
-        <w:tc>
-          <w:tcPr>
-            <w:tcBorders>
-              <w:bottom w:val="none" w:sz="0" w:space="0" w:color="000000"/>
-              <w:top w:val="none" w:sz="0" w:space="0" w:color="000000"/>
-              <w:left w:val="none" w:sz="0" w:space="0" w:color="000000"/>
-              <w:right w:val="none" w:sz="0" w:space="0" w:color="000000"/>
-            </w:tcBorders>
-            <w:shd w:val="clear" w:color="auto" w:fill="FFFFFF"/>
-            <w:tcMar>
-              <w:top w:w="0" w:type="dxa"/>
-              <w:bottom w:w="0" w:type="dxa"/>
-              <w:left w:w="0" w:type="dxa"/>
-              <w:right w:w="0" w:type="dxa"/>
-            </w:tcMar>
-            <w:vAlign w:val="center"/>
-          </w:tcPr>
-          <w:p>
-            <w:pPr>
-              <w:jc w:val="center"/>
-              <w:pBdr>
-                <w:bottom w:val="none" w:sz="0" w:space="0" w:color="000000"/>
-                <w:top w:val="none" w:sz="0" w:space="0" w:color="000000"/>
-                <w:left w:val="none" w:sz="0" w:space="0" w:color="000000"/>
-                <w:right w:val="none" w:sz="0" w:space="0" w:color="000000"/>
-              </w:pBdr>
-              <w:spacing w:after="100" w:before="100" w:line="240"/>
-              <w:ind w:left="100" w:right="100" w:firstLine="0" w:firstLineChars="0"/>
-              <w:rPr>
-                <w:rFonts w:ascii="Helvetica" w:hAnsi="Helvetica" w:eastAsia="Helvetica" w:cs="Helvetica"/>
-                <w:i w:val="false"/>
-                <w:b w:val="false"/>
-                <w:u w:val="none"/>
-                <w:strike w:val="false"/>
-                <w:sz w:val="22"/>
-                <w:szCs w:val="22"/>
-                <w:color w:val="000000"/>
-              </w:rPr>
-            </w:pPr>
-            <w:r>
-              <w:rPr>
-                <w:rFonts w:ascii="Helvetica" w:hAnsi="Helvetica" w:eastAsia="Helvetica" w:cs="Helvetica"/>
-                <w:i w:val="false"/>
-                <w:b w:val="false"/>
-                <w:u w:val="none"/>
-                <w:strike w:val="false"/>
-                <w:sz w:val="22"/>
-                <w:szCs w:val="22"/>
-                <w:color w:val="000000"/>
-              </w:rPr>
-              <w:t xml:space="preserve"> 1127.0 [587.0, 1970.5]</w:t>
-            </w:r>
-          </w:p>
-        </w:tc>
-        <w:tc>
-          <w:tcPr>
-            <w:tcBorders>
-              <w:bottom w:val="none" w:sz="0" w:space="0" w:color="000000"/>
-              <w:top w:val="none" w:sz="0" w:space="0" w:color="000000"/>
-              <w:left w:val="none" w:sz="0" w:space="0" w:color="000000"/>
-              <w:right w:val="none" w:sz="0" w:space="0" w:color="000000"/>
-            </w:tcBorders>
-            <w:shd w:val="clear" w:color="auto" w:fill="FFFFFF"/>
-            <w:tcMar>
-              <w:top w:w="0" w:type="dxa"/>
-              <w:bottom w:w="0" w:type="dxa"/>
-              <w:left w:w="0" w:type="dxa"/>
-              <w:right w:w="0" w:type="dxa"/>
-            </w:tcMar>
-            <w:vAlign w:val="center"/>
-          </w:tcPr>
-          <w:p>
-            <w:pPr>
-              <w:jc w:val="center"/>
-              <w:pBdr>
-                <w:bottom w:val="none" w:sz="0" w:space="0" w:color="000000"/>
-                <w:top w:val="none" w:sz="0" w:space="0" w:color="000000"/>
-                <w:left w:val="none" w:sz="0" w:space="0" w:color="000000"/>
-                <w:right w:val="none" w:sz="0" w:space="0" w:color="000000"/>
-              </w:pBdr>
-              <w:spacing w:after="100" w:before="100" w:line="240"/>
-              <w:ind w:left="100" w:right="100" w:firstLine="0" w:firstLineChars="0"/>
-              <w:rPr>
-                <w:rFonts w:ascii="Helvetica" w:hAnsi="Helvetica" w:eastAsia="Helvetica" w:cs="Helvetica"/>
-                <w:i w:val="false"/>
-                <w:b w:val="false"/>
-                <w:u w:val="none"/>
-                <w:strike w:val="false"/>
-                <w:sz w:val="22"/>
-                <w:szCs w:val="22"/>
-                <w:color w:val="000000"/>
-              </w:rPr>
-            </w:pPr>
-            <w:r>
-              <w:rPr>
-                <w:rFonts w:ascii="Helvetica" w:hAnsi="Helvetica" w:eastAsia="Helvetica" w:cs="Helvetica"/>
-                <w:i w:val="false"/>
-                <w:b w:val="false"/>
-                <w:u w:val="none"/>
-                <w:strike w:val="false"/>
-                <w:sz w:val="22"/>
-                <w:szCs w:val="22"/>
-                <w:color w:val="000000"/>
-              </w:rPr>
-              <w:t xml:space="preserve">742.7 [334.0; 1254.0]</w:t>
+              <w:t xml:space="preserve"> 195 [50 - 646]</w:t>
+            </w:r>
+          </w:p>
+        </w:tc>
+        <w:tc>
+          <w:tcPr>
+            <w:tcBorders>
+              <w:bottom w:val="none" w:sz="0" w:space="0" w:color="000000"/>
+              <w:top w:val="none" w:sz="0" w:space="0" w:color="000000"/>
+              <w:left w:val="none" w:sz="0" w:space="0" w:color="000000"/>
+              <w:right w:val="none" w:sz="0" w:space="0" w:color="000000"/>
+            </w:tcBorders>
+            <w:shd w:val="clear" w:color="auto" w:fill="FFFFFF"/>
+            <w:tcMar>
+              <w:top w:w="0" w:type="dxa"/>
+              <w:bottom w:w="0" w:type="dxa"/>
+              <w:left w:w="0" w:type="dxa"/>
+              <w:right w:w="0" w:type="dxa"/>
+            </w:tcMar>
+            <w:vAlign w:val="center"/>
+          </w:tcPr>
+          <w:p>
+            <w:pPr>
+              <w:jc w:val="center"/>
+              <w:pBdr>
+                <w:bottom w:val="none" w:sz="0" w:space="0" w:color="000000"/>
+                <w:top w:val="none" w:sz="0" w:space="0" w:color="000000"/>
+                <w:left w:val="none" w:sz="0" w:space="0" w:color="000000"/>
+                <w:right w:val="none" w:sz="0" w:space="0" w:color="000000"/>
+              </w:pBdr>
+              <w:spacing w:after="100" w:before="100" w:line="240"/>
+              <w:ind w:left="100" w:right="100" w:firstLine="0" w:firstLineChars="0"/>
+              <w:rPr>
+                <w:rFonts w:ascii="Helvetica" w:hAnsi="Helvetica" w:eastAsia="Helvetica" w:cs="Helvetica"/>
+                <w:i w:val="false"/>
+                <w:b w:val="false"/>
+                <w:u w:val="none"/>
+                <w:strike w:val="false"/>
+                <w:sz w:val="22"/>
+                <w:szCs w:val="22"/>
+                <w:color w:val="000000"/>
+              </w:rPr>
+            </w:pPr>
+            <w:r>
+              <w:rPr>
+                <w:rFonts w:ascii="Helvetica" w:hAnsi="Helvetica" w:eastAsia="Helvetica" w:cs="Helvetica"/>
+                <w:i w:val="false"/>
+                <w:b w:val="false"/>
+                <w:u w:val="none"/>
+                <w:strike w:val="false"/>
+                <w:sz w:val="22"/>
+                <w:szCs w:val="22"/>
+                <w:color w:val="000000"/>
+              </w:rPr>
+              <w:t xml:space="preserve"> 1127 [587 - 1970]</w:t>
+            </w:r>
+          </w:p>
+        </w:tc>
+        <w:tc>
+          <w:tcPr>
+            <w:tcBorders>
+              <w:bottom w:val="none" w:sz="0" w:space="0" w:color="000000"/>
+              <w:top w:val="none" w:sz="0" w:space="0" w:color="000000"/>
+              <w:left w:val="none" w:sz="0" w:space="0" w:color="000000"/>
+              <w:right w:val="none" w:sz="0" w:space="0" w:color="000000"/>
+            </w:tcBorders>
+            <w:shd w:val="clear" w:color="auto" w:fill="FFFFFF"/>
+            <w:tcMar>
+              <w:top w:w="0" w:type="dxa"/>
+              <w:bottom w:w="0" w:type="dxa"/>
+              <w:left w:w="0" w:type="dxa"/>
+              <w:right w:w="0" w:type="dxa"/>
+            </w:tcMar>
+            <w:vAlign w:val="center"/>
+          </w:tcPr>
+          <w:p>
+            <w:pPr>
+              <w:jc w:val="center"/>
+              <w:pBdr>
+                <w:bottom w:val="none" w:sz="0" w:space="0" w:color="000000"/>
+                <w:top w:val="none" w:sz="0" w:space="0" w:color="000000"/>
+                <w:left w:val="none" w:sz="0" w:space="0" w:color="000000"/>
+                <w:right w:val="none" w:sz="0" w:space="0" w:color="000000"/>
+              </w:pBdr>
+              <w:spacing w:after="100" w:before="100" w:line="240"/>
+              <w:ind w:left="100" w:right="100" w:firstLine="0" w:firstLineChars="0"/>
+              <w:rPr>
+                <w:rFonts w:ascii="Helvetica" w:hAnsi="Helvetica" w:eastAsia="Helvetica" w:cs="Helvetica"/>
+                <w:i w:val="false"/>
+                <w:b w:val="false"/>
+                <w:u w:val="none"/>
+                <w:strike w:val="false"/>
+                <w:sz w:val="22"/>
+                <w:szCs w:val="22"/>
+                <w:color w:val="000000"/>
+              </w:rPr>
+            </w:pPr>
+            <w:r>
+              <w:rPr>
+                <w:rFonts w:ascii="Helvetica" w:hAnsi="Helvetica" w:eastAsia="Helvetica" w:cs="Helvetica"/>
+                <w:i w:val="false"/>
+                <w:b w:val="false"/>
+                <w:u w:val="none"/>
+                <w:strike w:val="false"/>
+                <w:sz w:val="22"/>
+                <w:szCs w:val="22"/>
+                <w:color w:val="000000"/>
+              </w:rPr>
+              <w:t xml:space="preserve">743 [334 - 1254]</w:t>
             </w:r>
           </w:p>
         </w:tc>
@@ -10417,115 +10417,115 @@
                 <w:szCs w:val="22"/>
                 <w:color w:val="000000"/>
               </w:rPr>
-              <w:t xml:space="preserve">  20.0 [11.0, 39.0]</w:t>
-            </w:r>
-          </w:p>
-        </w:tc>
-        <w:tc>
-          <w:tcPr>
-            <w:tcBorders>
-              <w:bottom w:val="none" w:sz="0" w:space="0" w:color="000000"/>
-              <w:top w:val="none" w:sz="0" w:space="0" w:color="000000"/>
-              <w:left w:val="none" w:sz="0" w:space="0" w:color="000000"/>
-              <w:right w:val="none" w:sz="0" w:space="0" w:color="000000"/>
-            </w:tcBorders>
-            <w:shd w:val="clear" w:color="auto" w:fill="FFFFFF"/>
-            <w:tcMar>
-              <w:top w:w="0" w:type="dxa"/>
-              <w:bottom w:w="0" w:type="dxa"/>
-              <w:left w:w="0" w:type="dxa"/>
-              <w:right w:w="0" w:type="dxa"/>
-            </w:tcMar>
-            <w:vAlign w:val="center"/>
-          </w:tcPr>
-          <w:p>
-            <w:pPr>
-              <w:jc w:val="center"/>
-              <w:pBdr>
-                <w:bottom w:val="none" w:sz="0" w:space="0" w:color="000000"/>
-                <w:top w:val="none" w:sz="0" w:space="0" w:color="000000"/>
-                <w:left w:val="none" w:sz="0" w:space="0" w:color="000000"/>
-                <w:right w:val="none" w:sz="0" w:space="0" w:color="000000"/>
-              </w:pBdr>
-              <w:spacing w:after="100" w:before="100" w:line="240"/>
-              <w:ind w:left="100" w:right="100" w:firstLine="0" w:firstLineChars="0"/>
-              <w:rPr>
-                <w:rFonts w:ascii="Helvetica" w:hAnsi="Helvetica" w:eastAsia="Helvetica" w:cs="Helvetica"/>
-                <w:i w:val="false"/>
-                <w:b w:val="false"/>
-                <w:u w:val="none"/>
-                <w:strike w:val="false"/>
-                <w:sz w:val="22"/>
-                <w:szCs w:val="22"/>
-                <w:color w:val="000000"/>
-              </w:rPr>
-            </w:pPr>
-            <w:r>
-              <w:rPr>
-                <w:rFonts w:ascii="Helvetica" w:hAnsi="Helvetica" w:eastAsia="Helvetica" w:cs="Helvetica"/>
-                <w:i w:val="false"/>
-                <w:b w:val="false"/>
-                <w:u w:val="none"/>
-                <w:strike w:val="false"/>
-                <w:sz w:val="22"/>
-                <w:szCs w:val="22"/>
-                <w:color w:val="000000"/>
-              </w:rPr>
-              <w:t xml:space="preserve">   22.0 [15.0, 38.0]</w:t>
-            </w:r>
-          </w:p>
-        </w:tc>
-        <w:tc>
-          <w:tcPr>
-            <w:tcBorders>
-              <w:bottom w:val="none" w:sz="0" w:space="0" w:color="000000"/>
-              <w:top w:val="none" w:sz="0" w:space="0" w:color="000000"/>
-              <w:left w:val="none" w:sz="0" w:space="0" w:color="000000"/>
-              <w:right w:val="none" w:sz="0" w:space="0" w:color="000000"/>
-            </w:tcBorders>
-            <w:shd w:val="clear" w:color="auto" w:fill="FFFFFF"/>
-            <w:tcMar>
-              <w:top w:w="0" w:type="dxa"/>
-              <w:bottom w:w="0" w:type="dxa"/>
-              <w:left w:w="0" w:type="dxa"/>
-              <w:right w:w="0" w:type="dxa"/>
-            </w:tcMar>
-            <w:vAlign w:val="center"/>
-          </w:tcPr>
-          <w:p>
-            <w:pPr>
-              <w:jc w:val="center"/>
-              <w:pBdr>
-                <w:bottom w:val="none" w:sz="0" w:space="0" w:color="000000"/>
-                <w:top w:val="none" w:sz="0" w:space="0" w:color="000000"/>
-                <w:left w:val="none" w:sz="0" w:space="0" w:color="000000"/>
-                <w:right w:val="none" w:sz="0" w:space="0" w:color="000000"/>
-              </w:pBdr>
-              <w:spacing w:after="100" w:before="100" w:line="240"/>
-              <w:ind w:left="100" w:right="100" w:firstLine="0" w:firstLineChars="0"/>
-              <w:rPr>
-                <w:rFonts w:ascii="Helvetica" w:hAnsi="Helvetica" w:eastAsia="Helvetica" w:cs="Helvetica"/>
-                <w:i w:val="false"/>
-                <w:b w:val="false"/>
-                <w:u w:val="none"/>
-                <w:strike w:val="false"/>
-                <w:sz w:val="22"/>
-                <w:szCs w:val="22"/>
-                <w:color w:val="000000"/>
-              </w:rPr>
-            </w:pPr>
-            <w:r>
-              <w:rPr>
-                <w:rFonts w:ascii="Helvetica" w:hAnsi="Helvetica" w:eastAsia="Helvetica" w:cs="Helvetica"/>
-                <w:i w:val="false"/>
-                <w:b w:val="false"/>
-                <w:u w:val="none"/>
-                <w:strike w:val="false"/>
-                <w:sz w:val="22"/>
-                <w:szCs w:val="22"/>
-                <w:color w:val="000000"/>
-              </w:rPr>
-              <w:t xml:space="preserve">2.0 [-8.0; 10.0]</w:t>
+              <w:t xml:space="preserve">  20 [11 - 39]</w:t>
+            </w:r>
+          </w:p>
+        </w:tc>
+        <w:tc>
+          <w:tcPr>
+            <w:tcBorders>
+              <w:bottom w:val="none" w:sz="0" w:space="0" w:color="000000"/>
+              <w:top w:val="none" w:sz="0" w:space="0" w:color="000000"/>
+              <w:left w:val="none" w:sz="0" w:space="0" w:color="000000"/>
+              <w:right w:val="none" w:sz="0" w:space="0" w:color="000000"/>
+            </w:tcBorders>
+            <w:shd w:val="clear" w:color="auto" w:fill="FFFFFF"/>
+            <w:tcMar>
+              <w:top w:w="0" w:type="dxa"/>
+              <w:bottom w:w="0" w:type="dxa"/>
+              <w:left w:w="0" w:type="dxa"/>
+              <w:right w:w="0" w:type="dxa"/>
+            </w:tcMar>
+            <w:vAlign w:val="center"/>
+          </w:tcPr>
+          <w:p>
+            <w:pPr>
+              <w:jc w:val="center"/>
+              <w:pBdr>
+                <w:bottom w:val="none" w:sz="0" w:space="0" w:color="000000"/>
+                <w:top w:val="none" w:sz="0" w:space="0" w:color="000000"/>
+                <w:left w:val="none" w:sz="0" w:space="0" w:color="000000"/>
+                <w:right w:val="none" w:sz="0" w:space="0" w:color="000000"/>
+              </w:pBdr>
+              <w:spacing w:after="100" w:before="100" w:line="240"/>
+              <w:ind w:left="100" w:right="100" w:firstLine="0" w:firstLineChars="0"/>
+              <w:rPr>
+                <w:rFonts w:ascii="Helvetica" w:hAnsi="Helvetica" w:eastAsia="Helvetica" w:cs="Helvetica"/>
+                <w:i w:val="false"/>
+                <w:b w:val="false"/>
+                <w:u w:val="none"/>
+                <w:strike w:val="false"/>
+                <w:sz w:val="22"/>
+                <w:szCs w:val="22"/>
+                <w:color w:val="000000"/>
+              </w:rPr>
+            </w:pPr>
+            <w:r>
+              <w:rPr>
+                <w:rFonts w:ascii="Helvetica" w:hAnsi="Helvetica" w:eastAsia="Helvetica" w:cs="Helvetica"/>
+                <w:i w:val="false"/>
+                <w:b w:val="false"/>
+                <w:u w:val="none"/>
+                <w:strike w:val="false"/>
+                <w:sz w:val="22"/>
+                <w:szCs w:val="22"/>
+                <w:color w:val="000000"/>
+              </w:rPr>
+              <w:t xml:space="preserve">   22 [15 - 38]</w:t>
+            </w:r>
+          </w:p>
+        </w:tc>
+        <w:tc>
+          <w:tcPr>
+            <w:tcBorders>
+              <w:bottom w:val="none" w:sz="0" w:space="0" w:color="000000"/>
+              <w:top w:val="none" w:sz="0" w:space="0" w:color="000000"/>
+              <w:left w:val="none" w:sz="0" w:space="0" w:color="000000"/>
+              <w:right w:val="none" w:sz="0" w:space="0" w:color="000000"/>
+            </w:tcBorders>
+            <w:shd w:val="clear" w:color="auto" w:fill="FFFFFF"/>
+            <w:tcMar>
+              <w:top w:w="0" w:type="dxa"/>
+              <w:bottom w:w="0" w:type="dxa"/>
+              <w:left w:w="0" w:type="dxa"/>
+              <w:right w:w="0" w:type="dxa"/>
+            </w:tcMar>
+            <w:vAlign w:val="center"/>
+          </w:tcPr>
+          <w:p>
+            <w:pPr>
+              <w:jc w:val="center"/>
+              <w:pBdr>
+                <w:bottom w:val="none" w:sz="0" w:space="0" w:color="000000"/>
+                <w:top w:val="none" w:sz="0" w:space="0" w:color="000000"/>
+                <w:left w:val="none" w:sz="0" w:space="0" w:color="000000"/>
+                <w:right w:val="none" w:sz="0" w:space="0" w:color="000000"/>
+              </w:pBdr>
+              <w:spacing w:after="100" w:before="100" w:line="240"/>
+              <w:ind w:left="100" w:right="100" w:firstLine="0" w:firstLineChars="0"/>
+              <w:rPr>
+                <w:rFonts w:ascii="Helvetica" w:hAnsi="Helvetica" w:eastAsia="Helvetica" w:cs="Helvetica"/>
+                <w:i w:val="false"/>
+                <w:b w:val="false"/>
+                <w:u w:val="none"/>
+                <w:strike w:val="false"/>
+                <w:sz w:val="22"/>
+                <w:szCs w:val="22"/>
+                <w:color w:val="000000"/>
+              </w:rPr>
+            </w:pPr>
+            <w:r>
+              <w:rPr>
+                <w:rFonts w:ascii="Helvetica" w:hAnsi="Helvetica" w:eastAsia="Helvetica" w:cs="Helvetica"/>
+                <w:i w:val="false"/>
+                <w:b w:val="false"/>
+                <w:u w:val="none"/>
+                <w:strike w:val="false"/>
+                <w:sz w:val="22"/>
+                <w:szCs w:val="22"/>
+                <w:color w:val="000000"/>
+              </w:rPr>
+              <w:t xml:space="preserve">2 [-8 - 10]</w:t>
             </w:r>
           </w:p>
         </w:tc>
@@ -10693,115 +10693,115 @@
                 <w:szCs w:val="22"/>
                 <w:color w:val="000000"/>
               </w:rPr>
-              <w:t xml:space="preserve">1613.0 [191.2, 107779.0]</w:t>
-            </w:r>
-          </w:p>
-        </w:tc>
-        <w:tc>
-          <w:tcPr>
-            <w:tcBorders>
-              <w:bottom w:val="none" w:sz="0" w:space="0" w:color="000000"/>
-              <w:top w:val="none" w:sz="0" w:space="0" w:color="000000"/>
-              <w:left w:val="none" w:sz="0" w:space="0" w:color="000000"/>
-              <w:right w:val="none" w:sz="0" w:space="0" w:color="000000"/>
-            </w:tcBorders>
-            <w:shd w:val="clear" w:color="auto" w:fill="FFFFFF"/>
-            <w:tcMar>
-              <w:top w:w="0" w:type="dxa"/>
-              <w:bottom w:w="0" w:type="dxa"/>
-              <w:left w:w="0" w:type="dxa"/>
-              <w:right w:w="0" w:type="dxa"/>
-            </w:tcMar>
-            <w:vAlign w:val="center"/>
-          </w:tcPr>
-          <w:p>
-            <w:pPr>
-              <w:jc w:val="center"/>
-              <w:pBdr>
-                <w:bottom w:val="none" w:sz="0" w:space="0" w:color="000000"/>
-                <w:top w:val="none" w:sz="0" w:space="0" w:color="000000"/>
-                <w:left w:val="none" w:sz="0" w:space="0" w:color="000000"/>
-                <w:right w:val="none" w:sz="0" w:space="0" w:color="000000"/>
-              </w:pBdr>
-              <w:spacing w:after="100" w:before="100" w:line="240"/>
-              <w:ind w:left="100" w:right="100" w:firstLine="0" w:firstLineChars="0"/>
-              <w:rPr>
-                <w:rFonts w:ascii="Helvetica" w:hAnsi="Helvetica" w:eastAsia="Helvetica" w:cs="Helvetica"/>
-                <w:i w:val="false"/>
-                <w:b w:val="false"/>
-                <w:u w:val="none"/>
-                <w:strike w:val="false"/>
-                <w:sz w:val="22"/>
-                <w:szCs w:val="22"/>
-                <w:color w:val="000000"/>
-              </w:rPr>
-            </w:pPr>
-            <w:r>
-              <w:rPr>
-                <w:rFonts w:ascii="Helvetica" w:hAnsi="Helvetica" w:eastAsia="Helvetica" w:cs="Helvetica"/>
-                <w:i w:val="false"/>
-                <w:b w:val="false"/>
-                <w:u w:val="none"/>
-                <w:strike w:val="false"/>
-                <w:sz w:val="22"/>
-                <w:szCs w:val="22"/>
-                <w:color w:val="000000"/>
-              </w:rPr>
-              <w:t xml:space="preserve">35477.0 [915.0, 319961.0]</w:t>
-            </w:r>
-          </w:p>
-        </w:tc>
-        <w:tc>
-          <w:tcPr>
-            <w:tcBorders>
-              <w:bottom w:val="none" w:sz="0" w:space="0" w:color="000000"/>
-              <w:top w:val="none" w:sz="0" w:space="0" w:color="000000"/>
-              <w:left w:val="none" w:sz="0" w:space="0" w:color="000000"/>
-              <w:right w:val="none" w:sz="0" w:space="0" w:color="000000"/>
-            </w:tcBorders>
-            <w:shd w:val="clear" w:color="auto" w:fill="FFFFFF"/>
-            <w:tcMar>
-              <w:top w:w="0" w:type="dxa"/>
-              <w:bottom w:w="0" w:type="dxa"/>
-              <w:left w:w="0" w:type="dxa"/>
-              <w:right w:w="0" w:type="dxa"/>
-            </w:tcMar>
-            <w:vAlign w:val="center"/>
-          </w:tcPr>
-          <w:p>
-            <w:pPr>
-              <w:jc w:val="center"/>
-              <w:pBdr>
-                <w:bottom w:val="none" w:sz="0" w:space="0" w:color="000000"/>
-                <w:top w:val="none" w:sz="0" w:space="0" w:color="000000"/>
-                <w:left w:val="none" w:sz="0" w:space="0" w:color="000000"/>
-                <w:right w:val="none" w:sz="0" w:space="0" w:color="000000"/>
-              </w:pBdr>
-              <w:spacing w:after="100" w:before="100" w:line="240"/>
-              <w:ind w:left="100" w:right="100" w:firstLine="0" w:firstLineChars="0"/>
-              <w:rPr>
-                <w:rFonts w:ascii="Helvetica" w:hAnsi="Helvetica" w:eastAsia="Helvetica" w:cs="Helvetica"/>
-                <w:i w:val="false"/>
-                <w:b w:val="false"/>
-                <w:u w:val="none"/>
-                <w:strike w:val="false"/>
-                <w:sz w:val="22"/>
-                <w:szCs w:val="22"/>
-                <w:color w:val="000000"/>
-              </w:rPr>
-            </w:pPr>
-            <w:r>
-              <w:rPr>
-                <w:rFonts w:ascii="Helvetica" w:hAnsi="Helvetica" w:eastAsia="Helvetica" w:cs="Helvetica"/>
-                <w:i w:val="false"/>
-                <w:b w:val="false"/>
-                <w:u w:val="none"/>
-                <w:strike w:val="false"/>
-                <w:sz w:val="22"/>
-                <w:szCs w:val="22"/>
-                <w:color w:val="000000"/>
-              </w:rPr>
-              <w:t xml:space="preserve">808.2 [-37072.0; 140244.0]</w:t>
+              <w:t xml:space="preserve">1613 [191 - 107779]</w:t>
+            </w:r>
+          </w:p>
+        </w:tc>
+        <w:tc>
+          <w:tcPr>
+            <w:tcBorders>
+              <w:bottom w:val="none" w:sz="0" w:space="0" w:color="000000"/>
+              <w:top w:val="none" w:sz="0" w:space="0" w:color="000000"/>
+              <w:left w:val="none" w:sz="0" w:space="0" w:color="000000"/>
+              <w:right w:val="none" w:sz="0" w:space="0" w:color="000000"/>
+            </w:tcBorders>
+            <w:shd w:val="clear" w:color="auto" w:fill="FFFFFF"/>
+            <w:tcMar>
+              <w:top w:w="0" w:type="dxa"/>
+              <w:bottom w:w="0" w:type="dxa"/>
+              <w:left w:w="0" w:type="dxa"/>
+              <w:right w:w="0" w:type="dxa"/>
+            </w:tcMar>
+            <w:vAlign w:val="center"/>
+          </w:tcPr>
+          <w:p>
+            <w:pPr>
+              <w:jc w:val="center"/>
+              <w:pBdr>
+                <w:bottom w:val="none" w:sz="0" w:space="0" w:color="000000"/>
+                <w:top w:val="none" w:sz="0" w:space="0" w:color="000000"/>
+                <w:left w:val="none" w:sz="0" w:space="0" w:color="000000"/>
+                <w:right w:val="none" w:sz="0" w:space="0" w:color="000000"/>
+              </w:pBdr>
+              <w:spacing w:after="100" w:before="100" w:line="240"/>
+              <w:ind w:left="100" w:right="100" w:firstLine="0" w:firstLineChars="0"/>
+              <w:rPr>
+                <w:rFonts w:ascii="Helvetica" w:hAnsi="Helvetica" w:eastAsia="Helvetica" w:cs="Helvetica"/>
+                <w:i w:val="false"/>
+                <w:b w:val="false"/>
+                <w:u w:val="none"/>
+                <w:strike w:val="false"/>
+                <w:sz w:val="22"/>
+                <w:szCs w:val="22"/>
+                <w:color w:val="000000"/>
+              </w:rPr>
+            </w:pPr>
+            <w:r>
+              <w:rPr>
+                <w:rFonts w:ascii="Helvetica" w:hAnsi="Helvetica" w:eastAsia="Helvetica" w:cs="Helvetica"/>
+                <w:i w:val="false"/>
+                <w:b w:val="false"/>
+                <w:u w:val="none"/>
+                <w:strike w:val="false"/>
+                <w:sz w:val="22"/>
+                <w:szCs w:val="22"/>
+                <w:color w:val="000000"/>
+              </w:rPr>
+              <w:t xml:space="preserve">35477 [915 - 319961]</w:t>
+            </w:r>
+          </w:p>
+        </w:tc>
+        <w:tc>
+          <w:tcPr>
+            <w:tcBorders>
+              <w:bottom w:val="none" w:sz="0" w:space="0" w:color="000000"/>
+              <w:top w:val="none" w:sz="0" w:space="0" w:color="000000"/>
+              <w:left w:val="none" w:sz="0" w:space="0" w:color="000000"/>
+              <w:right w:val="none" w:sz="0" w:space="0" w:color="000000"/>
+            </w:tcBorders>
+            <w:shd w:val="clear" w:color="auto" w:fill="FFFFFF"/>
+            <w:tcMar>
+              <w:top w:w="0" w:type="dxa"/>
+              <w:bottom w:w="0" w:type="dxa"/>
+              <w:left w:w="0" w:type="dxa"/>
+              <w:right w:w="0" w:type="dxa"/>
+            </w:tcMar>
+            <w:vAlign w:val="center"/>
+          </w:tcPr>
+          <w:p>
+            <w:pPr>
+              <w:jc w:val="center"/>
+              <w:pBdr>
+                <w:bottom w:val="none" w:sz="0" w:space="0" w:color="000000"/>
+                <w:top w:val="none" w:sz="0" w:space="0" w:color="000000"/>
+                <w:left w:val="none" w:sz="0" w:space="0" w:color="000000"/>
+                <w:right w:val="none" w:sz="0" w:space="0" w:color="000000"/>
+              </w:pBdr>
+              <w:spacing w:after="100" w:before="100" w:line="240"/>
+              <w:ind w:left="100" w:right="100" w:firstLine="0" w:firstLineChars="0"/>
+              <w:rPr>
+                <w:rFonts w:ascii="Helvetica" w:hAnsi="Helvetica" w:eastAsia="Helvetica" w:cs="Helvetica"/>
+                <w:i w:val="false"/>
+                <w:b w:val="false"/>
+                <w:u w:val="none"/>
+                <w:strike w:val="false"/>
+                <w:sz w:val="22"/>
+                <w:szCs w:val="22"/>
+                <w:color w:val="000000"/>
+              </w:rPr>
+            </w:pPr>
+            <w:r>
+              <w:rPr>
+                <w:rFonts w:ascii="Helvetica" w:hAnsi="Helvetica" w:eastAsia="Helvetica" w:cs="Helvetica"/>
+                <w:i w:val="false"/>
+                <w:b w:val="false"/>
+                <w:u w:val="none"/>
+                <w:strike w:val="false"/>
+                <w:sz w:val="22"/>
+                <w:szCs w:val="22"/>
+                <w:color w:val="000000"/>
+              </w:rPr>
+              <w:t xml:space="preserve">808 [-37072 - 140244]</w:t>
             </w:r>
           </w:p>
         </w:tc>
@@ -10969,115 +10969,115 @@
                 <w:szCs w:val="22"/>
                 <w:color w:val="000000"/>
               </w:rPr>
-              <w:t xml:space="preserve">4240.0 [1669.5, 9305.0]</w:t>
-            </w:r>
-          </w:p>
-        </w:tc>
-        <w:tc>
-          <w:tcPr>
-            <w:tcBorders>
-              <w:bottom w:val="none" w:sz="0" w:space="0" w:color="000000"/>
-              <w:top w:val="none" w:sz="0" w:space="0" w:color="000000"/>
-              <w:left w:val="none" w:sz="0" w:space="0" w:color="000000"/>
-              <w:right w:val="none" w:sz="0" w:space="0" w:color="000000"/>
-            </w:tcBorders>
-            <w:shd w:val="clear" w:color="auto" w:fill="FFFFFF"/>
-            <w:tcMar>
-              <w:top w:w="0" w:type="dxa"/>
-              <w:bottom w:w="0" w:type="dxa"/>
-              <w:left w:w="0" w:type="dxa"/>
-              <w:right w:w="0" w:type="dxa"/>
-            </w:tcMar>
-            <w:vAlign w:val="center"/>
-          </w:tcPr>
-          <w:p>
-            <w:pPr>
-              <w:jc w:val="center"/>
-              <w:pBdr>
-                <w:bottom w:val="none" w:sz="0" w:space="0" w:color="000000"/>
-                <w:top w:val="none" w:sz="0" w:space="0" w:color="000000"/>
-                <w:left w:val="none" w:sz="0" w:space="0" w:color="000000"/>
-                <w:right w:val="none" w:sz="0" w:space="0" w:color="000000"/>
-              </w:pBdr>
-              <w:spacing w:after="100" w:before="100" w:line="240"/>
-              <w:ind w:left="100" w:right="100" w:firstLine="0" w:firstLineChars="0"/>
-              <w:rPr>
-                <w:rFonts w:ascii="Helvetica" w:hAnsi="Helvetica" w:eastAsia="Helvetica" w:cs="Helvetica"/>
-                <w:i w:val="false"/>
-                <w:b w:val="false"/>
-                <w:u w:val="none"/>
-                <w:strike w:val="false"/>
-                <w:sz w:val="22"/>
-                <w:szCs w:val="22"/>
-                <w:color w:val="000000"/>
-              </w:rPr>
-            </w:pPr>
-            <w:r>
-              <w:rPr>
-                <w:rFonts w:ascii="Helvetica" w:hAnsi="Helvetica" w:eastAsia="Helvetica" w:cs="Helvetica"/>
-                <w:i w:val="false"/>
-                <w:b w:val="false"/>
-                <w:u w:val="none"/>
-                <w:strike w:val="false"/>
-                <w:sz w:val="22"/>
-                <w:szCs w:val="22"/>
-                <w:color w:val="000000"/>
-              </w:rPr>
-              <w:t xml:space="preserve">18949.0 [7631.0, 28778.0]</w:t>
-            </w:r>
-          </w:p>
-        </w:tc>
-        <w:tc>
-          <w:tcPr>
-            <w:tcBorders>
-              <w:bottom w:val="none" w:sz="0" w:space="0" w:color="000000"/>
-              <w:top w:val="none" w:sz="0" w:space="0" w:color="000000"/>
-              <w:left w:val="none" w:sz="0" w:space="0" w:color="000000"/>
-              <w:right w:val="none" w:sz="0" w:space="0" w:color="000000"/>
-            </w:tcBorders>
-            <w:shd w:val="clear" w:color="auto" w:fill="FFFFFF"/>
-            <w:tcMar>
-              <w:top w:w="0" w:type="dxa"/>
-              <w:bottom w:w="0" w:type="dxa"/>
-              <w:left w:w="0" w:type="dxa"/>
-              <w:right w:w="0" w:type="dxa"/>
-            </w:tcMar>
-            <w:vAlign w:val="center"/>
-          </w:tcPr>
-          <w:p>
-            <w:pPr>
-              <w:jc w:val="center"/>
-              <w:pBdr>
-                <w:bottom w:val="none" w:sz="0" w:space="0" w:color="000000"/>
-                <w:top w:val="none" w:sz="0" w:space="0" w:color="000000"/>
-                <w:left w:val="none" w:sz="0" w:space="0" w:color="000000"/>
-                <w:right w:val="none" w:sz="0" w:space="0" w:color="000000"/>
-              </w:pBdr>
-              <w:spacing w:after="100" w:before="100" w:line="240"/>
-              <w:ind w:left="100" w:right="100" w:firstLine="0" w:firstLineChars="0"/>
-              <w:rPr>
-                <w:rFonts w:ascii="Helvetica" w:hAnsi="Helvetica" w:eastAsia="Helvetica" w:cs="Helvetica"/>
-                <w:i w:val="false"/>
-                <w:b w:val="false"/>
-                <w:u w:val="none"/>
-                <w:strike w:val="false"/>
-                <w:sz w:val="22"/>
-                <w:szCs w:val="22"/>
-                <w:color w:val="000000"/>
-              </w:rPr>
-            </w:pPr>
-            <w:r>
-              <w:rPr>
-                <w:rFonts w:ascii="Helvetica" w:hAnsi="Helvetica" w:eastAsia="Helvetica" w:cs="Helvetica"/>
-                <w:i w:val="false"/>
-                <w:b w:val="false"/>
-                <w:u w:val="none"/>
-                <w:strike w:val="false"/>
-                <w:sz w:val="22"/>
-                <w:szCs w:val="22"/>
-                <w:color w:val="000000"/>
-              </w:rPr>
-              <w:t xml:space="preserve">13428.4 [-1811.0; 25423.0]</w:t>
+              <w:t xml:space="preserve">4240 [1670 - 9305]</w:t>
+            </w:r>
+          </w:p>
+        </w:tc>
+        <w:tc>
+          <w:tcPr>
+            <w:tcBorders>
+              <w:bottom w:val="none" w:sz="0" w:space="0" w:color="000000"/>
+              <w:top w:val="none" w:sz="0" w:space="0" w:color="000000"/>
+              <w:left w:val="none" w:sz="0" w:space="0" w:color="000000"/>
+              <w:right w:val="none" w:sz="0" w:space="0" w:color="000000"/>
+            </w:tcBorders>
+            <w:shd w:val="clear" w:color="auto" w:fill="FFFFFF"/>
+            <w:tcMar>
+              <w:top w:w="0" w:type="dxa"/>
+              <w:bottom w:w="0" w:type="dxa"/>
+              <w:left w:w="0" w:type="dxa"/>
+              <w:right w:w="0" w:type="dxa"/>
+            </w:tcMar>
+            <w:vAlign w:val="center"/>
+          </w:tcPr>
+          <w:p>
+            <w:pPr>
+              <w:jc w:val="center"/>
+              <w:pBdr>
+                <w:bottom w:val="none" w:sz="0" w:space="0" w:color="000000"/>
+                <w:top w:val="none" w:sz="0" w:space="0" w:color="000000"/>
+                <w:left w:val="none" w:sz="0" w:space="0" w:color="000000"/>
+                <w:right w:val="none" w:sz="0" w:space="0" w:color="000000"/>
+              </w:pBdr>
+              <w:spacing w:after="100" w:before="100" w:line="240"/>
+              <w:ind w:left="100" w:right="100" w:firstLine="0" w:firstLineChars="0"/>
+              <w:rPr>
+                <w:rFonts w:ascii="Helvetica" w:hAnsi="Helvetica" w:eastAsia="Helvetica" w:cs="Helvetica"/>
+                <w:i w:val="false"/>
+                <w:b w:val="false"/>
+                <w:u w:val="none"/>
+                <w:strike w:val="false"/>
+                <w:sz w:val="22"/>
+                <w:szCs w:val="22"/>
+                <w:color w:val="000000"/>
+              </w:rPr>
+            </w:pPr>
+            <w:r>
+              <w:rPr>
+                <w:rFonts w:ascii="Helvetica" w:hAnsi="Helvetica" w:eastAsia="Helvetica" w:cs="Helvetica"/>
+                <w:i w:val="false"/>
+                <w:b w:val="false"/>
+                <w:u w:val="none"/>
+                <w:strike w:val="false"/>
+                <w:sz w:val="22"/>
+                <w:szCs w:val="22"/>
+                <w:color w:val="000000"/>
+              </w:rPr>
+              <w:t xml:space="preserve">18949 [7631 - 28778]</w:t>
+            </w:r>
+          </w:p>
+        </w:tc>
+        <w:tc>
+          <w:tcPr>
+            <w:tcBorders>
+              <w:bottom w:val="none" w:sz="0" w:space="0" w:color="000000"/>
+              <w:top w:val="none" w:sz="0" w:space="0" w:color="000000"/>
+              <w:left w:val="none" w:sz="0" w:space="0" w:color="000000"/>
+              <w:right w:val="none" w:sz="0" w:space="0" w:color="000000"/>
+            </w:tcBorders>
+            <w:shd w:val="clear" w:color="auto" w:fill="FFFFFF"/>
+            <w:tcMar>
+              <w:top w:w="0" w:type="dxa"/>
+              <w:bottom w:w="0" w:type="dxa"/>
+              <w:left w:w="0" w:type="dxa"/>
+              <w:right w:w="0" w:type="dxa"/>
+            </w:tcMar>
+            <w:vAlign w:val="center"/>
+          </w:tcPr>
+          <w:p>
+            <w:pPr>
+              <w:jc w:val="center"/>
+              <w:pBdr>
+                <w:bottom w:val="none" w:sz="0" w:space="0" w:color="000000"/>
+                <w:top w:val="none" w:sz="0" w:space="0" w:color="000000"/>
+                <w:left w:val="none" w:sz="0" w:space="0" w:color="000000"/>
+                <w:right w:val="none" w:sz="0" w:space="0" w:color="000000"/>
+              </w:pBdr>
+              <w:spacing w:after="100" w:before="100" w:line="240"/>
+              <w:ind w:left="100" w:right="100" w:firstLine="0" w:firstLineChars="0"/>
+              <w:rPr>
+                <w:rFonts w:ascii="Helvetica" w:hAnsi="Helvetica" w:eastAsia="Helvetica" w:cs="Helvetica"/>
+                <w:i w:val="false"/>
+                <w:b w:val="false"/>
+                <w:u w:val="none"/>
+                <w:strike w:val="false"/>
+                <w:sz w:val="22"/>
+                <w:szCs w:val="22"/>
+                <w:color w:val="000000"/>
+              </w:rPr>
+            </w:pPr>
+            <w:r>
+              <w:rPr>
+                <w:rFonts w:ascii="Helvetica" w:hAnsi="Helvetica" w:eastAsia="Helvetica" w:cs="Helvetica"/>
+                <w:i w:val="false"/>
+                <w:b w:val="false"/>
+                <w:u w:val="none"/>
+                <w:strike w:val="false"/>
+                <w:sz w:val="22"/>
+                <w:szCs w:val="22"/>
+                <w:color w:val="000000"/>
+              </w:rPr>
+              <w:t xml:space="preserve">13428 [-1811 - 25423]</w:t>
             </w:r>
           </w:p>
         </w:tc>
@@ -11245,115 +11245,115 @@
                 <w:szCs w:val="22"/>
                 <w:color w:val="000000"/>
               </w:rPr>
-              <w:t xml:space="preserve"> 208.5 [149.5, 272.2]</w:t>
-            </w:r>
-          </w:p>
-        </w:tc>
-        <w:tc>
-          <w:tcPr>
-            <w:tcBorders>
-              <w:bottom w:val="none" w:sz="0" w:space="0" w:color="000000"/>
-              <w:top w:val="none" w:sz="0" w:space="0" w:color="000000"/>
-              <w:left w:val="none" w:sz="0" w:space="0" w:color="000000"/>
-              <w:right w:val="none" w:sz="0" w:space="0" w:color="000000"/>
-            </w:tcBorders>
-            <w:shd w:val="clear" w:color="auto" w:fill="FFFFFF"/>
-            <w:tcMar>
-              <w:top w:w="0" w:type="dxa"/>
-              <w:bottom w:w="0" w:type="dxa"/>
-              <w:left w:w="0" w:type="dxa"/>
-              <w:right w:w="0" w:type="dxa"/>
-            </w:tcMar>
-            <w:vAlign w:val="center"/>
-          </w:tcPr>
-          <w:p>
-            <w:pPr>
-              <w:jc w:val="center"/>
-              <w:pBdr>
-                <w:bottom w:val="none" w:sz="0" w:space="0" w:color="000000"/>
-                <w:top w:val="none" w:sz="0" w:space="0" w:color="000000"/>
-                <w:left w:val="none" w:sz="0" w:space="0" w:color="000000"/>
-                <w:right w:val="none" w:sz="0" w:space="0" w:color="000000"/>
-              </w:pBdr>
-              <w:spacing w:after="100" w:before="100" w:line="240"/>
-              <w:ind w:left="100" w:right="100" w:firstLine="0" w:firstLineChars="0"/>
-              <w:rPr>
-                <w:rFonts w:ascii="Helvetica" w:hAnsi="Helvetica" w:eastAsia="Helvetica" w:cs="Helvetica"/>
-                <w:i w:val="false"/>
-                <w:b w:val="false"/>
-                <w:u w:val="none"/>
-                <w:strike w:val="false"/>
-                <w:sz w:val="22"/>
-                <w:szCs w:val="22"/>
-                <w:color w:val="000000"/>
-              </w:rPr>
-            </w:pPr>
-            <w:r>
-              <w:rPr>
-                <w:rFonts w:ascii="Helvetica" w:hAnsi="Helvetica" w:eastAsia="Helvetica" w:cs="Helvetica"/>
-                <w:i w:val="false"/>
-                <w:b w:val="false"/>
-                <w:u w:val="none"/>
-                <w:strike w:val="false"/>
-                <w:sz w:val="22"/>
-                <w:szCs w:val="22"/>
-                <w:color w:val="000000"/>
-              </w:rPr>
-              <w:t xml:space="preserve">  139.0 [98.0, 272.5]</w:t>
-            </w:r>
-          </w:p>
-        </w:tc>
-        <w:tc>
-          <w:tcPr>
-            <w:tcBorders>
-              <w:bottom w:val="none" w:sz="0" w:space="0" w:color="000000"/>
-              <w:top w:val="none" w:sz="0" w:space="0" w:color="000000"/>
-              <w:left w:val="none" w:sz="0" w:space="0" w:color="000000"/>
-              <w:right w:val="none" w:sz="0" w:space="0" w:color="000000"/>
-            </w:tcBorders>
-            <w:shd w:val="clear" w:color="auto" w:fill="FFFFFF"/>
-            <w:tcMar>
-              <w:top w:w="0" w:type="dxa"/>
-              <w:bottom w:w="0" w:type="dxa"/>
-              <w:left w:w="0" w:type="dxa"/>
-              <w:right w:w="0" w:type="dxa"/>
-            </w:tcMar>
-            <w:vAlign w:val="center"/>
-          </w:tcPr>
-          <w:p>
-            <w:pPr>
-              <w:jc w:val="center"/>
-              <w:pBdr>
-                <w:bottom w:val="none" w:sz="0" w:space="0" w:color="000000"/>
-                <w:top w:val="none" w:sz="0" w:space="0" w:color="000000"/>
-                <w:left w:val="none" w:sz="0" w:space="0" w:color="000000"/>
-                <w:right w:val="none" w:sz="0" w:space="0" w:color="000000"/>
-              </w:pBdr>
-              <w:spacing w:after="100" w:before="100" w:line="240"/>
-              <w:ind w:left="100" w:right="100" w:firstLine="0" w:firstLineChars="0"/>
-              <w:rPr>
-                <w:rFonts w:ascii="Helvetica" w:hAnsi="Helvetica" w:eastAsia="Helvetica" w:cs="Helvetica"/>
-                <w:i w:val="false"/>
-                <w:b w:val="false"/>
-                <w:u w:val="none"/>
-                <w:strike w:val="false"/>
-                <w:sz w:val="22"/>
-                <w:szCs w:val="22"/>
-                <w:color w:val="000000"/>
-              </w:rPr>
-            </w:pPr>
-            <w:r>
-              <w:rPr>
-                <w:rFonts w:ascii="Helvetica" w:hAnsi="Helvetica" w:eastAsia="Helvetica" w:cs="Helvetica"/>
-                <w:i w:val="false"/>
-                <w:b w:val="false"/>
-                <w:u w:val="none"/>
-                <w:strike w:val="false"/>
-                <w:sz w:val="22"/>
-                <w:szCs w:val="22"/>
-                <w:color w:val="000000"/>
-              </w:rPr>
-              <w:t xml:space="preserve">-40.0 [-96.0; 26.0]</w:t>
+              <w:t xml:space="preserve"> 208 [150 - 272]</w:t>
+            </w:r>
+          </w:p>
+        </w:tc>
+        <w:tc>
+          <w:tcPr>
+            <w:tcBorders>
+              <w:bottom w:val="none" w:sz="0" w:space="0" w:color="000000"/>
+              <w:top w:val="none" w:sz="0" w:space="0" w:color="000000"/>
+              <w:left w:val="none" w:sz="0" w:space="0" w:color="000000"/>
+              <w:right w:val="none" w:sz="0" w:space="0" w:color="000000"/>
+            </w:tcBorders>
+            <w:shd w:val="clear" w:color="auto" w:fill="FFFFFF"/>
+            <w:tcMar>
+              <w:top w:w="0" w:type="dxa"/>
+              <w:bottom w:w="0" w:type="dxa"/>
+              <w:left w:w="0" w:type="dxa"/>
+              <w:right w:w="0" w:type="dxa"/>
+            </w:tcMar>
+            <w:vAlign w:val="center"/>
+          </w:tcPr>
+          <w:p>
+            <w:pPr>
+              <w:jc w:val="center"/>
+              <w:pBdr>
+                <w:bottom w:val="none" w:sz="0" w:space="0" w:color="000000"/>
+                <w:top w:val="none" w:sz="0" w:space="0" w:color="000000"/>
+                <w:left w:val="none" w:sz="0" w:space="0" w:color="000000"/>
+                <w:right w:val="none" w:sz="0" w:space="0" w:color="000000"/>
+              </w:pBdr>
+              <w:spacing w:after="100" w:before="100" w:line="240"/>
+              <w:ind w:left="100" w:right="100" w:firstLine="0" w:firstLineChars="0"/>
+              <w:rPr>
+                <w:rFonts w:ascii="Helvetica" w:hAnsi="Helvetica" w:eastAsia="Helvetica" w:cs="Helvetica"/>
+                <w:i w:val="false"/>
+                <w:b w:val="false"/>
+                <w:u w:val="none"/>
+                <w:strike w:val="false"/>
+                <w:sz w:val="22"/>
+                <w:szCs w:val="22"/>
+                <w:color w:val="000000"/>
+              </w:rPr>
+            </w:pPr>
+            <w:r>
+              <w:rPr>
+                <w:rFonts w:ascii="Helvetica" w:hAnsi="Helvetica" w:eastAsia="Helvetica" w:cs="Helvetica"/>
+                <w:i w:val="false"/>
+                <w:b w:val="false"/>
+                <w:u w:val="none"/>
+                <w:strike w:val="false"/>
+                <w:sz w:val="22"/>
+                <w:szCs w:val="22"/>
+                <w:color w:val="000000"/>
+              </w:rPr>
+              <w:t xml:space="preserve">  139 [98 - 272]</w:t>
+            </w:r>
+          </w:p>
+        </w:tc>
+        <w:tc>
+          <w:tcPr>
+            <w:tcBorders>
+              <w:bottom w:val="none" w:sz="0" w:space="0" w:color="000000"/>
+              <w:top w:val="none" w:sz="0" w:space="0" w:color="000000"/>
+              <w:left w:val="none" w:sz="0" w:space="0" w:color="000000"/>
+              <w:right w:val="none" w:sz="0" w:space="0" w:color="000000"/>
+            </w:tcBorders>
+            <w:shd w:val="clear" w:color="auto" w:fill="FFFFFF"/>
+            <w:tcMar>
+              <w:top w:w="0" w:type="dxa"/>
+              <w:bottom w:w="0" w:type="dxa"/>
+              <w:left w:w="0" w:type="dxa"/>
+              <w:right w:w="0" w:type="dxa"/>
+            </w:tcMar>
+            <w:vAlign w:val="center"/>
+          </w:tcPr>
+          <w:p>
+            <w:pPr>
+              <w:jc w:val="center"/>
+              <w:pBdr>
+                <w:bottom w:val="none" w:sz="0" w:space="0" w:color="000000"/>
+                <w:top w:val="none" w:sz="0" w:space="0" w:color="000000"/>
+                <w:left w:val="none" w:sz="0" w:space="0" w:color="000000"/>
+                <w:right w:val="none" w:sz="0" w:space="0" w:color="000000"/>
+              </w:pBdr>
+              <w:spacing w:after="100" w:before="100" w:line="240"/>
+              <w:ind w:left="100" w:right="100" w:firstLine="0" w:firstLineChars="0"/>
+              <w:rPr>
+                <w:rFonts w:ascii="Helvetica" w:hAnsi="Helvetica" w:eastAsia="Helvetica" w:cs="Helvetica"/>
+                <w:i w:val="false"/>
+                <w:b w:val="false"/>
+                <w:u w:val="none"/>
+                <w:strike w:val="false"/>
+                <w:sz w:val="22"/>
+                <w:szCs w:val="22"/>
+                <w:color w:val="000000"/>
+              </w:rPr>
+            </w:pPr>
+            <w:r>
+              <w:rPr>
+                <w:rFonts w:ascii="Helvetica" w:hAnsi="Helvetica" w:eastAsia="Helvetica" w:cs="Helvetica"/>
+                <w:i w:val="false"/>
+                <w:b w:val="false"/>
+                <w:u w:val="none"/>
+                <w:strike w:val="false"/>
+                <w:sz w:val="22"/>
+                <w:szCs w:val="22"/>
+                <w:color w:val="000000"/>
+              </w:rPr>
+              <w:t xml:space="preserve">-40 [-96 - 26]</w:t>
             </w:r>
           </w:p>
         </w:tc>
@@ -11521,7 +11521,7 @@
                 <w:szCs w:val="22"/>
                 <w:color w:val="000000"/>
               </w:rPr>
-              <w:t xml:space="preserve">   8.0 [6.0, 9.0]</w:t>
+              <w:t xml:space="preserve">   8 [6 - 9]</w:t>
             </w:r>
           </w:p>
         </w:tc>
@@ -11575,7 +11575,7 @@
                 <w:szCs w:val="22"/>
                 <w:color w:val="000000"/>
               </w:rPr>
-              <w:t xml:space="preserve">   12.0 [9.0, 14.0]</w:t>
+              <w:t xml:space="preserve">   12 [9 - 14]</w:t>
             </w:r>
           </w:p>
         </w:tc>
@@ -11629,7 +11629,7 @@
                 <w:szCs w:val="22"/>
                 <w:color w:val="000000"/>
               </w:rPr>
-              <w:t xml:space="preserve">4.0 [2.0; 6.0]</w:t>
+              <w:t xml:space="preserve">4 [2 - 6]</w:t>
             </w:r>
           </w:p>
         </w:tc>
